--- a/Learn English website/Content.docx
+++ b/Learn English website/Content.docx
@@ -4988,27 +4988,7 @@
           <w:szCs w:val="26"/>
           <w:lang w:val="hu-HU"/>
         </w:rPr>
-        <w:t xml:space="preserve"> </w:t>
-      </w:r>
-      <w:proofErr w:type="spellStart"/>
-      <w:r>
-        <w:rPr>
-          <w:rFonts w:ascii="AppleSystemUIFont" w:hAnsi="AppleSystemUIFont" w:cs="AppleSystemUIFont"/>
-          <w:sz w:val="26"/>
-          <w:szCs w:val="26"/>
-          <w:lang w:val="hu-HU"/>
-        </w:rPr>
-        <w:t>games</w:t>
-      </w:r>
-      <w:proofErr w:type="spellEnd"/>
-      <w:r>
-        <w:rPr>
-          <w:rFonts w:ascii="AppleSystemUIFont" w:hAnsi="AppleSystemUIFont" w:cs="AppleSystemUIFont"/>
-          <w:sz w:val="26"/>
-          <w:szCs w:val="26"/>
-          <w:lang w:val="hu-HU"/>
-        </w:rPr>
-        <w:t xml:space="preserve"> and </w:t>
+        <w:t xml:space="preserve"> games and </w:t>
       </w:r>
       <w:proofErr w:type="spellStart"/>
       <w:r>
@@ -5881,49 +5861,11 @@
         </w:rPr>
         <w:t xml:space="preserve"> (Én vagyok) </w:t>
       </w:r>
-      <w:bdo w:val="ltr"/>
-    </w:p>
-    <w:p>
-      <w:pPr>
-        <w:rPr>
-          <w:rFonts w:ascii="Arial" w:hAnsi="Arial" w:cs="Arial"/>
-          <w:sz w:val="21"/>
-          <w:szCs w:val="21"/>
-          <w:lang w:val="hu-HU"/>
-        </w:rPr>
-      </w:pPr>
-      <w:r>
-        <w:rPr>
-          <w:rStyle w:val="math-tex"/>
-          <w:rFonts w:ascii="Arial" w:hAnsi="Arial" w:cs="Arial"/>
-          <w:sz w:val="21"/>
-          <w:szCs w:val="21"/>
-          <w:lang w:val="hu-HU"/>
-        </w:rPr>
-        <w:t>$\</w:t>
-      </w:r>
-      <w:proofErr w:type="spellStart"/>
-      <w:r>
-        <w:rPr>
-          <w:rStyle w:val="math-tex"/>
-          <w:rFonts w:ascii="Arial" w:hAnsi="Arial" w:cs="Arial"/>
-          <w:sz w:val="21"/>
-          <w:szCs w:val="21"/>
-          <w:lang w:val="hu-HU"/>
-        </w:rPr>
-        <w:t>rightarrow</w:t>
-      </w:r>
-      <w:proofErr w:type="spellEnd"/>
-      <w:r>
-        <w:rPr>
-          <w:rStyle w:val="math-tex"/>
-          <w:rFonts w:ascii="Arial" w:hAnsi="Arial" w:cs="Arial"/>
-          <w:sz w:val="21"/>
-          <w:szCs w:val="21"/>
-          <w:lang w:val="hu-HU"/>
-        </w:rPr>
-        <w:t>$</w:t>
-      </w:r>
+      <w:bdo w:val="ltr">
+        <w:r>
+          <w:t>‬</w:t>
+        </w:r>
+      </w:bdo>
     </w:p>
     <w:p>
       <w:pPr>
@@ -6034,49 +5976,11 @@
         </w:rPr>
         <w:t xml:space="preserve"> (Te vagy) </w:t>
       </w:r>
-      <w:bdo w:val="ltr"/>
-    </w:p>
-    <w:p>
-      <w:pPr>
-        <w:rPr>
-          <w:rFonts w:ascii="Arial" w:hAnsi="Arial" w:cs="Arial"/>
-          <w:sz w:val="21"/>
-          <w:szCs w:val="21"/>
-          <w:lang w:val="hu-HU"/>
-        </w:rPr>
-      </w:pPr>
-      <w:r>
-        <w:rPr>
-          <w:rStyle w:val="math-tex"/>
-          <w:rFonts w:ascii="Arial" w:hAnsi="Arial" w:cs="Arial"/>
-          <w:sz w:val="21"/>
-          <w:szCs w:val="21"/>
-          <w:lang w:val="hu-HU"/>
-        </w:rPr>
-        <w:t>$\</w:t>
-      </w:r>
-      <w:proofErr w:type="spellStart"/>
-      <w:r>
-        <w:rPr>
-          <w:rStyle w:val="math-tex"/>
-          <w:rFonts w:ascii="Arial" w:hAnsi="Arial" w:cs="Arial"/>
-          <w:sz w:val="21"/>
-          <w:szCs w:val="21"/>
-          <w:lang w:val="hu-HU"/>
-        </w:rPr>
-        <w:t>rightarrow</w:t>
-      </w:r>
-      <w:proofErr w:type="spellEnd"/>
-      <w:r>
-        <w:rPr>
-          <w:rStyle w:val="math-tex"/>
-          <w:rFonts w:ascii="Arial" w:hAnsi="Arial" w:cs="Arial"/>
-          <w:sz w:val="21"/>
-          <w:szCs w:val="21"/>
-          <w:lang w:val="hu-HU"/>
-        </w:rPr>
-        <w:t>$</w:t>
-      </w:r>
+      <w:bdo w:val="ltr">
+        <w:r>
+          <w:t>‬</w:t>
+        </w:r>
+      </w:bdo>
     </w:p>
     <w:p>
       <w:pPr>
@@ -6175,68 +6079,30 @@
         </w:rPr>
         <w:t xml:space="preserve"> (Ő van - fiú) </w:t>
       </w:r>
-      <w:bdo w:val="ltr"/>
-    </w:p>
-    <w:p>
-      <w:pPr>
-        <w:rPr>
-          <w:rFonts w:ascii="Arial" w:hAnsi="Arial" w:cs="Arial"/>
-          <w:sz w:val="21"/>
-          <w:szCs w:val="21"/>
-          <w:lang w:val="hu-HU"/>
-        </w:rPr>
-      </w:pPr>
-      <w:r>
-        <w:rPr>
-          <w:rStyle w:val="math-tex"/>
+      <w:bdo w:val="ltr">
+        <w:r>
+          <w:t>‬</w:t>
+        </w:r>
+      </w:bdo>
+    </w:p>
+    <w:p>
+      <w:pPr>
+        <w:ind w:left="720"/>
+        <w:rPr>
+          <w:rFonts w:ascii="Arial" w:hAnsi="Arial" w:cs="Arial"/>
+          <w:sz w:val="21"/>
+          <w:szCs w:val="21"/>
+          <w:lang w:val="hu-HU"/>
+        </w:rPr>
+      </w:pPr>
+      <w:r>
+        <w:rPr>
           <w:rFonts w:ascii="Arial" w:hAnsi="Arial" w:cs="Arial"/>
           <w:sz w:val="21"/>
           <w:szCs w:val="21"/>
           <w:lang w:val="hu-HU"/>
         </w:rPr>
         <w:lastRenderedPageBreak/>
-        <w:t>$\</w:t>
-      </w:r>
-      <w:proofErr w:type="spellStart"/>
-      <w:r>
-        <w:rPr>
-          <w:rStyle w:val="math-tex"/>
-          <w:rFonts w:ascii="Arial" w:hAnsi="Arial" w:cs="Arial"/>
-          <w:sz w:val="21"/>
-          <w:szCs w:val="21"/>
-          <w:lang w:val="hu-HU"/>
-        </w:rPr>
-        <w:t>rightarrow</w:t>
-      </w:r>
-      <w:proofErr w:type="spellEnd"/>
-      <w:r>
-        <w:rPr>
-          <w:rStyle w:val="math-tex"/>
-          <w:rFonts w:ascii="Arial" w:hAnsi="Arial" w:cs="Arial"/>
-          <w:sz w:val="21"/>
-          <w:szCs w:val="21"/>
-          <w:lang w:val="hu-HU"/>
-        </w:rPr>
-        <w:t>$</w:t>
-      </w:r>
-    </w:p>
-    <w:p>
-      <w:pPr>
-        <w:ind w:left="720"/>
-        <w:rPr>
-          <w:rFonts w:ascii="Arial" w:hAnsi="Arial" w:cs="Arial"/>
-          <w:sz w:val="21"/>
-          <w:szCs w:val="21"/>
-          <w:lang w:val="hu-HU"/>
-        </w:rPr>
-      </w:pPr>
-      <w:r>
-        <w:rPr>
-          <w:rFonts w:ascii="Arial" w:hAnsi="Arial" w:cs="Arial"/>
-          <w:sz w:val="21"/>
-          <w:szCs w:val="21"/>
-          <w:lang w:val="hu-HU"/>
-        </w:rPr>
         <w:t xml:space="preserve">‬ </w:t>
       </w:r>
       <w:r>
@@ -6317,49 +6183,11 @@
         </w:rPr>
         <w:t xml:space="preserve"> (Ő van - lány) </w:t>
       </w:r>
-      <w:bdo w:val="ltr"/>
-    </w:p>
-    <w:p>
-      <w:pPr>
-        <w:rPr>
-          <w:rFonts w:ascii="Arial" w:hAnsi="Arial" w:cs="Arial"/>
-          <w:sz w:val="21"/>
-          <w:szCs w:val="21"/>
-          <w:lang w:val="hu-HU"/>
-        </w:rPr>
-      </w:pPr>
-      <w:r>
-        <w:rPr>
-          <w:rStyle w:val="math-tex"/>
-          <w:rFonts w:ascii="Arial" w:hAnsi="Arial" w:cs="Arial"/>
-          <w:sz w:val="21"/>
-          <w:szCs w:val="21"/>
-          <w:lang w:val="hu-HU"/>
-        </w:rPr>
-        <w:t>$\</w:t>
-      </w:r>
-      <w:proofErr w:type="spellStart"/>
-      <w:r>
-        <w:rPr>
-          <w:rStyle w:val="math-tex"/>
-          <w:rFonts w:ascii="Arial" w:hAnsi="Arial" w:cs="Arial"/>
-          <w:sz w:val="21"/>
-          <w:szCs w:val="21"/>
-          <w:lang w:val="hu-HU"/>
-        </w:rPr>
-        <w:t>rightarrow</w:t>
-      </w:r>
-      <w:proofErr w:type="spellEnd"/>
-      <w:r>
-        <w:rPr>
-          <w:rStyle w:val="math-tex"/>
-          <w:rFonts w:ascii="Arial" w:hAnsi="Arial" w:cs="Arial"/>
-          <w:sz w:val="21"/>
-          <w:szCs w:val="21"/>
-          <w:lang w:val="hu-HU"/>
-        </w:rPr>
-        <w:t>$</w:t>
-      </w:r>
+      <w:bdo w:val="ltr">
+        <w:r>
+          <w:t>‬</w:t>
+        </w:r>
+      </w:bdo>
     </w:p>
     <w:p>
       <w:pPr>
@@ -6470,49 +6298,11 @@
         </w:rPr>
         <w:t xml:space="preserve"> (Ez/Az van - tárgy, állat) </w:t>
       </w:r>
-      <w:bdo w:val="ltr"/>
-    </w:p>
-    <w:p>
-      <w:pPr>
-        <w:rPr>
-          <w:rFonts w:ascii="Arial" w:hAnsi="Arial" w:cs="Arial"/>
-          <w:sz w:val="21"/>
-          <w:szCs w:val="21"/>
-          <w:lang w:val="hu-HU"/>
-        </w:rPr>
-      </w:pPr>
-      <w:r>
-        <w:rPr>
-          <w:rStyle w:val="math-tex"/>
-          <w:rFonts w:ascii="Arial" w:hAnsi="Arial" w:cs="Arial"/>
-          <w:sz w:val="21"/>
-          <w:szCs w:val="21"/>
-          <w:lang w:val="hu-HU"/>
-        </w:rPr>
-        <w:t>$\</w:t>
-      </w:r>
-      <w:proofErr w:type="spellStart"/>
-      <w:r>
-        <w:rPr>
-          <w:rStyle w:val="math-tex"/>
-          <w:rFonts w:ascii="Arial" w:hAnsi="Arial" w:cs="Arial"/>
-          <w:sz w:val="21"/>
-          <w:szCs w:val="21"/>
-          <w:lang w:val="hu-HU"/>
-        </w:rPr>
-        <w:t>rightarrow</w:t>
-      </w:r>
-      <w:proofErr w:type="spellEnd"/>
-      <w:r>
-        <w:rPr>
-          <w:rStyle w:val="math-tex"/>
-          <w:rFonts w:ascii="Arial" w:hAnsi="Arial" w:cs="Arial"/>
-          <w:sz w:val="21"/>
-          <w:szCs w:val="21"/>
-          <w:lang w:val="hu-HU"/>
-        </w:rPr>
-        <w:t>$</w:t>
-      </w:r>
+      <w:bdo w:val="ltr">
+        <w:r>
+          <w:t>‬</w:t>
+        </w:r>
+      </w:bdo>
     </w:p>
     <w:p>
       <w:pPr>
@@ -6635,49 +6425,11 @@
         </w:rPr>
         <w:t xml:space="preserve"> (Mi vagyunk) </w:t>
       </w:r>
-      <w:bdo w:val="ltr"/>
-    </w:p>
-    <w:p>
-      <w:pPr>
-        <w:rPr>
-          <w:rFonts w:ascii="Arial" w:hAnsi="Arial" w:cs="Arial"/>
-          <w:sz w:val="21"/>
-          <w:szCs w:val="21"/>
-          <w:lang w:val="hu-HU"/>
-        </w:rPr>
-      </w:pPr>
-      <w:r>
-        <w:rPr>
-          <w:rStyle w:val="math-tex"/>
-          <w:rFonts w:ascii="Arial" w:hAnsi="Arial" w:cs="Arial"/>
-          <w:sz w:val="21"/>
-          <w:szCs w:val="21"/>
-          <w:lang w:val="hu-HU"/>
-        </w:rPr>
-        <w:t>$\</w:t>
-      </w:r>
-      <w:proofErr w:type="spellStart"/>
-      <w:r>
-        <w:rPr>
-          <w:rStyle w:val="math-tex"/>
-          <w:rFonts w:ascii="Arial" w:hAnsi="Arial" w:cs="Arial"/>
-          <w:sz w:val="21"/>
-          <w:szCs w:val="21"/>
-          <w:lang w:val="hu-HU"/>
-        </w:rPr>
-        <w:t>rightarrow</w:t>
-      </w:r>
-      <w:proofErr w:type="spellEnd"/>
-      <w:r>
-        <w:rPr>
-          <w:rStyle w:val="math-tex"/>
-          <w:rFonts w:ascii="Arial" w:hAnsi="Arial" w:cs="Arial"/>
-          <w:sz w:val="21"/>
-          <w:szCs w:val="21"/>
-          <w:lang w:val="hu-HU"/>
-        </w:rPr>
-        <w:t>$</w:t>
-      </w:r>
+      <w:bdo w:val="ltr">
+        <w:r>
+          <w:t>‬</w:t>
+        </w:r>
+      </w:bdo>
     </w:p>
     <w:p>
       <w:pPr>
@@ -6800,49 +6552,11 @@
         </w:rPr>
         <w:t xml:space="preserve"> (Ők vannak) </w:t>
       </w:r>
-      <w:bdo w:val="ltr"/>
-    </w:p>
-    <w:p>
-      <w:pPr>
-        <w:rPr>
-          <w:rFonts w:ascii="Arial" w:hAnsi="Arial" w:cs="Arial"/>
-          <w:sz w:val="21"/>
-          <w:szCs w:val="21"/>
-          <w:lang w:val="hu-HU"/>
-        </w:rPr>
-      </w:pPr>
-      <w:r>
-        <w:rPr>
-          <w:rStyle w:val="math-tex"/>
-          <w:rFonts w:ascii="Arial" w:hAnsi="Arial" w:cs="Arial"/>
-          <w:sz w:val="21"/>
-          <w:szCs w:val="21"/>
-          <w:lang w:val="hu-HU"/>
-        </w:rPr>
-        <w:t>$\</w:t>
-      </w:r>
-      <w:proofErr w:type="spellStart"/>
-      <w:r>
-        <w:rPr>
-          <w:rStyle w:val="math-tex"/>
-          <w:rFonts w:ascii="Arial" w:hAnsi="Arial" w:cs="Arial"/>
-          <w:sz w:val="21"/>
-          <w:szCs w:val="21"/>
-          <w:lang w:val="hu-HU"/>
-        </w:rPr>
-        <w:t>rightarrow</w:t>
-      </w:r>
-      <w:proofErr w:type="spellEnd"/>
-      <w:r>
-        <w:rPr>
-          <w:rStyle w:val="math-tex"/>
-          <w:rFonts w:ascii="Arial" w:hAnsi="Arial" w:cs="Arial"/>
-          <w:sz w:val="21"/>
-          <w:szCs w:val="21"/>
-          <w:lang w:val="hu-HU"/>
-        </w:rPr>
-        <w:t>$</w:t>
-      </w:r>
+      <w:bdo w:val="ltr">
+        <w:r>
+          <w:t>‬</w:t>
+        </w:r>
+      </w:bdo>
     </w:p>
     <w:p>
       <w:pPr>
@@ -7145,49 +6859,11 @@
         </w:rPr>
         <w:t xml:space="preserve"> </w:t>
       </w:r>
-      <w:bdo w:val="ltr"/>
-    </w:p>
-    <w:p>
-      <w:pPr>
-        <w:rPr>
-          <w:rFonts w:ascii="Arial" w:hAnsi="Arial" w:cs="Arial"/>
-          <w:sz w:val="21"/>
-          <w:szCs w:val="21"/>
-          <w:lang w:val="hu-HU"/>
-        </w:rPr>
-      </w:pPr>
-      <w:r>
-        <w:rPr>
-          <w:rStyle w:val="math-tex"/>
-          <w:rFonts w:ascii="Arial" w:hAnsi="Arial" w:cs="Arial"/>
-          <w:sz w:val="21"/>
-          <w:szCs w:val="21"/>
-          <w:lang w:val="hu-HU"/>
-        </w:rPr>
-        <w:t>$\</w:t>
-      </w:r>
-      <w:proofErr w:type="spellStart"/>
-      <w:r>
-        <w:rPr>
-          <w:rStyle w:val="math-tex"/>
-          <w:rFonts w:ascii="Arial" w:hAnsi="Arial" w:cs="Arial"/>
-          <w:sz w:val="21"/>
-          <w:szCs w:val="21"/>
-          <w:lang w:val="hu-HU"/>
-        </w:rPr>
-        <w:t>rightarrow</w:t>
-      </w:r>
-      <w:proofErr w:type="spellEnd"/>
-      <w:r>
-        <w:rPr>
-          <w:rStyle w:val="math-tex"/>
-          <w:rFonts w:ascii="Arial" w:hAnsi="Arial" w:cs="Arial"/>
-          <w:sz w:val="21"/>
-          <w:szCs w:val="21"/>
-          <w:lang w:val="hu-HU"/>
-        </w:rPr>
-        <w:t>$</w:t>
-      </w:r>
+      <w:bdo w:val="ltr">
+        <w:r>
+          <w:t>‬</w:t>
+        </w:r>
+      </w:bdo>
     </w:p>
     <w:p>
       <w:pPr>
@@ -7378,49 +7054,11 @@
         </w:rPr>
         <w:t xml:space="preserve">) </w:t>
       </w:r>
-      <w:bdo w:val="ltr"/>
-    </w:p>
-    <w:p>
-      <w:pPr>
-        <w:rPr>
-          <w:rFonts w:ascii="Arial" w:hAnsi="Arial" w:cs="Arial"/>
-          <w:sz w:val="21"/>
-          <w:szCs w:val="21"/>
-          <w:lang w:val="hu-HU"/>
-        </w:rPr>
-      </w:pPr>
-      <w:r>
-        <w:rPr>
-          <w:rStyle w:val="math-tex"/>
-          <w:rFonts w:ascii="Arial" w:hAnsi="Arial" w:cs="Arial"/>
-          <w:sz w:val="21"/>
-          <w:szCs w:val="21"/>
-          <w:lang w:val="hu-HU"/>
-        </w:rPr>
-        <w:t>$\</w:t>
-      </w:r>
-      <w:proofErr w:type="spellStart"/>
-      <w:r>
-        <w:rPr>
-          <w:rStyle w:val="math-tex"/>
-          <w:rFonts w:ascii="Arial" w:hAnsi="Arial" w:cs="Arial"/>
-          <w:sz w:val="21"/>
-          <w:szCs w:val="21"/>
-          <w:lang w:val="hu-HU"/>
-        </w:rPr>
-        <w:t>rightarrow</w:t>
-      </w:r>
-      <w:proofErr w:type="spellEnd"/>
-      <w:r>
-        <w:rPr>
-          <w:rStyle w:val="math-tex"/>
-          <w:rFonts w:ascii="Arial" w:hAnsi="Arial" w:cs="Arial"/>
-          <w:sz w:val="21"/>
-          <w:szCs w:val="21"/>
-          <w:lang w:val="hu-HU"/>
-        </w:rPr>
-        <w:t>$</w:t>
-      </w:r>
+      <w:bdo w:val="ltr">
+        <w:r>
+          <w:t>‬</w:t>
+        </w:r>
+      </w:bdo>
     </w:p>
     <w:p>
       <w:pPr>
@@ -7572,49 +7210,11 @@
         </w:rPr>
         <w:t xml:space="preserve">) </w:t>
       </w:r>
-      <w:bdo w:val="ltr"/>
-    </w:p>
-    <w:p>
-      <w:pPr>
-        <w:rPr>
-          <w:rFonts w:ascii="Arial" w:hAnsi="Arial" w:cs="Arial"/>
-          <w:sz w:val="21"/>
-          <w:szCs w:val="21"/>
-          <w:lang w:val="hu-HU"/>
-        </w:rPr>
-      </w:pPr>
-      <w:r>
-        <w:rPr>
-          <w:rStyle w:val="math-tex"/>
-          <w:rFonts w:ascii="Arial" w:hAnsi="Arial" w:cs="Arial"/>
-          <w:sz w:val="21"/>
-          <w:szCs w:val="21"/>
-          <w:lang w:val="hu-HU"/>
-        </w:rPr>
-        <w:t>$\</w:t>
-      </w:r>
-      <w:proofErr w:type="spellStart"/>
-      <w:r>
-        <w:rPr>
-          <w:rStyle w:val="math-tex"/>
-          <w:rFonts w:ascii="Arial" w:hAnsi="Arial" w:cs="Arial"/>
-          <w:sz w:val="21"/>
-          <w:szCs w:val="21"/>
-          <w:lang w:val="hu-HU"/>
-        </w:rPr>
-        <w:t>rightarrow</w:t>
-      </w:r>
-      <w:proofErr w:type="spellEnd"/>
-      <w:r>
-        <w:rPr>
-          <w:rStyle w:val="math-tex"/>
-          <w:rFonts w:ascii="Arial" w:hAnsi="Arial" w:cs="Arial"/>
-          <w:sz w:val="21"/>
-          <w:szCs w:val="21"/>
-          <w:lang w:val="hu-HU"/>
-        </w:rPr>
-        <w:t>$</w:t>
-      </w:r>
+      <w:bdo w:val="ltr">
+        <w:r>
+          <w:t>‬</w:t>
+        </w:r>
+      </w:bdo>
     </w:p>
     <w:p>
       <w:pPr>
@@ -7785,49 +7385,11 @@
         </w:rPr>
         <w:t xml:space="preserve">) </w:t>
       </w:r>
-      <w:bdo w:val="ltr"/>
-    </w:p>
-    <w:p>
-      <w:pPr>
-        <w:rPr>
-          <w:rFonts w:ascii="Arial" w:hAnsi="Arial" w:cs="Arial"/>
-          <w:sz w:val="21"/>
-          <w:szCs w:val="21"/>
-          <w:lang w:val="hu-HU"/>
-        </w:rPr>
-      </w:pPr>
-      <w:r>
-        <w:rPr>
-          <w:rStyle w:val="math-tex"/>
-          <w:rFonts w:ascii="Arial" w:hAnsi="Arial" w:cs="Arial"/>
-          <w:sz w:val="21"/>
-          <w:szCs w:val="21"/>
-          <w:lang w:val="hu-HU"/>
-        </w:rPr>
-        <w:t>$\</w:t>
-      </w:r>
-      <w:proofErr w:type="spellStart"/>
-      <w:r>
-        <w:rPr>
-          <w:rStyle w:val="math-tex"/>
-          <w:rFonts w:ascii="Arial" w:hAnsi="Arial" w:cs="Arial"/>
-          <w:sz w:val="21"/>
-          <w:szCs w:val="21"/>
-          <w:lang w:val="hu-HU"/>
-        </w:rPr>
-        <w:t>rightarrow</w:t>
-      </w:r>
-      <w:proofErr w:type="spellEnd"/>
-      <w:r>
-        <w:rPr>
-          <w:rStyle w:val="math-tex"/>
-          <w:rFonts w:ascii="Arial" w:hAnsi="Arial" w:cs="Arial"/>
-          <w:sz w:val="21"/>
-          <w:szCs w:val="21"/>
-          <w:lang w:val="hu-HU"/>
-        </w:rPr>
-        <w:t>$</w:t>
-      </w:r>
+      <w:bdo w:val="ltr">
+        <w:r>
+          <w:t>‬</w:t>
+        </w:r>
+      </w:bdo>
     </w:p>
     <w:p>
       <w:pPr>
@@ -8010,50 +7572,11 @@
         </w:rPr>
         <w:t xml:space="preserve">) </w:t>
       </w:r>
-      <w:bdo w:val="ltr"/>
-    </w:p>
-    <w:p>
-      <w:pPr>
-        <w:rPr>
-          <w:rFonts w:ascii="Arial" w:hAnsi="Arial" w:cs="Arial"/>
-          <w:sz w:val="21"/>
-          <w:szCs w:val="21"/>
-          <w:lang w:val="hu-HU"/>
-        </w:rPr>
-      </w:pPr>
-      <w:r>
-        <w:rPr>
-          <w:rStyle w:val="math-tex"/>
-          <w:rFonts w:ascii="Arial" w:hAnsi="Arial" w:cs="Arial"/>
-          <w:sz w:val="21"/>
-          <w:szCs w:val="21"/>
-          <w:lang w:val="hu-HU"/>
-        </w:rPr>
-        <w:lastRenderedPageBreak/>
-        <w:t>$\</w:t>
-      </w:r>
-      <w:proofErr w:type="spellStart"/>
-      <w:r>
-        <w:rPr>
-          <w:rStyle w:val="math-tex"/>
-          <w:rFonts w:ascii="Arial" w:hAnsi="Arial" w:cs="Arial"/>
-          <w:sz w:val="21"/>
-          <w:szCs w:val="21"/>
-          <w:lang w:val="hu-HU"/>
-        </w:rPr>
-        <w:t>rightarrow</w:t>
-      </w:r>
-      <w:proofErr w:type="spellEnd"/>
-      <w:r>
-        <w:rPr>
-          <w:rStyle w:val="math-tex"/>
-          <w:rFonts w:ascii="Arial" w:hAnsi="Arial" w:cs="Arial"/>
-          <w:sz w:val="21"/>
-          <w:szCs w:val="21"/>
-          <w:lang w:val="hu-HU"/>
-        </w:rPr>
-        <w:t>$</w:t>
-      </w:r>
+      <w:bdo w:val="ltr">
+        <w:r>
+          <w:t>‬</w:t>
+        </w:r>
+      </w:bdo>
     </w:p>
     <w:p>
       <w:pPr>
@@ -8256,49 +7779,11 @@
         </w:rPr>
         <w:t xml:space="preserve">) </w:t>
       </w:r>
-      <w:bdo w:val="ltr"/>
-    </w:p>
-    <w:p>
-      <w:pPr>
-        <w:rPr>
-          <w:rFonts w:ascii="Arial" w:hAnsi="Arial" w:cs="Arial"/>
-          <w:sz w:val="21"/>
-          <w:szCs w:val="21"/>
-          <w:lang w:val="hu-HU"/>
-        </w:rPr>
-      </w:pPr>
-      <w:r>
-        <w:rPr>
-          <w:rStyle w:val="math-tex"/>
-          <w:rFonts w:ascii="Arial" w:hAnsi="Arial" w:cs="Arial"/>
-          <w:sz w:val="21"/>
-          <w:szCs w:val="21"/>
-          <w:lang w:val="hu-HU"/>
-        </w:rPr>
-        <w:t>$\</w:t>
-      </w:r>
-      <w:proofErr w:type="spellStart"/>
-      <w:r>
-        <w:rPr>
-          <w:rStyle w:val="math-tex"/>
-          <w:rFonts w:ascii="Arial" w:hAnsi="Arial" w:cs="Arial"/>
-          <w:sz w:val="21"/>
-          <w:szCs w:val="21"/>
-          <w:lang w:val="hu-HU"/>
-        </w:rPr>
-        <w:t>rightarrow</w:t>
-      </w:r>
-      <w:proofErr w:type="spellEnd"/>
-      <w:r>
-        <w:rPr>
-          <w:rStyle w:val="math-tex"/>
-          <w:rFonts w:ascii="Arial" w:hAnsi="Arial" w:cs="Arial"/>
-          <w:sz w:val="21"/>
-          <w:szCs w:val="21"/>
-          <w:lang w:val="hu-HU"/>
-        </w:rPr>
-        <w:t>$</w:t>
-      </w:r>
+      <w:bdo w:val="ltr">
+        <w:r>
+          <w:t>‬</w:t>
+        </w:r>
+      </w:bdo>
     </w:p>
     <w:p>
       <w:pPr>
@@ -8501,49 +7986,11 @@
         </w:rPr>
         <w:t xml:space="preserve">) </w:t>
       </w:r>
-      <w:bdo w:val="ltr"/>
-    </w:p>
-    <w:p>
-      <w:pPr>
-        <w:rPr>
-          <w:rFonts w:ascii="Arial" w:hAnsi="Arial" w:cs="Arial"/>
-          <w:sz w:val="21"/>
-          <w:szCs w:val="21"/>
-          <w:lang w:val="hu-HU"/>
-        </w:rPr>
-      </w:pPr>
-      <w:r>
-        <w:rPr>
-          <w:rStyle w:val="math-tex"/>
-          <w:rFonts w:ascii="Arial" w:hAnsi="Arial" w:cs="Arial"/>
-          <w:sz w:val="21"/>
-          <w:szCs w:val="21"/>
-          <w:lang w:val="hu-HU"/>
-        </w:rPr>
-        <w:t>$\</w:t>
-      </w:r>
-      <w:proofErr w:type="spellStart"/>
-      <w:r>
-        <w:rPr>
-          <w:rStyle w:val="math-tex"/>
-          <w:rFonts w:ascii="Arial" w:hAnsi="Arial" w:cs="Arial"/>
-          <w:sz w:val="21"/>
-          <w:szCs w:val="21"/>
-          <w:lang w:val="hu-HU"/>
-        </w:rPr>
-        <w:t>rightarrow</w:t>
-      </w:r>
-      <w:proofErr w:type="spellEnd"/>
-      <w:r>
-        <w:rPr>
-          <w:rStyle w:val="math-tex"/>
-          <w:rFonts w:ascii="Arial" w:hAnsi="Arial" w:cs="Arial"/>
-          <w:sz w:val="21"/>
-          <w:szCs w:val="21"/>
-          <w:lang w:val="hu-HU"/>
-        </w:rPr>
-        <w:t>$</w:t>
-      </w:r>
+      <w:bdo w:val="ltr">
+        <w:r>
+          <w:t>‬</w:t>
+        </w:r>
+      </w:bdo>
     </w:p>
     <w:p>
       <w:pPr>
@@ -8563,6 +8010,7 @@
           <w:szCs w:val="21"/>
           <w:lang w:val="hu-HU"/>
         </w:rPr>
+        <w:lastRenderedPageBreak/>
         <w:t xml:space="preserve">‬ </w:t>
       </w:r>
       <w:proofErr w:type="spellStart"/>
@@ -9466,6 +8914,12 @@
             </w:rPr>
             <w:t>‬ Kérdés) reflexből megy egy-egy egyszerű mondattal, az A1-es diákod sikeresen vette az első és legfontosabb akadályt.</w:t>
           </w:r>
+          <w:r>
+            <w:t>‬</w:t>
+          </w:r>
+          <w:r>
+            <w:t>‬</w:t>
+          </w:r>
         </w:bdo>
       </w:bdo>
     </w:p>
@@ -11825,7 +11279,6 @@
           <w:szCs w:val="21"/>
           <w:lang w:val="hu-HU"/>
         </w:rPr>
-        <w:lastRenderedPageBreak/>
         <w:t>am</w:t>
       </w:r>
       <w:r>
@@ -12363,6 +11816,7 @@
           <w:szCs w:val="21"/>
           <w:lang w:val="hu-HU"/>
         </w:rPr>
+        <w:lastRenderedPageBreak/>
         <w:t>at</w:t>
       </w:r>
       <w:proofErr w:type="spellEnd"/>
@@ -15496,7 +14950,6 @@
           <w:szCs w:val="21"/>
           <w:lang w:val="hu-HU"/>
         </w:rPr>
-        <w:lastRenderedPageBreak/>
         <w:t xml:space="preserve">Is </w:t>
       </w:r>
       <w:proofErr w:type="spellStart"/>
@@ -15646,29 +15099,7 @@
           <w:szCs w:val="21"/>
           <w:lang w:val="hu-HU"/>
         </w:rPr>
-        <w:t xml:space="preserve"> </w:t>
-      </w:r>
-      <w:proofErr w:type="spellStart"/>
-      <w:r>
-        <w:rPr>
-          <w:rStyle w:val="Strong"/>
-          <w:rFonts w:ascii="Arial" w:hAnsi="Arial" w:cs="Arial"/>
-          <w:sz w:val="21"/>
-          <w:szCs w:val="21"/>
-          <w:lang w:val="hu-HU"/>
-        </w:rPr>
-        <w:t>or</w:t>
-      </w:r>
-      <w:proofErr w:type="spellEnd"/>
-      <w:r>
-        <w:rPr>
-          <w:rStyle w:val="Strong"/>
-          <w:rFonts w:ascii="Arial" w:hAnsi="Arial" w:cs="Arial"/>
-          <w:sz w:val="21"/>
-          <w:szCs w:val="21"/>
-          <w:lang w:val="hu-HU"/>
-        </w:rPr>
-        <w:t xml:space="preserve"> </w:t>
+        <w:t xml:space="preserve"> or </w:t>
       </w:r>
       <w:proofErr w:type="spellStart"/>
       <w:r>
@@ -16277,6 +15708,7 @@
           <w:szCs w:val="21"/>
           <w:lang w:val="hu-HU"/>
         </w:rPr>
+        <w:lastRenderedPageBreak/>
         <w:t>We</w:t>
       </w:r>
       <w:proofErr w:type="spellEnd"/>
@@ -19646,7 +19078,6 @@
           <w:szCs w:val="21"/>
           <w:lang w:val="hu-HU"/>
         </w:rPr>
-        <w:lastRenderedPageBreak/>
         <w:t>False</w:t>
       </w:r>
       <w:proofErr w:type="spellEnd"/>
@@ -20408,7 +19839,6 @@
           <w:szCs w:val="21"/>
           <w:lang w:val="hu-HU"/>
         </w:rPr>
-        <w:lastRenderedPageBreak/>
         <w:t>Második Lecke:</w:t>
       </w:r>
     </w:p>
@@ -20428,44 +19858,27 @@
     <w:p>
       <w:pPr>
         <w:rPr>
-          <w:rFonts w:ascii="Arial" w:hAnsi="Arial" w:cs="Arial"/>
-          <w:sz w:val="21"/>
-          <w:szCs w:val="21"/>
-          <w:lang w:val="hu-HU"/>
-        </w:rPr>
-      </w:pPr>
-      <w:r>
-        <w:rPr>
-          <w:rStyle w:val="Strong"/>
-          <w:rFonts w:ascii="Arial" w:hAnsi="Arial" w:cs="Arial"/>
-          <w:i/>
-          <w:iCs/>
-          <w:sz w:val="21"/>
-          <w:szCs w:val="21"/>
+          <w:rStyle w:val="Emphasis"/>
+          <w:lang w:val="hu-HU"/>
+        </w:rPr>
+      </w:pPr>
+      <w:r>
+        <w:rPr>
+          <w:rStyle w:val="Emphasis"/>
           <w:lang w:val="hu-HU"/>
         </w:rPr>
         <w:t>A "</w:t>
       </w:r>
       <w:r>
         <w:rPr>
-          <w:rStyle w:val="Strong"/>
-          <w:rFonts w:ascii="Arial" w:hAnsi="Arial" w:cs="Arial"/>
-          <w:i/>
-          <w:iCs/>
-          <w:sz w:val="21"/>
-          <w:szCs w:val="21"/>
+          <w:rStyle w:val="Emphasis"/>
           <w:lang w:val="hu-HU"/>
         </w:rPr>
         <w:t>Birtokol</w:t>
       </w:r>
       <w:r>
         <w:rPr>
-          <w:rStyle w:val="Strong"/>
-          <w:rFonts w:ascii="Arial" w:hAnsi="Arial" w:cs="Arial"/>
-          <w:i/>
-          <w:iCs/>
-          <w:sz w:val="21"/>
-          <w:szCs w:val="21"/>
+          <w:rStyle w:val="Emphasis"/>
           <w:lang w:val="hu-HU"/>
         </w:rPr>
         <w:t xml:space="preserve">" Ige (The </w:t>
@@ -20473,12 +19886,7 @@
       <w:proofErr w:type="spellStart"/>
       <w:r>
         <w:rPr>
-          <w:rStyle w:val="Strong"/>
-          <w:rFonts w:ascii="Arial" w:hAnsi="Arial" w:cs="Arial"/>
-          <w:i/>
-          <w:iCs/>
-          <w:sz w:val="21"/>
-          <w:szCs w:val="21"/>
+          <w:rStyle w:val="Emphasis"/>
           <w:lang w:val="hu-HU"/>
         </w:rPr>
         <w:t>Verb</w:t>
@@ -20486,25 +19894,15 @@
       <w:proofErr w:type="spellEnd"/>
       <w:r>
         <w:rPr>
-          <w:rStyle w:val="Strong"/>
-          <w:rFonts w:ascii="Arial" w:hAnsi="Arial" w:cs="Arial"/>
-          <w:i/>
-          <w:iCs/>
-          <w:sz w:val="21"/>
-          <w:szCs w:val="21"/>
-          <w:lang w:val="hu-HU"/>
-        </w:rPr>
-        <w:t xml:space="preserve"> </w:t>
-      </w:r>
-      <w:proofErr w:type="spellStart"/>
-      <w:r>
-        <w:rPr>
-          <w:rStyle w:val="Strong"/>
-          <w:rFonts w:ascii="Arial" w:hAnsi="Arial" w:cs="Arial"/>
-          <w:i/>
-          <w:iCs/>
-          <w:sz w:val="21"/>
-          <w:szCs w:val="21"/>
+          <w:rStyle w:val="Emphasis"/>
+          <w:lang w:val="hu-HU"/>
+        </w:rPr>
+        <w:t xml:space="preserve"> </w:t>
+      </w:r>
+      <w:proofErr w:type="spellStart"/>
+      <w:r>
+        <w:rPr>
+          <w:rStyle w:val="Emphasis"/>
           <w:lang w:val="hu-HU"/>
         </w:rPr>
         <w:t>To</w:t>
@@ -20512,50 +19910,23 @@
       <w:proofErr w:type="spellEnd"/>
       <w:r>
         <w:rPr>
-          <w:rStyle w:val="Strong"/>
-          <w:rFonts w:ascii="Arial" w:hAnsi="Arial" w:cs="Arial"/>
-          <w:i/>
-          <w:iCs/>
-          <w:sz w:val="21"/>
-          <w:szCs w:val="21"/>
-          <w:lang w:val="hu-HU"/>
-        </w:rPr>
-        <w:t xml:space="preserve"> </w:t>
-      </w:r>
-      <w:proofErr w:type="spellStart"/>
-      <w:r>
-        <w:rPr>
-          <w:rStyle w:val="Strong"/>
-          <w:rFonts w:ascii="Arial" w:hAnsi="Arial" w:cs="Arial"/>
-          <w:i/>
-          <w:iCs/>
-          <w:sz w:val="21"/>
-          <w:szCs w:val="21"/>
-          <w:lang w:val="hu-HU"/>
-        </w:rPr>
-        <w:t>Hav</w:t>
-      </w:r>
-      <w:r>
-        <w:rPr>
-          <w:rStyle w:val="Strong"/>
-          <w:rFonts w:ascii="Arial" w:hAnsi="Arial" w:cs="Arial"/>
-          <w:i/>
-          <w:iCs/>
-          <w:sz w:val="21"/>
-          <w:szCs w:val="21"/>
-          <w:lang w:val="hu-HU"/>
-        </w:rPr>
-        <w:t>e</w:t>
-      </w:r>
-      <w:proofErr w:type="spellEnd"/>
-      <w:r>
-        <w:rPr>
-          <w:rStyle w:val="Strong"/>
-          <w:rFonts w:ascii="Arial" w:hAnsi="Arial" w:cs="Arial"/>
-          <w:i/>
-          <w:iCs/>
-          <w:sz w:val="21"/>
-          <w:szCs w:val="21"/>
+          <w:rStyle w:val="Emphasis"/>
+          <w:lang w:val="hu-HU"/>
+        </w:rPr>
+        <w:t xml:space="preserve"> </w:t>
+      </w:r>
+      <w:proofErr w:type="spellStart"/>
+      <w:r>
+        <w:rPr>
+          <w:rStyle w:val="Emphasis"/>
+          <w:lang w:val="hu-HU"/>
+        </w:rPr>
+        <w:t>Have</w:t>
+      </w:r>
+      <w:proofErr w:type="spellEnd"/>
+      <w:r>
+        <w:rPr>
+          <w:rStyle w:val="Emphasis"/>
           <w:lang w:val="hu-HU"/>
         </w:rPr>
         <w:t>)</w:t>
@@ -20564,108 +19935,84 @@
     <w:p>
       <w:pPr>
         <w:rPr>
-          <w:rFonts w:ascii="Arial" w:hAnsi="Arial" w:cs="Arial"/>
-          <w:sz w:val="21"/>
-          <w:szCs w:val="21"/>
-          <w:lang w:val="hu-HU"/>
-        </w:rPr>
-      </w:pPr>
-    </w:p>
-    <w:p>
-      <w:pPr>
-        <w:rPr>
-          <w:rFonts w:ascii="Arial" w:hAnsi="Arial" w:cs="Arial"/>
-          <w:sz w:val="21"/>
-          <w:szCs w:val="21"/>
-          <w:lang w:val="hu-HU"/>
-        </w:rPr>
-      </w:pPr>
-      <w:r>
-        <w:rPr>
-          <w:rFonts w:ascii="Arial" w:hAnsi="Arial" w:cs="Arial"/>
-          <w:sz w:val="21"/>
-          <w:szCs w:val="21"/>
+          <w:rStyle w:val="Emphasis"/>
+          <w:lang w:val="hu-HU"/>
+        </w:rPr>
+      </w:pPr>
+    </w:p>
+    <w:p>
+      <w:pPr>
+        <w:rPr>
+          <w:rStyle w:val="Emphasis"/>
+          <w:lang w:val="hu-HU"/>
+        </w:rPr>
+      </w:pPr>
+      <w:r>
+        <w:rPr>
+          <w:rStyle w:val="Emphasis"/>
           <w:lang w:val="hu-HU"/>
         </w:rPr>
         <w:t>A</w:t>
       </w:r>
       <w:r>
         <w:rPr>
-          <w:rFonts w:ascii="Arial" w:hAnsi="Arial" w:cs="Arial"/>
-          <w:sz w:val="21"/>
-          <w:szCs w:val="21"/>
-          <w:lang w:val="hu-HU"/>
-        </w:rPr>
-        <w:t xml:space="preserve"> </w:t>
-      </w:r>
-      <w:r>
-        <w:rPr>
-          <w:rFonts w:ascii="Arial" w:hAnsi="Arial" w:cs="Arial"/>
-          <w:sz w:val="21"/>
-          <w:szCs w:val="21"/>
+          <w:rStyle w:val="Emphasis"/>
+          <w:lang w:val="hu-HU"/>
+        </w:rPr>
+        <w:t xml:space="preserve"> </w:t>
+      </w:r>
+      <w:r>
+        <w:rPr>
+          <w:rStyle w:val="Emphasis"/>
           <w:lang w:val="hu-HU"/>
         </w:rPr>
         <w:t>“</w:t>
       </w:r>
       <w:r>
         <w:rPr>
-          <w:rFonts w:ascii="Arial" w:hAnsi="Arial" w:cs="Arial"/>
-          <w:sz w:val="21"/>
-          <w:szCs w:val="21"/>
+          <w:rStyle w:val="Emphasis"/>
           <w:lang w:val="hu-HU"/>
         </w:rPr>
         <w:t>TO HAVE</w:t>
       </w:r>
       <w:r>
         <w:rPr>
-          <w:rFonts w:ascii="Arial" w:hAnsi="Arial" w:cs="Arial"/>
-          <w:sz w:val="21"/>
-          <w:szCs w:val="21"/>
+          <w:rStyle w:val="Emphasis"/>
           <w:lang w:val="hu-HU"/>
         </w:rPr>
         <w:t>”</w:t>
       </w:r>
       <w:r>
         <w:rPr>
-          <w:rFonts w:ascii="Arial" w:hAnsi="Arial" w:cs="Arial"/>
-          <w:sz w:val="21"/>
-          <w:szCs w:val="21"/>
+          <w:rStyle w:val="Emphasis"/>
           <w:lang w:val="hu-HU"/>
         </w:rPr>
         <w:t xml:space="preserve"> igét úgy kell </w:t>
       </w:r>
       <w:r>
         <w:rPr>
-          <w:rFonts w:ascii="Arial" w:hAnsi="Arial" w:cs="Arial"/>
-          <w:sz w:val="21"/>
-          <w:szCs w:val="21"/>
+          <w:rStyle w:val="Emphasis"/>
           <w:lang w:val="hu-HU"/>
         </w:rPr>
         <w:t>megjegyezni</w:t>
       </w:r>
       <w:r>
         <w:rPr>
-          <w:rFonts w:ascii="Arial" w:hAnsi="Arial" w:cs="Arial"/>
-          <w:sz w:val="21"/>
-          <w:szCs w:val="21"/>
+          <w:rStyle w:val="Emphasis"/>
           <w:lang w:val="hu-HU"/>
         </w:rPr>
         <w:t>, hogy azonnal lás</w:t>
       </w:r>
       <w:r>
         <w:rPr>
-          <w:rFonts w:ascii="Arial" w:hAnsi="Arial" w:cs="Arial"/>
-          <w:sz w:val="21"/>
-          <w:szCs w:val="21"/>
+          <w:rStyle w:val="Emphasis"/>
           <w:lang w:val="hu-HU"/>
         </w:rPr>
         <w:t>d</w:t>
       </w:r>
       <w:r>
         <w:rPr>
-          <w:rFonts w:ascii="Arial" w:hAnsi="Arial" w:cs="Arial"/>
-          <w:sz w:val="21"/>
-          <w:szCs w:val="21"/>
+          <w:rStyle w:val="Emphasis"/>
           <w:lang w:val="hu-HU"/>
         </w:rPr>
         <w:t xml:space="preserve"> a kontrasztot a </w:t>
@@ -20674,9 +20021,6 @@
       <w:r>
         <w:rPr>
           <w:rStyle w:val="Emphasis"/>
-          <w:rFonts w:ascii="Arial" w:hAnsi="Arial" w:cs="Arial"/>
-          <w:sz w:val="21"/>
-          <w:szCs w:val="21"/>
           <w:lang w:val="hu-HU"/>
         </w:rPr>
         <w:t>To</w:t>
@@ -20685,38 +20029,13 @@
       <w:r>
         <w:rPr>
           <w:rStyle w:val="Emphasis"/>
-          <w:rFonts w:ascii="Arial" w:hAnsi="Arial" w:cs="Arial"/>
-          <w:sz w:val="21"/>
-          <w:szCs w:val="21"/>
-          <w:lang w:val="hu-HU"/>
-        </w:rPr>
-        <w:t xml:space="preserve"> Be</w:t>
-      </w:r>
-      <w:r>
-        <w:rPr>
-          <w:rFonts w:ascii="Arial" w:hAnsi="Arial" w:cs="Arial"/>
-          <w:sz w:val="21"/>
-          <w:szCs w:val="21"/>
-          <w:lang w:val="hu-HU"/>
-        </w:rPr>
-        <w:t xml:space="preserve">-vel. A magyar nyelv itt egy óriási csapdát állít, mert nekünk nincs külön "birtokolni" igénk (nem mondjuk, hogy </w:t>
-      </w:r>
-      <w:r>
-        <w:rPr>
-          <w:rStyle w:val="Emphasis"/>
-          <w:rFonts w:ascii="Arial" w:hAnsi="Arial" w:cs="Arial"/>
-          <w:sz w:val="21"/>
-          <w:szCs w:val="21"/>
-          <w:lang w:val="hu-HU"/>
-        </w:rPr>
-        <w:t xml:space="preserve">„Én </w:t>
-      </w:r>
-      <w:r>
-        <w:rPr>
-          <w:rStyle w:val="Emphasis"/>
-          <w:rFonts w:ascii="Arial" w:hAnsi="Arial" w:cs="Arial"/>
-          <w:sz w:val="21"/>
-          <w:szCs w:val="21"/>
+          <w:lang w:val="hu-HU"/>
+        </w:rPr>
+        <w:t xml:space="preserve"> Be-vel. A magyar nyelv itt egy óriási csapdát állít, mert nekünk nincs külön "birtokolni" igénk (nem mondjuk, hogy „Én </w:t>
+      </w:r>
+      <w:r>
+        <w:rPr>
+          <w:rStyle w:val="Emphasis"/>
           <w:lang w:val="hu-HU"/>
         </w:rPr>
         <w:t>birtoklok</w:t>
@@ -20724,76 +20043,29 @@
       <w:r>
         <w:rPr>
           <w:rStyle w:val="Emphasis"/>
-          <w:rFonts w:ascii="Arial" w:hAnsi="Arial" w:cs="Arial"/>
-          <w:sz w:val="21"/>
-          <w:szCs w:val="21"/>
-          <w:lang w:val="hu-HU"/>
-        </w:rPr>
-        <w:t xml:space="preserve"> egy autót”</w:t>
-      </w:r>
-      <w:r>
-        <w:rPr>
-          <w:rFonts w:ascii="Arial" w:hAnsi="Arial" w:cs="Arial"/>
-          <w:sz w:val="21"/>
-          <w:szCs w:val="21"/>
-          <w:lang w:val="hu-HU"/>
-        </w:rPr>
-        <w:t xml:space="preserve">), hanem azt mondjuk: </w:t>
-      </w:r>
-      <w:r>
-        <w:rPr>
-          <w:rStyle w:val="Emphasis"/>
-          <w:rFonts w:ascii="Arial" w:hAnsi="Arial" w:cs="Arial"/>
-          <w:sz w:val="21"/>
-          <w:szCs w:val="21"/>
-          <w:lang w:val="hu-HU"/>
-        </w:rPr>
-        <w:t>„Van egy autóm”</w:t>
-      </w:r>
-      <w:r>
-        <w:rPr>
-          <w:rFonts w:ascii="Arial" w:hAnsi="Arial" w:cs="Arial"/>
-          <w:sz w:val="21"/>
-          <w:szCs w:val="21"/>
-          <w:lang w:val="hu-HU"/>
-        </w:rPr>
-        <w:t>.</w:t>
-      </w:r>
-      <w:r>
-        <w:rPr>
-          <w:rFonts w:ascii="Arial" w:hAnsi="Arial" w:cs="Arial"/>
-          <w:sz w:val="21"/>
-          <w:szCs w:val="21"/>
+          <w:lang w:val="hu-HU"/>
+        </w:rPr>
+        <w:t xml:space="preserve"> egy autót”), hanem azt mondjuk: „Van egy autóm”.</w:t>
+      </w:r>
+      <w:r>
+        <w:rPr>
+          <w:rStyle w:val="Emphasis"/>
           <w:lang w:val="hu-HU"/>
         </w:rPr>
         <w:br/>
       </w:r>
       <w:r>
         <w:rPr>
-          <w:rFonts w:ascii="Arial" w:hAnsi="Arial" w:cs="Arial"/>
-          <w:sz w:val="21"/>
-          <w:szCs w:val="21"/>
+          <w:rStyle w:val="Emphasis"/>
           <w:lang w:val="hu-HU"/>
         </w:rPr>
         <w:br/>
-      </w:r>
-      <w:r>
-        <w:rPr>
-          <w:rStyle w:val="Strong"/>
-          <w:rFonts w:ascii="Arial" w:hAnsi="Arial" w:cs="Arial"/>
-          <w:sz w:val="21"/>
-          <w:szCs w:val="21"/>
-          <w:lang w:val="hu-HU"/>
-        </w:rPr>
         <w:t xml:space="preserve">A Másik "VAN": A birtoklás (The </w:t>
       </w:r>
       <w:proofErr w:type="spellStart"/>
       <w:r>
         <w:rPr>
-          <w:rStyle w:val="Strong"/>
-          <w:rFonts w:ascii="Arial" w:hAnsi="Arial" w:cs="Arial"/>
-          <w:sz w:val="21"/>
-          <w:szCs w:val="21"/>
+          <w:rStyle w:val="Emphasis"/>
           <w:lang w:val="hu-HU"/>
         </w:rPr>
         <w:t>Verb</w:t>
@@ -20801,21 +20073,15 @@
       <w:proofErr w:type="spellEnd"/>
       <w:r>
         <w:rPr>
-          <w:rStyle w:val="Strong"/>
-          <w:rFonts w:ascii="Arial" w:hAnsi="Arial" w:cs="Arial"/>
-          <w:sz w:val="21"/>
-          <w:szCs w:val="21"/>
-          <w:lang w:val="hu-HU"/>
-        </w:rPr>
-        <w:t xml:space="preserve"> </w:t>
-      </w:r>
-      <w:proofErr w:type="spellStart"/>
-      <w:r>
-        <w:rPr>
-          <w:rStyle w:val="Strong"/>
-          <w:rFonts w:ascii="Arial" w:hAnsi="Arial" w:cs="Arial"/>
-          <w:sz w:val="21"/>
-          <w:szCs w:val="21"/>
+          <w:rStyle w:val="Emphasis"/>
+          <w:lang w:val="hu-HU"/>
+        </w:rPr>
+        <w:t xml:space="preserve"> </w:t>
+      </w:r>
+      <w:proofErr w:type="spellStart"/>
+      <w:r>
+        <w:rPr>
+          <w:rStyle w:val="Emphasis"/>
           <w:lang w:val="hu-HU"/>
         </w:rPr>
         <w:t>To</w:t>
@@ -20823,21 +20089,15 @@
       <w:proofErr w:type="spellEnd"/>
       <w:r>
         <w:rPr>
-          <w:rStyle w:val="Strong"/>
-          <w:rFonts w:ascii="Arial" w:hAnsi="Arial" w:cs="Arial"/>
-          <w:sz w:val="21"/>
-          <w:szCs w:val="21"/>
-          <w:lang w:val="hu-HU"/>
-        </w:rPr>
-        <w:t xml:space="preserve"> </w:t>
-      </w:r>
-      <w:proofErr w:type="spellStart"/>
-      <w:r>
-        <w:rPr>
-          <w:rStyle w:val="Strong"/>
-          <w:rFonts w:ascii="Arial" w:hAnsi="Arial" w:cs="Arial"/>
-          <w:sz w:val="21"/>
-          <w:szCs w:val="21"/>
+          <w:rStyle w:val="Emphasis"/>
+          <w:lang w:val="hu-HU"/>
+        </w:rPr>
+        <w:t xml:space="preserve"> </w:t>
+      </w:r>
+      <w:proofErr w:type="spellStart"/>
+      <w:r>
+        <w:rPr>
+          <w:rStyle w:val="Emphasis"/>
           <w:lang w:val="hu-HU"/>
         </w:rPr>
         <w:t>Have</w:t>
@@ -20845,48 +20105,30 @@
       <w:proofErr w:type="spellEnd"/>
       <w:r>
         <w:rPr>
-          <w:rStyle w:val="Strong"/>
-          <w:rFonts w:ascii="Arial" w:hAnsi="Arial" w:cs="Arial"/>
-          <w:sz w:val="21"/>
-          <w:szCs w:val="21"/>
+          <w:rStyle w:val="Emphasis"/>
           <w:lang w:val="hu-HU"/>
         </w:rPr>
         <w:t>)</w:t>
       </w:r>
       <w:r>
         <w:rPr>
-          <w:rFonts w:ascii="Arial" w:hAnsi="Arial" w:cs="Arial"/>
-          <w:sz w:val="21"/>
-          <w:szCs w:val="21"/>
+          <w:rStyle w:val="Emphasis"/>
           <w:lang w:val="hu-HU"/>
         </w:rPr>
         <w:br/>
-        <w:t xml:space="preserve">Múltkor megtanultuk a </w:t>
-      </w:r>
-      <w:r>
-        <w:rPr>
-          <w:rStyle w:val="Emphasis"/>
-          <w:rFonts w:ascii="Arial" w:hAnsi="Arial" w:cs="Arial"/>
-          <w:sz w:val="21"/>
-          <w:szCs w:val="21"/>
-          <w:lang w:val="hu-HU"/>
-        </w:rPr>
-        <w:t>TO BE</w:t>
-      </w:r>
-      <w:r>
-        <w:rPr>
-          <w:rFonts w:ascii="Arial" w:hAnsi="Arial" w:cs="Arial"/>
-          <w:sz w:val="21"/>
-          <w:szCs w:val="21"/>
-          <w:lang w:val="hu-HU"/>
-        </w:rPr>
-        <w:t xml:space="preserve"> igét, ami azt jelenti, hogy valaki/valami LÉTEZIK (milyen vagy hol van).</w:t>
-      </w:r>
-      <w:r>
-        <w:rPr>
-          <w:rFonts w:ascii="Arial" w:hAnsi="Arial" w:cs="Arial"/>
-          <w:sz w:val="21"/>
-          <w:szCs w:val="21"/>
+        <w:t xml:space="preserve">Múltkor megtanultuk a TO BE igét, ami azt jelenti, hogy valaki/valami LÉTEZIK (milyen vagy </w:t>
+      </w:r>
+      <w:r>
+        <w:rPr>
+          <w:rStyle w:val="Emphasis"/>
+          <w:lang w:val="hu-HU"/>
+        </w:rPr>
+        <w:lastRenderedPageBreak/>
+        <w:t>hol van).</w:t>
+      </w:r>
+      <w:r>
+        <w:rPr>
+          <w:rStyle w:val="Emphasis"/>
           <w:lang w:val="hu-HU"/>
         </w:rPr>
         <w:br/>
@@ -20895,9 +20137,7 @@
       <w:proofErr w:type="gramStart"/>
       <w:r>
         <w:rPr>
-          <w:rFonts w:ascii="Arial" w:hAnsi="Arial" w:cs="Arial"/>
-          <w:sz w:val="21"/>
-          <w:szCs w:val="21"/>
+          <w:rStyle w:val="Emphasis"/>
           <w:lang w:val="hu-HU"/>
         </w:rPr>
         <w:t>VAN”-</w:t>
@@ -20906,9 +20146,7 @@
       <w:proofErr w:type="gramEnd"/>
       <w:r>
         <w:rPr>
-          <w:rFonts w:ascii="Arial" w:hAnsi="Arial" w:cs="Arial"/>
-          <w:sz w:val="21"/>
-          <w:szCs w:val="21"/>
+          <w:rStyle w:val="Emphasis"/>
           <w:lang w:val="hu-HU"/>
         </w:rPr>
         <w:t>nak</w:t>
@@ -20916,48 +20154,29 @@
       <w:proofErr w:type="spellEnd"/>
       <w:r>
         <w:rPr>
-          <w:rFonts w:ascii="Arial" w:hAnsi="Arial" w:cs="Arial"/>
-          <w:sz w:val="21"/>
-          <w:szCs w:val="21"/>
+          <w:rStyle w:val="Emphasis"/>
           <w:lang w:val="hu-HU"/>
         </w:rPr>
         <w:t xml:space="preserve"> fordítható magyarra, de ez BIRTOKLÁST jelent. Azt fejezi ki, hogy MI VAN NEKED.</w:t>
       </w:r>
       <w:r>
         <w:rPr>
-          <w:rFonts w:ascii="Arial" w:hAnsi="Arial" w:cs="Arial"/>
-          <w:sz w:val="21"/>
-          <w:szCs w:val="21"/>
+          <w:rStyle w:val="Emphasis"/>
           <w:lang w:val="hu-HU"/>
         </w:rPr>
         <w:br/>
-      </w:r>
-      <w:r>
-        <w:rPr>
-          <w:rStyle w:val="Strong"/>
-          <w:rFonts w:ascii="Arial" w:hAnsi="Arial" w:cs="Arial"/>
-          <w:sz w:val="21"/>
-          <w:szCs w:val="21"/>
-          <w:lang w:val="hu-HU"/>
-        </w:rPr>
         <w:t>Így válaszd szét a fej</w:t>
       </w:r>
       <w:r>
         <w:rPr>
-          <w:rStyle w:val="Strong"/>
-          <w:rFonts w:ascii="Arial" w:hAnsi="Arial" w:cs="Arial"/>
-          <w:sz w:val="21"/>
-          <w:szCs w:val="21"/>
+          <w:rStyle w:val="Emphasis"/>
           <w:lang w:val="hu-HU"/>
         </w:rPr>
         <w:t>edben</w:t>
       </w:r>
       <w:r>
         <w:rPr>
-          <w:rStyle w:val="Strong"/>
-          <w:rFonts w:ascii="Arial" w:hAnsi="Arial" w:cs="Arial"/>
-          <w:sz w:val="21"/>
-          <w:szCs w:val="21"/>
+          <w:rStyle w:val="Emphasis"/>
           <w:lang w:val="hu-HU"/>
         </w:rPr>
         <w:t>:</w:t>
@@ -20971,29 +20190,30 @@
         </w:numPr>
         <w:spacing w:before="100" w:beforeAutospacing="1" w:after="100" w:afterAutospacing="1"/>
         <w:rPr>
-          <w:rFonts w:ascii="Arial" w:hAnsi="Arial" w:cs="Arial"/>
-          <w:sz w:val="21"/>
-          <w:szCs w:val="21"/>
-          <w:lang w:val="hu-HU"/>
-        </w:rPr>
-      </w:pPr>
-      <w:r>
-        <w:rPr>
-          <w:rStyle w:val="Strong"/>
-          <w:rFonts w:ascii="Arial" w:hAnsi="Arial" w:cs="Arial"/>
-          <w:sz w:val="21"/>
-          <w:szCs w:val="21"/>
-          <w:lang w:val="hu-HU"/>
-        </w:rPr>
-        <w:t>To Be (am/is/</w:t>
-      </w:r>
-      <w:proofErr w:type="spellStart"/>
-      <w:r>
-        <w:rPr>
-          <w:rStyle w:val="Strong"/>
-          <w:rFonts w:ascii="Arial" w:hAnsi="Arial" w:cs="Arial"/>
-          <w:sz w:val="21"/>
-          <w:szCs w:val="21"/>
+          <w:rStyle w:val="Emphasis"/>
+          <w:lang w:val="hu-HU"/>
+        </w:rPr>
+      </w:pPr>
+      <w:proofErr w:type="spellStart"/>
+      <w:r>
+        <w:rPr>
+          <w:rStyle w:val="Emphasis"/>
+          <w:lang w:val="hu-HU"/>
+        </w:rPr>
+        <w:t>To</w:t>
+      </w:r>
+      <w:proofErr w:type="spellEnd"/>
+      <w:r>
+        <w:rPr>
+          <w:rStyle w:val="Emphasis"/>
+          <w:lang w:val="hu-HU"/>
+        </w:rPr>
+        <w:t xml:space="preserve"> Be (am/is/</w:t>
+      </w:r>
+      <w:proofErr w:type="spellStart"/>
+      <w:r>
+        <w:rPr>
+          <w:rStyle w:val="Emphasis"/>
           <w:lang w:val="hu-HU"/>
         </w:rPr>
         <w:t>are</w:t>
@@ -21001,68 +20221,38 @@
       <w:proofErr w:type="spellEnd"/>
       <w:r>
         <w:rPr>
-          <w:rStyle w:val="Strong"/>
-          <w:rFonts w:ascii="Arial" w:hAnsi="Arial" w:cs="Arial"/>
-          <w:sz w:val="21"/>
-          <w:szCs w:val="21"/>
-          <w:lang w:val="hu-HU"/>
-        </w:rPr>
-        <w:t>):</w:t>
-      </w:r>
-      <w:r>
-        <w:rPr>
-          <w:rFonts w:ascii="Arial" w:hAnsi="Arial" w:cs="Arial"/>
-          <w:sz w:val="21"/>
-          <w:szCs w:val="21"/>
-          <w:lang w:val="hu-HU"/>
-        </w:rPr>
-        <w:t xml:space="preserve"> Én magam vagyok valamilyen. </w:t>
-      </w:r>
-      <w:bdo w:val="ltr"/>
+          <w:rStyle w:val="Emphasis"/>
+          <w:lang w:val="hu-HU"/>
+        </w:rPr>
+        <w:t xml:space="preserve">): Én magam vagyok valamilyen. </w:t>
+      </w:r>
+      <w:bdo w:val="ltr">
+        <w:r>
+          <w:rPr>
+            <w:rStyle w:val="Emphasis"/>
+          </w:rPr>
+          <w:t>‬</w:t>
+        </w:r>
+      </w:bdo>
     </w:p>
     <w:p>
       <w:pPr>
         <w:ind w:left="720"/>
         <w:rPr>
-          <w:rFonts w:ascii="Arial" w:hAnsi="Arial" w:cs="Arial"/>
-          <w:sz w:val="21"/>
-          <w:szCs w:val="21"/>
-          <w:lang w:val="hu-HU"/>
-        </w:rPr>
-      </w:pPr>
-      <w:r>
-        <w:rPr>
-          <w:rFonts w:ascii="Arial" w:hAnsi="Arial" w:cs="Arial"/>
-          <w:sz w:val="21"/>
-          <w:szCs w:val="21"/>
-          <w:lang w:val="hu-HU"/>
-        </w:rPr>
-        <w:t xml:space="preserve">‬ </w:t>
-      </w:r>
-      <w:r>
-        <w:rPr>
-          <w:rStyle w:val="Emphasis"/>
-          <w:rFonts w:ascii="Arial" w:hAnsi="Arial" w:cs="Arial"/>
-          <w:sz w:val="21"/>
-          <w:szCs w:val="21"/>
-          <w:lang w:val="hu-HU"/>
-        </w:rPr>
-        <w:t>I am hot.</w:t>
-      </w:r>
-      <w:r>
-        <w:rPr>
-          <w:rFonts w:ascii="Arial" w:hAnsi="Arial" w:cs="Arial"/>
-          <w:sz w:val="21"/>
-          <w:szCs w:val="21"/>
-          <w:lang w:val="hu-HU"/>
-        </w:rPr>
-        <w:t xml:space="preserve"> (Melegem van</w:t>
-      </w:r>
-      <w:r>
-        <w:rPr>
-          <w:rFonts w:ascii="Arial" w:hAnsi="Arial" w:cs="Arial"/>
-          <w:sz w:val="21"/>
-          <w:szCs w:val="21"/>
+          <w:rStyle w:val="Emphasis"/>
+          <w:lang w:val="hu-HU"/>
+        </w:rPr>
+      </w:pPr>
+      <w:r>
+        <w:rPr>
+          <w:rStyle w:val="Emphasis"/>
+          <w:lang w:val="hu-HU"/>
+        </w:rPr>
+        <w:t>‬ I am hot. (Melegem van</w:t>
+      </w:r>
+      <w:r>
+        <w:rPr>
+          <w:rStyle w:val="Emphasis"/>
           <w:lang w:val="hu-HU"/>
         </w:rPr>
         <w:t>)</w:t>
@@ -21076,19 +20266,14 @@
         </w:numPr>
         <w:spacing w:before="100" w:beforeAutospacing="1" w:after="100" w:afterAutospacing="1"/>
         <w:rPr>
-          <w:rFonts w:ascii="Arial" w:hAnsi="Arial" w:cs="Arial"/>
-          <w:sz w:val="21"/>
-          <w:szCs w:val="21"/>
-          <w:lang w:val="hu-HU"/>
-        </w:rPr>
-      </w:pPr>
-      <w:proofErr w:type="spellStart"/>
-      <w:r>
-        <w:rPr>
-          <w:rStyle w:val="Strong"/>
-          <w:rFonts w:ascii="Arial" w:hAnsi="Arial" w:cs="Arial"/>
-          <w:sz w:val="21"/>
-          <w:szCs w:val="21"/>
+          <w:rStyle w:val="Emphasis"/>
+          <w:lang w:val="hu-HU"/>
+        </w:rPr>
+      </w:pPr>
+      <w:proofErr w:type="spellStart"/>
+      <w:r>
+        <w:rPr>
+          <w:rStyle w:val="Emphasis"/>
           <w:lang w:val="hu-HU"/>
         </w:rPr>
         <w:t>To</w:t>
@@ -21096,21 +20281,15 @@
       <w:proofErr w:type="spellEnd"/>
       <w:r>
         <w:rPr>
-          <w:rStyle w:val="Strong"/>
-          <w:rFonts w:ascii="Arial" w:hAnsi="Arial" w:cs="Arial"/>
-          <w:sz w:val="21"/>
-          <w:szCs w:val="21"/>
-          <w:lang w:val="hu-HU"/>
-        </w:rPr>
-        <w:t xml:space="preserve"> </w:t>
-      </w:r>
-      <w:proofErr w:type="spellStart"/>
-      <w:r>
-        <w:rPr>
-          <w:rStyle w:val="Strong"/>
-          <w:rFonts w:ascii="Arial" w:hAnsi="Arial" w:cs="Arial"/>
-          <w:sz w:val="21"/>
-          <w:szCs w:val="21"/>
+          <w:rStyle w:val="Emphasis"/>
+          <w:lang w:val="hu-HU"/>
+        </w:rPr>
+        <w:t xml:space="preserve"> </w:t>
+      </w:r>
+      <w:proofErr w:type="spellStart"/>
+      <w:r>
+        <w:rPr>
+          <w:rStyle w:val="Emphasis"/>
           <w:lang w:val="hu-HU"/>
         </w:rPr>
         <w:t>Have</w:t>
@@ -21118,10 +20297,7 @@
       <w:proofErr w:type="spellEnd"/>
       <w:r>
         <w:rPr>
-          <w:rStyle w:val="Strong"/>
-          <w:rFonts w:ascii="Arial" w:hAnsi="Arial" w:cs="Arial"/>
-          <w:sz w:val="21"/>
-          <w:szCs w:val="21"/>
+          <w:rStyle w:val="Emphasis"/>
           <w:lang w:val="hu-HU"/>
         </w:rPr>
         <w:t xml:space="preserve"> (</w:t>
@@ -21129,10 +20305,7 @@
       <w:proofErr w:type="spellStart"/>
       <w:r>
         <w:rPr>
-          <w:rStyle w:val="Strong"/>
-          <w:rFonts w:ascii="Arial" w:hAnsi="Arial" w:cs="Arial"/>
-          <w:sz w:val="21"/>
-          <w:szCs w:val="21"/>
+          <w:rStyle w:val="Emphasis"/>
           <w:lang w:val="hu-HU"/>
         </w:rPr>
         <w:t>have</w:t>
@@ -21140,61 +20313,39 @@
       <w:proofErr w:type="spellEnd"/>
       <w:r>
         <w:rPr>
-          <w:rStyle w:val="Strong"/>
-          <w:rFonts w:ascii="Arial" w:hAnsi="Arial" w:cs="Arial"/>
-          <w:sz w:val="21"/>
-          <w:szCs w:val="21"/>
-          <w:lang w:val="hu-HU"/>
-        </w:rPr>
-        <w:t>/has):</w:t>
-      </w:r>
-      <w:r>
-        <w:rPr>
-          <w:rFonts w:ascii="Arial" w:hAnsi="Arial" w:cs="Arial"/>
-          <w:sz w:val="21"/>
-          <w:szCs w:val="21"/>
-          <w:lang w:val="hu-HU"/>
-        </w:rPr>
-        <w:t xml:space="preserve"> Van valamim, ami az enyém, amit meg tudok fogni. </w:t>
-      </w:r>
-      <w:bdo w:val="ltr"/>
+          <w:rStyle w:val="Emphasis"/>
+          <w:lang w:val="hu-HU"/>
+        </w:rPr>
+        <w:t xml:space="preserve">/has): Van valamim, ami az enyém, amit meg tudok fogni. </w:t>
+      </w:r>
+      <w:bdo w:val="ltr">
+        <w:r>
+          <w:rPr>
+            <w:rStyle w:val="Emphasis"/>
+          </w:rPr>
+          <w:t>‬</w:t>
+        </w:r>
+      </w:bdo>
     </w:p>
     <w:p>
       <w:pPr>
         <w:ind w:left="720"/>
         <w:rPr>
-          <w:rFonts w:ascii="Arial" w:hAnsi="Arial" w:cs="Arial"/>
-          <w:sz w:val="21"/>
-          <w:szCs w:val="21"/>
-          <w:lang w:val="hu-HU"/>
-        </w:rPr>
-      </w:pPr>
-      <w:r>
-        <w:rPr>
-          <w:rFonts w:ascii="Arial" w:hAnsi="Arial" w:cs="Arial"/>
-          <w:sz w:val="21"/>
-          <w:szCs w:val="21"/>
-          <w:lang w:val="hu-HU"/>
-        </w:rPr>
-        <w:t xml:space="preserve">‬ </w:t>
-      </w:r>
-      <w:r>
-        <w:rPr>
-          <w:rStyle w:val="Emphasis"/>
-          <w:rFonts w:ascii="Arial" w:hAnsi="Arial" w:cs="Arial"/>
-          <w:sz w:val="21"/>
-          <w:szCs w:val="21"/>
-          <w:lang w:val="hu-HU"/>
-        </w:rPr>
-        <w:t xml:space="preserve">I </w:t>
-      </w:r>
-      <w:proofErr w:type="spellStart"/>
-      <w:r>
-        <w:rPr>
-          <w:rStyle w:val="Emphasis"/>
-          <w:rFonts w:ascii="Arial" w:hAnsi="Arial" w:cs="Arial"/>
-          <w:sz w:val="21"/>
-          <w:szCs w:val="21"/>
+          <w:rStyle w:val="Emphasis"/>
+          <w:lang w:val="hu-HU"/>
+        </w:rPr>
+      </w:pPr>
+      <w:r>
+        <w:rPr>
+          <w:rStyle w:val="Emphasis"/>
+          <w:lang w:val="hu-HU"/>
+        </w:rPr>
+        <w:t xml:space="preserve">‬ I </w:t>
+      </w:r>
+      <w:proofErr w:type="spellStart"/>
+      <w:r>
+        <w:rPr>
+          <w:rStyle w:val="Emphasis"/>
           <w:lang w:val="hu-HU"/>
         </w:rPr>
         <w:t>have</w:t>
@@ -21203,9 +20354,6 @@
       <w:r>
         <w:rPr>
           <w:rStyle w:val="Emphasis"/>
-          <w:rFonts w:ascii="Arial" w:hAnsi="Arial" w:cs="Arial"/>
-          <w:sz w:val="21"/>
-          <w:szCs w:val="21"/>
           <w:lang w:val="hu-HU"/>
         </w:rPr>
         <w:t xml:space="preserve"> a </w:t>
@@ -21214,9 +20362,6 @@
       <w:r>
         <w:rPr>
           <w:rStyle w:val="Emphasis"/>
-          <w:rFonts w:ascii="Arial" w:hAnsi="Arial" w:cs="Arial"/>
-          <w:sz w:val="21"/>
-          <w:szCs w:val="21"/>
           <w:lang w:val="hu-HU"/>
         </w:rPr>
         <w:t>car</w:t>
@@ -21225,96 +20370,45 @@
       <w:r>
         <w:rPr>
           <w:rStyle w:val="Emphasis"/>
-          <w:rFonts w:ascii="Arial" w:hAnsi="Arial" w:cs="Arial"/>
-          <w:sz w:val="21"/>
-          <w:szCs w:val="21"/>
-          <w:lang w:val="hu-HU"/>
-        </w:rPr>
-        <w:t>.</w:t>
-      </w:r>
-      <w:r>
-        <w:rPr>
-          <w:rFonts w:ascii="Arial" w:hAnsi="Arial" w:cs="Arial"/>
-          <w:sz w:val="21"/>
-          <w:szCs w:val="21"/>
-          <w:lang w:val="hu-HU"/>
-        </w:rPr>
-        <w:t xml:space="preserve"> (Van egy autóm).</w:t>
-      </w:r>
-    </w:p>
-    <w:p>
-      <w:pPr>
-        <w:rPr>
-          <w:rFonts w:ascii="Arial" w:hAnsi="Arial" w:cs="Arial"/>
-          <w:sz w:val="21"/>
-          <w:szCs w:val="21"/>
-          <w:lang w:val="hu-HU"/>
-        </w:rPr>
-      </w:pPr>
-      <w:r>
-        <w:rPr>
-          <w:rFonts w:ascii="Arial" w:hAnsi="Arial" w:cs="Arial"/>
-          <w:sz w:val="21"/>
-          <w:szCs w:val="21"/>
-          <w:lang w:val="hu-HU"/>
-        </w:rPr>
-        <w:t xml:space="preserve">A </w:t>
-      </w:r>
-      <w:r>
-        <w:rPr>
-          <w:rStyle w:val="Emphasis"/>
-          <w:rFonts w:ascii="Arial" w:hAnsi="Arial" w:cs="Arial"/>
-          <w:sz w:val="21"/>
-          <w:szCs w:val="21"/>
-          <w:lang w:val="hu-HU"/>
-        </w:rPr>
-        <w:t>TO HAVE</w:t>
-      </w:r>
-      <w:r>
-        <w:rPr>
-          <w:rFonts w:ascii="Arial" w:hAnsi="Arial" w:cs="Arial"/>
-          <w:sz w:val="21"/>
-          <w:szCs w:val="21"/>
-          <w:lang w:val="hu-HU"/>
-        </w:rPr>
-        <w:t xml:space="preserve"> is egy alakváltó, de neki csak 2 formája van: HAVE és HAS.</w:t>
-      </w:r>
-    </w:p>
-    <w:p>
-      <w:pPr>
-        <w:rPr>
-          <w:rFonts w:ascii="Arial" w:hAnsi="Arial" w:cs="Arial"/>
-          <w:sz w:val="21"/>
-          <w:szCs w:val="21"/>
-          <w:lang w:val="hu-HU"/>
-        </w:rPr>
-      </w:pPr>
-      <w:r>
-        <w:rPr>
-          <w:rFonts w:ascii="Arial" w:hAnsi="Arial" w:cs="Arial"/>
-          <w:sz w:val="21"/>
-          <w:szCs w:val="21"/>
+          <w:lang w:val="hu-HU"/>
+        </w:rPr>
+        <w:t>. (Van egy autóm).</w:t>
+      </w:r>
+    </w:p>
+    <w:p>
+      <w:pPr>
+        <w:rPr>
+          <w:rStyle w:val="Emphasis"/>
+          <w:lang w:val="hu-HU"/>
+        </w:rPr>
+      </w:pPr>
+      <w:r>
+        <w:rPr>
+          <w:rStyle w:val="Emphasis"/>
+          <w:lang w:val="hu-HU"/>
+        </w:rPr>
+        <w:t>A TO HAVE is egy alakváltó, de neki csak 2 formája van: HAVE és HAS.</w:t>
+      </w:r>
+    </w:p>
+    <w:p>
+      <w:pPr>
+        <w:rPr>
+          <w:rStyle w:val="Emphasis"/>
+          <w:lang w:val="hu-HU"/>
+        </w:rPr>
+      </w:pPr>
+      <w:r>
+        <w:rPr>
+          <w:rStyle w:val="Emphasis"/>
           <w:lang w:val="hu-HU"/>
         </w:rPr>
         <w:br/>
-      </w:r>
-      <w:r>
-        <w:rPr>
-          <w:rStyle w:val="Strong"/>
-          <w:rFonts w:ascii="Arial" w:hAnsi="Arial" w:cs="Arial"/>
-          <w:sz w:val="21"/>
-          <w:szCs w:val="21"/>
-          <w:lang w:val="hu-HU"/>
-        </w:rPr>
         <w:t xml:space="preserve">1. LÉPÉS: A Birtoklás (Kijelentés / </w:t>
       </w:r>
       <w:proofErr w:type="spellStart"/>
       <w:r>
         <w:rPr>
-          <w:rStyle w:val="Strong"/>
-          <w:rFonts w:ascii="Arial" w:hAnsi="Arial" w:cs="Arial"/>
-          <w:sz w:val="21"/>
-          <w:szCs w:val="21"/>
+          <w:rStyle w:val="Emphasis"/>
           <w:lang w:val="hu-HU"/>
         </w:rPr>
         <w:t>Affirmative</w:t>
@@ -21322,19 +20416,14 @@
       <w:proofErr w:type="spellEnd"/>
       <w:r>
         <w:rPr>
-          <w:rStyle w:val="Strong"/>
-          <w:rFonts w:ascii="Arial" w:hAnsi="Arial" w:cs="Arial"/>
-          <w:sz w:val="21"/>
-          <w:szCs w:val="21"/>
+          <w:rStyle w:val="Emphasis"/>
           <w:lang w:val="hu-HU"/>
         </w:rPr>
         <w:t>)</w:t>
       </w:r>
       <w:r>
         <w:rPr>
-          <w:rFonts w:ascii="Arial" w:hAnsi="Arial" w:cs="Arial"/>
-          <w:sz w:val="21"/>
-          <w:szCs w:val="21"/>
+          <w:rStyle w:val="Emphasis"/>
           <w:lang w:val="hu-HU"/>
         </w:rPr>
         <w:br/>
@@ -21343,9 +20432,7 @@
       <w:proofErr w:type="spellStart"/>
       <w:r>
         <w:rPr>
-          <w:rFonts w:ascii="Arial" w:hAnsi="Arial" w:cs="Arial"/>
-          <w:sz w:val="21"/>
-          <w:szCs w:val="21"/>
+          <w:rStyle w:val="Emphasis"/>
           <w:lang w:val="hu-HU"/>
         </w:rPr>
         <w:t>She</w:t>
@@ -21353,9 +20440,7 @@
       <w:proofErr w:type="spellEnd"/>
       <w:r>
         <w:rPr>
-          <w:rFonts w:ascii="Arial" w:hAnsi="Arial" w:cs="Arial"/>
-          <w:sz w:val="21"/>
-          <w:szCs w:val="21"/>
+          <w:rStyle w:val="Emphasis"/>
           <w:lang w:val="hu-HU"/>
         </w:rPr>
         <w:t xml:space="preserve">, </w:t>
@@ -21363,9 +20448,7 @@
       <w:proofErr w:type="spellStart"/>
       <w:r>
         <w:rPr>
-          <w:rFonts w:ascii="Arial" w:hAnsi="Arial" w:cs="Arial"/>
-          <w:sz w:val="21"/>
-          <w:szCs w:val="21"/>
+          <w:rStyle w:val="Emphasis"/>
           <w:lang w:val="hu-HU"/>
         </w:rPr>
         <w:t>It</w:t>
@@ -21373,9 +20456,7 @@
       <w:proofErr w:type="spellEnd"/>
       <w:r>
         <w:rPr>
-          <w:rFonts w:ascii="Arial" w:hAnsi="Arial" w:cs="Arial"/>
-          <w:sz w:val="21"/>
-          <w:szCs w:val="21"/>
+          <w:rStyle w:val="Emphasis"/>
           <w:lang w:val="hu-HU"/>
         </w:rPr>
         <w:t>) most is különcködik, ők a HAS alakot kapják.</w:t>
@@ -21389,18 +20470,13 @@
         </w:numPr>
         <w:spacing w:before="100" w:beforeAutospacing="1" w:after="100" w:afterAutospacing="1"/>
         <w:rPr>
-          <w:rFonts w:ascii="Arial" w:hAnsi="Arial" w:cs="Arial"/>
-          <w:sz w:val="21"/>
-          <w:szCs w:val="21"/>
-          <w:lang w:val="hu-HU"/>
-        </w:rPr>
-      </w:pPr>
-      <w:r>
-        <w:rPr>
-          <w:rStyle w:val="Strong"/>
-          <w:rFonts w:ascii="Arial" w:hAnsi="Arial" w:cs="Arial"/>
-          <w:sz w:val="21"/>
-          <w:szCs w:val="21"/>
+          <w:rStyle w:val="Emphasis"/>
+          <w:lang w:val="hu-HU"/>
+        </w:rPr>
+      </w:pPr>
+      <w:r>
+        <w:rPr>
+          <w:rStyle w:val="Emphasis"/>
           <w:lang w:val="hu-HU"/>
         </w:rPr>
         <w:t xml:space="preserve">I </w:t>
@@ -21408,10 +20484,7 @@
       <w:proofErr w:type="spellStart"/>
       <w:r>
         <w:rPr>
-          <w:rStyle w:val="Strong"/>
-          <w:rFonts w:ascii="Arial" w:hAnsi="Arial" w:cs="Arial"/>
-          <w:sz w:val="21"/>
-          <w:szCs w:val="21"/>
+          <w:rStyle w:val="Emphasis"/>
           <w:lang w:val="hu-HU"/>
         </w:rPr>
         <w:t>have</w:t>
@@ -21419,51 +20492,39 @@
       <w:proofErr w:type="spellEnd"/>
       <w:r>
         <w:rPr>
-          <w:rFonts w:ascii="Arial" w:hAnsi="Arial" w:cs="Arial"/>
-          <w:sz w:val="21"/>
-          <w:szCs w:val="21"/>
+          <w:rStyle w:val="Emphasis"/>
           <w:lang w:val="hu-HU"/>
         </w:rPr>
         <w:t xml:space="preserve"> (Nekem van) </w:t>
       </w:r>
-      <w:bdo w:val="ltr"/>
+      <w:bdo w:val="ltr">
+        <w:r>
+          <w:rPr>
+            <w:rStyle w:val="Emphasis"/>
+          </w:rPr>
+          <w:t>‬</w:t>
+        </w:r>
+      </w:bdo>
     </w:p>
     <w:p>
       <w:pPr>
         <w:ind w:left="720"/>
         <w:rPr>
-          <w:rFonts w:ascii="Arial" w:hAnsi="Arial" w:cs="Arial"/>
-          <w:sz w:val="21"/>
-          <w:szCs w:val="21"/>
-          <w:lang w:val="hu-HU"/>
-        </w:rPr>
-      </w:pPr>
-      <w:r>
-        <w:rPr>
-          <w:rFonts w:ascii="Arial" w:hAnsi="Arial" w:cs="Arial"/>
-          <w:sz w:val="21"/>
-          <w:szCs w:val="21"/>
-          <w:lang w:val="hu-HU"/>
-        </w:rPr>
-        <w:t xml:space="preserve">‬ </w:t>
-      </w:r>
-      <w:r>
-        <w:rPr>
-          <w:rStyle w:val="Emphasis"/>
-          <w:rFonts w:ascii="Arial" w:hAnsi="Arial" w:cs="Arial"/>
-          <w:sz w:val="21"/>
-          <w:szCs w:val="21"/>
-          <w:lang w:val="hu-HU"/>
-        </w:rPr>
-        <w:t xml:space="preserve">I </w:t>
-      </w:r>
-      <w:proofErr w:type="spellStart"/>
-      <w:r>
-        <w:rPr>
-          <w:rStyle w:val="Emphasis"/>
-          <w:rFonts w:ascii="Arial" w:hAnsi="Arial" w:cs="Arial"/>
-          <w:sz w:val="21"/>
-          <w:szCs w:val="21"/>
+          <w:rStyle w:val="Emphasis"/>
+          <w:lang w:val="hu-HU"/>
+        </w:rPr>
+      </w:pPr>
+      <w:r>
+        <w:rPr>
+          <w:rStyle w:val="Emphasis"/>
+          <w:lang w:val="hu-HU"/>
+        </w:rPr>
+        <w:t xml:space="preserve">‬ I </w:t>
+      </w:r>
+      <w:proofErr w:type="spellStart"/>
+      <w:r>
+        <w:rPr>
+          <w:rStyle w:val="Emphasis"/>
           <w:lang w:val="hu-HU"/>
         </w:rPr>
         <w:t>have</w:t>
@@ -21472,9 +20533,6 @@
       <w:r>
         <w:rPr>
           <w:rStyle w:val="Emphasis"/>
-          <w:rFonts w:ascii="Arial" w:hAnsi="Arial" w:cs="Arial"/>
-          <w:sz w:val="21"/>
-          <w:szCs w:val="21"/>
           <w:lang w:val="hu-HU"/>
         </w:rPr>
         <w:t xml:space="preserve"> a </w:t>
@@ -21483,9 +20541,6 @@
       <w:r>
         <w:rPr>
           <w:rStyle w:val="Emphasis"/>
-          <w:rFonts w:ascii="Arial" w:hAnsi="Arial" w:cs="Arial"/>
-          <w:sz w:val="21"/>
-          <w:szCs w:val="21"/>
           <w:lang w:val="hu-HU"/>
         </w:rPr>
         <w:t>dog</w:t>
@@ -21494,9 +20549,6 @@
       <w:r>
         <w:rPr>
           <w:rStyle w:val="Emphasis"/>
-          <w:rFonts w:ascii="Arial" w:hAnsi="Arial" w:cs="Arial"/>
-          <w:sz w:val="21"/>
-          <w:szCs w:val="21"/>
           <w:lang w:val="hu-HU"/>
         </w:rPr>
         <w:t>.</w:t>
@@ -21510,19 +20562,14 @@
         </w:numPr>
         <w:spacing w:before="100" w:beforeAutospacing="1" w:after="100" w:afterAutospacing="1"/>
         <w:rPr>
-          <w:rFonts w:ascii="Arial" w:hAnsi="Arial" w:cs="Arial"/>
-          <w:sz w:val="21"/>
-          <w:szCs w:val="21"/>
-          <w:lang w:val="hu-HU"/>
-        </w:rPr>
-      </w:pPr>
-      <w:proofErr w:type="spellStart"/>
-      <w:r>
-        <w:rPr>
-          <w:rStyle w:val="Strong"/>
-          <w:rFonts w:ascii="Arial" w:hAnsi="Arial" w:cs="Arial"/>
-          <w:sz w:val="21"/>
-          <w:szCs w:val="21"/>
+          <w:rStyle w:val="Emphasis"/>
+          <w:lang w:val="hu-HU"/>
+        </w:rPr>
+      </w:pPr>
+      <w:proofErr w:type="spellStart"/>
+      <w:r>
+        <w:rPr>
+          <w:rStyle w:val="Emphasis"/>
           <w:lang w:val="hu-HU"/>
         </w:rPr>
         <w:t>You</w:t>
@@ -21530,21 +20577,15 @@
       <w:proofErr w:type="spellEnd"/>
       <w:r>
         <w:rPr>
-          <w:rStyle w:val="Strong"/>
-          <w:rFonts w:ascii="Arial" w:hAnsi="Arial" w:cs="Arial"/>
-          <w:sz w:val="21"/>
-          <w:szCs w:val="21"/>
-          <w:lang w:val="hu-HU"/>
-        </w:rPr>
-        <w:t xml:space="preserve"> </w:t>
-      </w:r>
-      <w:proofErr w:type="spellStart"/>
-      <w:r>
-        <w:rPr>
-          <w:rStyle w:val="Strong"/>
-          <w:rFonts w:ascii="Arial" w:hAnsi="Arial" w:cs="Arial"/>
-          <w:sz w:val="21"/>
-          <w:szCs w:val="21"/>
+          <w:rStyle w:val="Emphasis"/>
+          <w:lang w:val="hu-HU"/>
+        </w:rPr>
+        <w:t xml:space="preserve"> </w:t>
+      </w:r>
+      <w:proofErr w:type="spellStart"/>
+      <w:r>
+        <w:rPr>
+          <w:rStyle w:val="Emphasis"/>
           <w:lang w:val="hu-HU"/>
         </w:rPr>
         <w:t>have</w:t>
@@ -21552,30 +20593,31 @@
       <w:proofErr w:type="spellEnd"/>
       <w:r>
         <w:rPr>
-          <w:rFonts w:ascii="Arial" w:hAnsi="Arial" w:cs="Arial"/>
-          <w:sz w:val="21"/>
-          <w:szCs w:val="21"/>
+          <w:rStyle w:val="Emphasis"/>
           <w:lang w:val="hu-HU"/>
         </w:rPr>
         <w:t xml:space="preserve"> (Neked van) </w:t>
       </w:r>
-      <w:bdo w:val="ltr"/>
+      <w:bdo w:val="ltr">
+        <w:r>
+          <w:rPr>
+            <w:rStyle w:val="Emphasis"/>
+          </w:rPr>
+          <w:t>‬</w:t>
+        </w:r>
+      </w:bdo>
     </w:p>
     <w:p>
       <w:pPr>
         <w:ind w:left="720"/>
         <w:rPr>
-          <w:rFonts w:ascii="Arial" w:hAnsi="Arial" w:cs="Arial"/>
-          <w:sz w:val="21"/>
-          <w:szCs w:val="21"/>
-          <w:lang w:val="hu-HU"/>
-        </w:rPr>
-      </w:pPr>
-      <w:r>
-        <w:rPr>
-          <w:rFonts w:ascii="Arial" w:hAnsi="Arial" w:cs="Arial"/>
-          <w:sz w:val="21"/>
-          <w:szCs w:val="21"/>
+          <w:rStyle w:val="Emphasis"/>
+          <w:lang w:val="hu-HU"/>
+        </w:rPr>
+      </w:pPr>
+      <w:r>
+        <w:rPr>
+          <w:rStyle w:val="Emphasis"/>
           <w:lang w:val="hu-HU"/>
         </w:rPr>
         <w:t xml:space="preserve">‬ </w:t>
@@ -21584,9 +20626,6 @@
       <w:r>
         <w:rPr>
           <w:rStyle w:val="Emphasis"/>
-          <w:rFonts w:ascii="Arial" w:hAnsi="Arial" w:cs="Arial"/>
-          <w:sz w:val="21"/>
-          <w:szCs w:val="21"/>
           <w:lang w:val="hu-HU"/>
         </w:rPr>
         <w:t>You</w:t>
@@ -21595,20 +20634,14 @@
       <w:r>
         <w:rPr>
           <w:rStyle w:val="Emphasis"/>
-          <w:rFonts w:ascii="Arial" w:hAnsi="Arial" w:cs="Arial"/>
-          <w:sz w:val="21"/>
-          <w:szCs w:val="21"/>
-          <w:lang w:val="hu-HU"/>
-        </w:rPr>
-        <w:t xml:space="preserve"> </w:t>
-      </w:r>
-      <w:proofErr w:type="spellStart"/>
-      <w:r>
-        <w:rPr>
-          <w:rStyle w:val="Emphasis"/>
-          <w:rFonts w:ascii="Arial" w:hAnsi="Arial" w:cs="Arial"/>
-          <w:sz w:val="21"/>
-          <w:szCs w:val="21"/>
+          <w:lang w:val="hu-HU"/>
+        </w:rPr>
+        <w:t xml:space="preserve"> </w:t>
+      </w:r>
+      <w:proofErr w:type="spellStart"/>
+      <w:r>
+        <w:rPr>
+          <w:rStyle w:val="Emphasis"/>
           <w:lang w:val="hu-HU"/>
         </w:rPr>
         <w:t>have</w:t>
@@ -21617,9 +20650,6 @@
       <w:r>
         <w:rPr>
           <w:rStyle w:val="Emphasis"/>
-          <w:rFonts w:ascii="Arial" w:hAnsi="Arial" w:cs="Arial"/>
-          <w:sz w:val="21"/>
-          <w:szCs w:val="21"/>
           <w:lang w:val="hu-HU"/>
         </w:rPr>
         <w:t xml:space="preserve"> a </w:t>
@@ -21628,9 +20658,6 @@
       <w:r>
         <w:rPr>
           <w:rStyle w:val="Emphasis"/>
-          <w:rFonts w:ascii="Arial" w:hAnsi="Arial" w:cs="Arial"/>
-          <w:sz w:val="21"/>
-          <w:szCs w:val="21"/>
           <w:lang w:val="hu-HU"/>
         </w:rPr>
         <w:t>nice</w:t>
@@ -21639,20 +20666,14 @@
       <w:r>
         <w:rPr>
           <w:rStyle w:val="Emphasis"/>
-          <w:rFonts w:ascii="Arial" w:hAnsi="Arial" w:cs="Arial"/>
-          <w:sz w:val="21"/>
-          <w:szCs w:val="21"/>
-          <w:lang w:val="hu-HU"/>
-        </w:rPr>
-        <w:t xml:space="preserve"> </w:t>
-      </w:r>
-      <w:proofErr w:type="spellStart"/>
-      <w:r>
-        <w:rPr>
-          <w:rStyle w:val="Emphasis"/>
-          <w:rFonts w:ascii="Arial" w:hAnsi="Arial" w:cs="Arial"/>
-          <w:sz w:val="21"/>
-          <w:szCs w:val="21"/>
+          <w:lang w:val="hu-HU"/>
+        </w:rPr>
+        <w:t xml:space="preserve"> </w:t>
+      </w:r>
+      <w:proofErr w:type="spellStart"/>
+      <w:r>
+        <w:rPr>
+          <w:rStyle w:val="Emphasis"/>
           <w:lang w:val="hu-HU"/>
         </w:rPr>
         <w:t>phone</w:t>
@@ -21661,9 +20682,6 @@
       <w:r>
         <w:rPr>
           <w:rStyle w:val="Emphasis"/>
-          <w:rFonts w:ascii="Arial" w:hAnsi="Arial" w:cs="Arial"/>
-          <w:sz w:val="21"/>
-          <w:szCs w:val="21"/>
           <w:lang w:val="hu-HU"/>
         </w:rPr>
         <w:t>.</w:t>
@@ -21677,69 +20695,45 @@
         </w:numPr>
         <w:spacing w:before="100" w:beforeAutospacing="1" w:after="100" w:afterAutospacing="1"/>
         <w:rPr>
-          <w:rFonts w:ascii="Arial" w:hAnsi="Arial" w:cs="Arial"/>
-          <w:sz w:val="21"/>
-          <w:szCs w:val="21"/>
-          <w:lang w:val="hu-HU"/>
-        </w:rPr>
-      </w:pPr>
-      <w:r>
-        <w:rPr>
-          <w:rStyle w:val="Strong"/>
-          <w:rFonts w:ascii="Arial" w:hAnsi="Arial" w:cs="Arial"/>
-          <w:sz w:val="21"/>
-          <w:szCs w:val="21"/>
-          <w:lang w:val="hu-HU"/>
-        </w:rPr>
-        <w:t>He has</w:t>
-      </w:r>
-      <w:r>
-        <w:rPr>
-          <w:rFonts w:ascii="Arial" w:hAnsi="Arial" w:cs="Arial"/>
-          <w:sz w:val="21"/>
-          <w:szCs w:val="21"/>
-          <w:lang w:val="hu-HU"/>
-        </w:rPr>
-        <w:t xml:space="preserve"> (Neki van - fiú) </w:t>
-      </w:r>
-      <w:bdo w:val="ltr"/>
+          <w:rStyle w:val="Emphasis"/>
+          <w:lang w:val="hu-HU"/>
+        </w:rPr>
+      </w:pPr>
+      <w:r>
+        <w:rPr>
+          <w:rStyle w:val="Emphasis"/>
+          <w:lang w:val="hu-HU"/>
+        </w:rPr>
+        <w:t xml:space="preserve">He has (Neki van - fiú) </w:t>
+      </w:r>
+      <w:bdo w:val="ltr">
+        <w:r>
+          <w:rPr>
+            <w:rStyle w:val="Emphasis"/>
+          </w:rPr>
+          <w:t>‬</w:t>
+        </w:r>
+      </w:bdo>
     </w:p>
     <w:p>
       <w:pPr>
         <w:ind w:left="720"/>
         <w:rPr>
-          <w:rFonts w:ascii="Arial" w:hAnsi="Arial" w:cs="Arial"/>
-          <w:sz w:val="21"/>
-          <w:szCs w:val="21"/>
-          <w:lang w:val="hu-HU"/>
-        </w:rPr>
-      </w:pPr>
-      <w:r>
-        <w:rPr>
-          <w:rFonts w:ascii="Arial" w:hAnsi="Arial" w:cs="Arial"/>
-          <w:sz w:val="21"/>
-          <w:szCs w:val="21"/>
-          <w:lang w:val="hu-HU"/>
-        </w:rPr>
-        <w:t xml:space="preserve">‬ </w:t>
-      </w:r>
-      <w:r>
-        <w:rPr>
-          <w:rStyle w:val="Emphasis"/>
-          <w:rFonts w:ascii="Arial" w:hAnsi="Arial" w:cs="Arial"/>
-          <w:sz w:val="21"/>
-          <w:szCs w:val="21"/>
-          <w:lang w:val="hu-HU"/>
-        </w:rPr>
-        <w:t xml:space="preserve">He has a </w:t>
-      </w:r>
-      <w:proofErr w:type="spellStart"/>
-      <w:r>
-        <w:rPr>
-          <w:rStyle w:val="Emphasis"/>
-          <w:rFonts w:ascii="Arial" w:hAnsi="Arial" w:cs="Arial"/>
-          <w:sz w:val="21"/>
-          <w:szCs w:val="21"/>
+          <w:rStyle w:val="Emphasis"/>
+          <w:lang w:val="hu-HU"/>
+        </w:rPr>
+      </w:pPr>
+      <w:r>
+        <w:rPr>
+          <w:rStyle w:val="Emphasis"/>
+          <w:lang w:val="hu-HU"/>
+        </w:rPr>
+        <w:t xml:space="preserve">‬ He has a </w:t>
+      </w:r>
+      <w:proofErr w:type="spellStart"/>
+      <w:r>
+        <w:rPr>
+          <w:rStyle w:val="Emphasis"/>
           <w:lang w:val="hu-HU"/>
         </w:rPr>
         <w:t>big</w:t>
@@ -21748,9 +20742,6 @@
       <w:r>
         <w:rPr>
           <w:rStyle w:val="Emphasis"/>
-          <w:rFonts w:ascii="Arial" w:hAnsi="Arial" w:cs="Arial"/>
-          <w:sz w:val="21"/>
-          <w:szCs w:val="21"/>
           <w:lang w:val="hu-HU"/>
         </w:rPr>
         <w:t xml:space="preserve"> house.</w:t>
@@ -21764,19 +20755,14 @@
         </w:numPr>
         <w:spacing w:before="100" w:beforeAutospacing="1" w:after="100" w:afterAutospacing="1"/>
         <w:rPr>
-          <w:rFonts w:ascii="Arial" w:hAnsi="Arial" w:cs="Arial"/>
-          <w:sz w:val="21"/>
-          <w:szCs w:val="21"/>
-          <w:lang w:val="hu-HU"/>
-        </w:rPr>
-      </w:pPr>
-      <w:proofErr w:type="spellStart"/>
-      <w:r>
-        <w:rPr>
-          <w:rStyle w:val="Strong"/>
-          <w:rFonts w:ascii="Arial" w:hAnsi="Arial" w:cs="Arial"/>
-          <w:sz w:val="21"/>
-          <w:szCs w:val="21"/>
+          <w:rStyle w:val="Emphasis"/>
+          <w:lang w:val="hu-HU"/>
+        </w:rPr>
+      </w:pPr>
+      <w:proofErr w:type="spellStart"/>
+      <w:r>
+        <w:rPr>
+          <w:rStyle w:val="Emphasis"/>
           <w:lang w:val="hu-HU"/>
         </w:rPr>
         <w:t>She</w:t>
@@ -21784,40 +20770,31 @@
       <w:proofErr w:type="spellEnd"/>
       <w:r>
         <w:rPr>
-          <w:rStyle w:val="Strong"/>
-          <w:rFonts w:ascii="Arial" w:hAnsi="Arial" w:cs="Arial"/>
-          <w:sz w:val="21"/>
-          <w:szCs w:val="21"/>
-          <w:lang w:val="hu-HU"/>
-        </w:rPr>
-        <w:t xml:space="preserve"> has</w:t>
-      </w:r>
-      <w:r>
-        <w:rPr>
-          <w:rFonts w:ascii="Arial" w:hAnsi="Arial" w:cs="Arial"/>
-          <w:sz w:val="21"/>
-          <w:szCs w:val="21"/>
-          <w:lang w:val="hu-HU"/>
-        </w:rPr>
-        <w:t xml:space="preserve"> (Neki van - lány) </w:t>
-      </w:r>
-      <w:bdo w:val="ltr"/>
+          <w:rStyle w:val="Emphasis"/>
+          <w:lang w:val="hu-HU"/>
+        </w:rPr>
+        <w:t xml:space="preserve"> has (Neki van - lány) </w:t>
+      </w:r>
+      <w:bdo w:val="ltr">
+        <w:r>
+          <w:rPr>
+            <w:rStyle w:val="Emphasis"/>
+          </w:rPr>
+          <w:t>‬</w:t>
+        </w:r>
+      </w:bdo>
     </w:p>
     <w:p>
       <w:pPr>
         <w:ind w:left="720"/>
         <w:rPr>
-          <w:rFonts w:ascii="Arial" w:hAnsi="Arial" w:cs="Arial"/>
-          <w:sz w:val="21"/>
-          <w:szCs w:val="21"/>
-          <w:lang w:val="hu-HU"/>
-        </w:rPr>
-      </w:pPr>
-      <w:r>
-        <w:rPr>
-          <w:rFonts w:ascii="Arial" w:hAnsi="Arial" w:cs="Arial"/>
-          <w:sz w:val="21"/>
-          <w:szCs w:val="21"/>
+          <w:rStyle w:val="Emphasis"/>
+          <w:lang w:val="hu-HU"/>
+        </w:rPr>
+      </w:pPr>
+      <w:r>
+        <w:rPr>
+          <w:rStyle w:val="Emphasis"/>
           <w:lang w:val="hu-HU"/>
         </w:rPr>
         <w:t xml:space="preserve">‬ </w:t>
@@ -21826,9 +20803,6 @@
       <w:r>
         <w:rPr>
           <w:rStyle w:val="Emphasis"/>
-          <w:rFonts w:ascii="Arial" w:hAnsi="Arial" w:cs="Arial"/>
-          <w:sz w:val="21"/>
-          <w:szCs w:val="21"/>
           <w:lang w:val="hu-HU"/>
         </w:rPr>
         <w:t>She</w:t>
@@ -21837,9 +20811,6 @@
       <w:r>
         <w:rPr>
           <w:rStyle w:val="Emphasis"/>
-          <w:rFonts w:ascii="Arial" w:hAnsi="Arial" w:cs="Arial"/>
-          <w:sz w:val="21"/>
-          <w:szCs w:val="21"/>
           <w:lang w:val="hu-HU"/>
         </w:rPr>
         <w:t xml:space="preserve"> has </w:t>
@@ -21848,9 +20819,6 @@
       <w:r>
         <w:rPr>
           <w:rStyle w:val="Emphasis"/>
-          <w:rFonts w:ascii="Arial" w:hAnsi="Arial" w:cs="Arial"/>
-          <w:sz w:val="21"/>
-          <w:szCs w:val="21"/>
           <w:lang w:val="hu-HU"/>
         </w:rPr>
         <w:t>blue</w:t>
@@ -21859,20 +20827,14 @@
       <w:r>
         <w:rPr>
           <w:rStyle w:val="Emphasis"/>
-          <w:rFonts w:ascii="Arial" w:hAnsi="Arial" w:cs="Arial"/>
-          <w:sz w:val="21"/>
-          <w:szCs w:val="21"/>
-          <w:lang w:val="hu-HU"/>
-        </w:rPr>
-        <w:t xml:space="preserve"> </w:t>
-      </w:r>
-      <w:proofErr w:type="spellStart"/>
-      <w:r>
-        <w:rPr>
-          <w:rStyle w:val="Emphasis"/>
-          <w:rFonts w:ascii="Arial" w:hAnsi="Arial" w:cs="Arial"/>
-          <w:sz w:val="21"/>
-          <w:szCs w:val="21"/>
+          <w:lang w:val="hu-HU"/>
+        </w:rPr>
+        <w:t xml:space="preserve"> </w:t>
+      </w:r>
+      <w:proofErr w:type="spellStart"/>
+      <w:r>
+        <w:rPr>
+          <w:rStyle w:val="Emphasis"/>
           <w:lang w:val="hu-HU"/>
         </w:rPr>
         <w:t>eyes</w:t>
@@ -21881,9 +20843,6 @@
       <w:r>
         <w:rPr>
           <w:rStyle w:val="Emphasis"/>
-          <w:rFonts w:ascii="Arial" w:hAnsi="Arial" w:cs="Arial"/>
-          <w:sz w:val="21"/>
-          <w:szCs w:val="21"/>
           <w:lang w:val="hu-HU"/>
         </w:rPr>
         <w:t>.</w:t>
@@ -21897,19 +20856,14 @@
         </w:numPr>
         <w:spacing w:before="100" w:beforeAutospacing="1" w:after="100" w:afterAutospacing="1"/>
         <w:rPr>
-          <w:rFonts w:ascii="Arial" w:hAnsi="Arial" w:cs="Arial"/>
-          <w:sz w:val="21"/>
-          <w:szCs w:val="21"/>
-          <w:lang w:val="hu-HU"/>
-        </w:rPr>
-      </w:pPr>
-      <w:proofErr w:type="spellStart"/>
-      <w:r>
-        <w:rPr>
-          <w:rStyle w:val="Strong"/>
-          <w:rFonts w:ascii="Arial" w:hAnsi="Arial" w:cs="Arial"/>
-          <w:sz w:val="21"/>
-          <w:szCs w:val="21"/>
+          <w:rStyle w:val="Emphasis"/>
+          <w:lang w:val="hu-HU"/>
+        </w:rPr>
+      </w:pPr>
+      <w:proofErr w:type="spellStart"/>
+      <w:r>
+        <w:rPr>
+          <w:rStyle w:val="Emphasis"/>
           <w:lang w:val="hu-HU"/>
         </w:rPr>
         <w:t>It</w:t>
@@ -21917,61 +20871,39 @@
       <w:proofErr w:type="spellEnd"/>
       <w:r>
         <w:rPr>
-          <w:rStyle w:val="Strong"/>
-          <w:rFonts w:ascii="Arial" w:hAnsi="Arial" w:cs="Arial"/>
-          <w:sz w:val="21"/>
-          <w:szCs w:val="21"/>
-          <w:lang w:val="hu-HU"/>
-        </w:rPr>
-        <w:t xml:space="preserve"> has</w:t>
-      </w:r>
-      <w:r>
-        <w:rPr>
-          <w:rFonts w:ascii="Arial" w:hAnsi="Arial" w:cs="Arial"/>
-          <w:sz w:val="21"/>
-          <w:szCs w:val="21"/>
-          <w:lang w:val="hu-HU"/>
-        </w:rPr>
-        <w:t xml:space="preserve"> (Ennek/Annak van) </w:t>
-      </w:r>
-      <w:bdo w:val="ltr"/>
+          <w:rStyle w:val="Emphasis"/>
+          <w:lang w:val="hu-HU"/>
+        </w:rPr>
+        <w:t xml:space="preserve"> has (Ennek/Annak van) </w:t>
+      </w:r>
+      <w:bdo w:val="ltr">
+        <w:r>
+          <w:rPr>
+            <w:rStyle w:val="Emphasis"/>
+          </w:rPr>
+          <w:t>‬</w:t>
+        </w:r>
+      </w:bdo>
     </w:p>
     <w:p>
       <w:pPr>
         <w:ind w:left="720"/>
         <w:rPr>
-          <w:rFonts w:ascii="Arial" w:hAnsi="Arial" w:cs="Arial"/>
-          <w:sz w:val="21"/>
-          <w:szCs w:val="21"/>
-          <w:lang w:val="hu-HU"/>
-        </w:rPr>
-      </w:pPr>
-      <w:r>
-        <w:rPr>
-          <w:rFonts w:ascii="Arial" w:hAnsi="Arial" w:cs="Arial"/>
-          <w:sz w:val="21"/>
-          <w:szCs w:val="21"/>
-          <w:lang w:val="hu-HU"/>
-        </w:rPr>
-        <w:t xml:space="preserve">‬ </w:t>
-      </w:r>
-      <w:r>
-        <w:rPr>
-          <w:rStyle w:val="Emphasis"/>
-          <w:rFonts w:ascii="Arial" w:hAnsi="Arial" w:cs="Arial"/>
-          <w:sz w:val="21"/>
-          <w:szCs w:val="21"/>
-          <w:lang w:val="hu-HU"/>
-        </w:rPr>
-        <w:t xml:space="preserve">The laptop has a </w:t>
-      </w:r>
-      <w:proofErr w:type="spellStart"/>
-      <w:r>
-        <w:rPr>
-          <w:rStyle w:val="Emphasis"/>
-          <w:rFonts w:ascii="Arial" w:hAnsi="Arial" w:cs="Arial"/>
-          <w:sz w:val="21"/>
-          <w:szCs w:val="21"/>
+          <w:rStyle w:val="Emphasis"/>
+          <w:lang w:val="hu-HU"/>
+        </w:rPr>
+      </w:pPr>
+      <w:r>
+        <w:rPr>
+          <w:rStyle w:val="Emphasis"/>
+          <w:lang w:val="hu-HU"/>
+        </w:rPr>
+        <w:t xml:space="preserve">‬ The laptop has a </w:t>
+      </w:r>
+      <w:proofErr w:type="spellStart"/>
+      <w:r>
+        <w:rPr>
+          <w:rStyle w:val="Emphasis"/>
           <w:lang w:val="hu-HU"/>
         </w:rPr>
         <w:t>good</w:t>
@@ -21980,20 +20912,14 @@
       <w:r>
         <w:rPr>
           <w:rStyle w:val="Emphasis"/>
-          <w:rFonts w:ascii="Arial" w:hAnsi="Arial" w:cs="Arial"/>
-          <w:sz w:val="21"/>
-          <w:szCs w:val="21"/>
-          <w:lang w:val="hu-HU"/>
-        </w:rPr>
-        <w:t xml:space="preserve"> </w:t>
-      </w:r>
-      <w:proofErr w:type="spellStart"/>
-      <w:r>
-        <w:rPr>
-          <w:rStyle w:val="Emphasis"/>
-          <w:rFonts w:ascii="Arial" w:hAnsi="Arial" w:cs="Arial"/>
-          <w:sz w:val="21"/>
-          <w:szCs w:val="21"/>
+          <w:lang w:val="hu-HU"/>
+        </w:rPr>
+        <w:t xml:space="preserve"> </w:t>
+      </w:r>
+      <w:proofErr w:type="spellStart"/>
+      <w:r>
+        <w:rPr>
+          <w:rStyle w:val="Emphasis"/>
           <w:lang w:val="hu-HU"/>
         </w:rPr>
         <w:t>battery</w:t>
@@ -22002,9 +20928,6 @@
       <w:r>
         <w:rPr>
           <w:rStyle w:val="Emphasis"/>
-          <w:rFonts w:ascii="Arial" w:hAnsi="Arial" w:cs="Arial"/>
-          <w:sz w:val="21"/>
-          <w:szCs w:val="21"/>
           <w:lang w:val="hu-HU"/>
         </w:rPr>
         <w:t>.</w:t>
@@ -22018,19 +20941,14 @@
         </w:numPr>
         <w:spacing w:before="100" w:beforeAutospacing="1" w:after="100" w:afterAutospacing="1"/>
         <w:rPr>
-          <w:rFonts w:ascii="Arial" w:hAnsi="Arial" w:cs="Arial"/>
-          <w:sz w:val="21"/>
-          <w:szCs w:val="21"/>
-          <w:lang w:val="hu-HU"/>
-        </w:rPr>
-      </w:pPr>
-      <w:proofErr w:type="spellStart"/>
-      <w:r>
-        <w:rPr>
-          <w:rStyle w:val="Strong"/>
-          <w:rFonts w:ascii="Arial" w:hAnsi="Arial" w:cs="Arial"/>
-          <w:sz w:val="21"/>
-          <w:szCs w:val="21"/>
+          <w:rStyle w:val="Emphasis"/>
+          <w:lang w:val="hu-HU"/>
+        </w:rPr>
+      </w:pPr>
+      <w:proofErr w:type="spellStart"/>
+      <w:r>
+        <w:rPr>
+          <w:rStyle w:val="Emphasis"/>
           <w:lang w:val="hu-HU"/>
         </w:rPr>
         <w:t>We</w:t>
@@ -22038,21 +20956,15 @@
       <w:proofErr w:type="spellEnd"/>
       <w:r>
         <w:rPr>
-          <w:rStyle w:val="Strong"/>
-          <w:rFonts w:ascii="Arial" w:hAnsi="Arial" w:cs="Arial"/>
-          <w:sz w:val="21"/>
-          <w:szCs w:val="21"/>
-          <w:lang w:val="hu-HU"/>
-        </w:rPr>
-        <w:t xml:space="preserve"> </w:t>
-      </w:r>
-      <w:proofErr w:type="spellStart"/>
-      <w:r>
-        <w:rPr>
-          <w:rStyle w:val="Strong"/>
-          <w:rFonts w:ascii="Arial" w:hAnsi="Arial" w:cs="Arial"/>
-          <w:sz w:val="21"/>
-          <w:szCs w:val="21"/>
+          <w:rStyle w:val="Emphasis"/>
+          <w:lang w:val="hu-HU"/>
+        </w:rPr>
+        <w:t xml:space="preserve"> </w:t>
+      </w:r>
+      <w:proofErr w:type="spellStart"/>
+      <w:r>
+        <w:rPr>
+          <w:rStyle w:val="Emphasis"/>
           <w:lang w:val="hu-HU"/>
         </w:rPr>
         <w:t>have</w:t>
@@ -22060,42 +20972,39 @@
       <w:proofErr w:type="spellEnd"/>
       <w:r>
         <w:rPr>
-          <w:rFonts w:ascii="Arial" w:hAnsi="Arial" w:cs="Arial"/>
-          <w:sz w:val="21"/>
-          <w:szCs w:val="21"/>
+          <w:rStyle w:val="Emphasis"/>
           <w:lang w:val="hu-HU"/>
         </w:rPr>
         <w:t xml:space="preserve"> (Nekünk van) </w:t>
       </w:r>
-      <w:bdo w:val="ltr"/>
+      <w:bdo w:val="ltr">
+        <w:r>
+          <w:rPr>
+            <w:rStyle w:val="Emphasis"/>
+          </w:rPr>
+          <w:t>‬</w:t>
+        </w:r>
+      </w:bdo>
     </w:p>
     <w:p>
       <w:pPr>
         <w:ind w:left="720"/>
         <w:rPr>
-          <w:rFonts w:ascii="Arial" w:hAnsi="Arial" w:cs="Arial"/>
-          <w:sz w:val="21"/>
-          <w:szCs w:val="21"/>
-          <w:lang w:val="hu-HU"/>
-        </w:rPr>
-      </w:pPr>
-      <w:r>
-        <w:rPr>
-          <w:rFonts w:ascii="Arial" w:hAnsi="Arial" w:cs="Arial"/>
-          <w:sz w:val="21"/>
-          <w:szCs w:val="21"/>
-          <w:lang w:val="hu-HU"/>
-        </w:rPr>
-        <w:lastRenderedPageBreak/>
+          <w:rStyle w:val="Emphasis"/>
+          <w:lang w:val="hu-HU"/>
+        </w:rPr>
+      </w:pPr>
+      <w:r>
+        <w:rPr>
+          <w:rStyle w:val="Emphasis"/>
+          <w:lang w:val="hu-HU"/>
+        </w:rPr>
         <w:t xml:space="preserve">‬ </w:t>
       </w:r>
       <w:proofErr w:type="spellStart"/>
       <w:r>
         <w:rPr>
           <w:rStyle w:val="Emphasis"/>
-          <w:rFonts w:ascii="Arial" w:hAnsi="Arial" w:cs="Arial"/>
-          <w:sz w:val="21"/>
-          <w:szCs w:val="21"/>
           <w:lang w:val="hu-HU"/>
         </w:rPr>
         <w:t>We</w:t>
@@ -22104,20 +21013,14 @@
       <w:r>
         <w:rPr>
           <w:rStyle w:val="Emphasis"/>
-          <w:rFonts w:ascii="Arial" w:hAnsi="Arial" w:cs="Arial"/>
-          <w:sz w:val="21"/>
-          <w:szCs w:val="21"/>
-          <w:lang w:val="hu-HU"/>
-        </w:rPr>
-        <w:t xml:space="preserve"> </w:t>
-      </w:r>
-      <w:proofErr w:type="spellStart"/>
-      <w:r>
-        <w:rPr>
-          <w:rStyle w:val="Emphasis"/>
-          <w:rFonts w:ascii="Arial" w:hAnsi="Arial" w:cs="Arial"/>
-          <w:sz w:val="21"/>
-          <w:szCs w:val="21"/>
+          <w:lang w:val="hu-HU"/>
+        </w:rPr>
+        <w:t xml:space="preserve"> </w:t>
+      </w:r>
+      <w:proofErr w:type="spellStart"/>
+      <w:r>
+        <w:rPr>
+          <w:rStyle w:val="Emphasis"/>
           <w:lang w:val="hu-HU"/>
         </w:rPr>
         <w:t>have</w:t>
@@ -22126,9 +21029,6 @@
       <w:r>
         <w:rPr>
           <w:rStyle w:val="Emphasis"/>
-          <w:rFonts w:ascii="Arial" w:hAnsi="Arial" w:cs="Arial"/>
-          <w:sz w:val="21"/>
-          <w:szCs w:val="21"/>
           <w:lang w:val="hu-HU"/>
         </w:rPr>
         <w:t xml:space="preserve"> a meeting.</w:t>
@@ -22142,19 +21042,14 @@
         </w:numPr>
         <w:spacing w:before="100" w:beforeAutospacing="1" w:after="100" w:afterAutospacing="1"/>
         <w:rPr>
-          <w:rFonts w:ascii="Arial" w:hAnsi="Arial" w:cs="Arial"/>
-          <w:sz w:val="21"/>
-          <w:szCs w:val="21"/>
-          <w:lang w:val="hu-HU"/>
-        </w:rPr>
-      </w:pPr>
-      <w:proofErr w:type="spellStart"/>
-      <w:r>
-        <w:rPr>
-          <w:rStyle w:val="Strong"/>
-          <w:rFonts w:ascii="Arial" w:hAnsi="Arial" w:cs="Arial"/>
-          <w:sz w:val="21"/>
-          <w:szCs w:val="21"/>
+          <w:rStyle w:val="Emphasis"/>
+          <w:lang w:val="hu-HU"/>
+        </w:rPr>
+      </w:pPr>
+      <w:proofErr w:type="spellStart"/>
+      <w:r>
+        <w:rPr>
+          <w:rStyle w:val="Emphasis"/>
           <w:lang w:val="hu-HU"/>
         </w:rPr>
         <w:t>They</w:t>
@@ -22162,21 +21057,15 @@
       <w:proofErr w:type="spellEnd"/>
       <w:r>
         <w:rPr>
-          <w:rStyle w:val="Strong"/>
-          <w:rFonts w:ascii="Arial" w:hAnsi="Arial" w:cs="Arial"/>
-          <w:sz w:val="21"/>
-          <w:szCs w:val="21"/>
-          <w:lang w:val="hu-HU"/>
-        </w:rPr>
-        <w:t xml:space="preserve"> </w:t>
-      </w:r>
-      <w:proofErr w:type="spellStart"/>
-      <w:r>
-        <w:rPr>
-          <w:rStyle w:val="Strong"/>
-          <w:rFonts w:ascii="Arial" w:hAnsi="Arial" w:cs="Arial"/>
-          <w:sz w:val="21"/>
-          <w:szCs w:val="21"/>
+          <w:rStyle w:val="Emphasis"/>
+          <w:lang w:val="hu-HU"/>
+        </w:rPr>
+        <w:t xml:space="preserve"> </w:t>
+      </w:r>
+      <w:proofErr w:type="spellStart"/>
+      <w:r>
+        <w:rPr>
+          <w:rStyle w:val="Emphasis"/>
           <w:lang w:val="hu-HU"/>
         </w:rPr>
         <w:t>have</w:t>
@@ -22184,31 +21073,31 @@
       <w:proofErr w:type="spellEnd"/>
       <w:r>
         <w:rPr>
-          <w:rFonts w:ascii="Arial" w:hAnsi="Arial" w:cs="Arial"/>
-          <w:sz w:val="21"/>
-          <w:szCs w:val="21"/>
+          <w:rStyle w:val="Emphasis"/>
           <w:lang w:val="hu-HU"/>
         </w:rPr>
         <w:t xml:space="preserve"> (Nekik van) </w:t>
       </w:r>
-      <w:bdo w:val="ltr"/>
+      <w:bdo w:val="ltr">
+        <w:r>
+          <w:rPr>
+            <w:rStyle w:val="Emphasis"/>
+          </w:rPr>
+          <w:t>‬</w:t>
+        </w:r>
+      </w:bdo>
     </w:p>
     <w:p>
       <w:pPr>
         <w:ind w:left="720"/>
         <w:rPr>
           <w:rStyle w:val="Emphasis"/>
-          <w:rFonts w:ascii="Arial" w:hAnsi="Arial" w:cs="Arial"/>
-          <w:sz w:val="21"/>
-          <w:szCs w:val="21"/>
-          <w:lang w:val="hu-HU"/>
-        </w:rPr>
-      </w:pPr>
-      <w:r>
-        <w:rPr>
-          <w:rFonts w:ascii="Arial" w:hAnsi="Arial" w:cs="Arial"/>
-          <w:sz w:val="21"/>
-          <w:szCs w:val="21"/>
+          <w:lang w:val="hu-HU"/>
+        </w:rPr>
+      </w:pPr>
+      <w:r>
+        <w:rPr>
+          <w:rStyle w:val="Emphasis"/>
           <w:lang w:val="hu-HU"/>
         </w:rPr>
         <w:t xml:space="preserve">‬ </w:t>
@@ -22217,9 +21106,6 @@
       <w:r>
         <w:rPr>
           <w:rStyle w:val="Emphasis"/>
-          <w:rFonts w:ascii="Arial" w:hAnsi="Arial" w:cs="Arial"/>
-          <w:sz w:val="21"/>
-          <w:szCs w:val="21"/>
           <w:lang w:val="hu-HU"/>
         </w:rPr>
         <w:t>They</w:t>
@@ -22228,20 +21114,14 @@
       <w:r>
         <w:rPr>
           <w:rStyle w:val="Emphasis"/>
-          <w:rFonts w:ascii="Arial" w:hAnsi="Arial" w:cs="Arial"/>
-          <w:sz w:val="21"/>
-          <w:szCs w:val="21"/>
-          <w:lang w:val="hu-HU"/>
-        </w:rPr>
-        <w:t xml:space="preserve"> </w:t>
-      </w:r>
-      <w:proofErr w:type="spellStart"/>
-      <w:r>
-        <w:rPr>
-          <w:rStyle w:val="Emphasis"/>
-          <w:rFonts w:ascii="Arial" w:hAnsi="Arial" w:cs="Arial"/>
-          <w:sz w:val="21"/>
-          <w:szCs w:val="21"/>
+          <w:lang w:val="hu-HU"/>
+        </w:rPr>
+        <w:t xml:space="preserve"> </w:t>
+      </w:r>
+      <w:proofErr w:type="spellStart"/>
+      <w:r>
+        <w:rPr>
+          <w:rStyle w:val="Emphasis"/>
           <w:lang w:val="hu-HU"/>
         </w:rPr>
         <w:t>have</w:t>
@@ -22250,9 +21130,6 @@
       <w:r>
         <w:rPr>
           <w:rStyle w:val="Emphasis"/>
-          <w:rFonts w:ascii="Arial" w:hAnsi="Arial" w:cs="Arial"/>
-          <w:sz w:val="21"/>
-          <w:szCs w:val="21"/>
           <w:lang w:val="hu-HU"/>
         </w:rPr>
         <w:t xml:space="preserve"> a </w:t>
@@ -22261,9 +21138,6 @@
       <w:r>
         <w:rPr>
           <w:rStyle w:val="Emphasis"/>
-          <w:rFonts w:ascii="Arial" w:hAnsi="Arial" w:cs="Arial"/>
-          <w:sz w:val="21"/>
-          <w:szCs w:val="21"/>
           <w:lang w:val="hu-HU"/>
         </w:rPr>
         <w:t>lot</w:t>
@@ -22272,9 +21146,6 @@
       <w:r>
         <w:rPr>
           <w:rStyle w:val="Emphasis"/>
-          <w:rFonts w:ascii="Arial" w:hAnsi="Arial" w:cs="Arial"/>
-          <w:sz w:val="21"/>
-          <w:szCs w:val="21"/>
           <w:lang w:val="hu-HU"/>
         </w:rPr>
         <w:t xml:space="preserve"> of </w:t>
@@ -22283,9 +21154,6 @@
       <w:r>
         <w:rPr>
           <w:rStyle w:val="Emphasis"/>
-          <w:rFonts w:ascii="Arial" w:hAnsi="Arial" w:cs="Arial"/>
-          <w:sz w:val="21"/>
-          <w:szCs w:val="21"/>
           <w:lang w:val="hu-HU"/>
         </w:rPr>
         <w:t>tim</w:t>
@@ -22293,9 +21161,6 @@
       <w:r>
         <w:rPr>
           <w:rStyle w:val="Emphasis"/>
-          <w:rFonts w:ascii="Arial" w:hAnsi="Arial" w:cs="Arial"/>
-          <w:sz w:val="21"/>
-          <w:szCs w:val="21"/>
           <w:lang w:val="hu-HU"/>
         </w:rPr>
         <w:t>e</w:t>
@@ -22304,9 +21169,6 @@
       <w:r>
         <w:rPr>
           <w:rStyle w:val="Emphasis"/>
-          <w:rFonts w:ascii="Arial" w:hAnsi="Arial" w:cs="Arial"/>
-          <w:sz w:val="21"/>
-          <w:szCs w:val="21"/>
           <w:lang w:val="hu-HU"/>
         </w:rPr>
         <w:t>.</w:t>
@@ -22316,39 +21178,30 @@
       <w:pPr>
         <w:ind w:left="720"/>
         <w:rPr>
-          <w:rFonts w:ascii="Arial" w:hAnsi="Arial" w:cs="Arial"/>
-          <w:sz w:val="21"/>
-          <w:szCs w:val="21"/>
-          <w:lang w:val="hu-HU"/>
-        </w:rPr>
-      </w:pPr>
-    </w:p>
-    <w:p>
-      <w:pPr>
-        <w:rPr>
-          <w:rFonts w:ascii="Arial" w:hAnsi="Arial" w:cs="Arial"/>
-          <w:sz w:val="21"/>
-          <w:szCs w:val="21"/>
-          <w:lang w:val="hu-HU"/>
-        </w:rPr>
-      </w:pPr>
-      <w:r>
-        <w:rPr>
-          <w:rStyle w:val="Strong"/>
-          <w:rFonts w:ascii="Arial" w:hAnsi="Arial" w:cs="Arial"/>
-          <w:sz w:val="21"/>
-          <w:szCs w:val="21"/>
-          <w:lang w:val="hu-HU"/>
-        </w:rPr>
+          <w:rStyle w:val="Emphasis"/>
+          <w:lang w:val="hu-HU"/>
+        </w:rPr>
+      </w:pPr>
+    </w:p>
+    <w:p>
+      <w:pPr>
+        <w:rPr>
+          <w:rStyle w:val="Emphasis"/>
+          <w:lang w:val="hu-HU"/>
+        </w:rPr>
+      </w:pPr>
+      <w:r>
+        <w:rPr>
+          <w:rStyle w:val="Emphasis"/>
+          <w:lang w:val="hu-HU"/>
+        </w:rPr>
+        <w:lastRenderedPageBreak/>
         <w:t xml:space="preserve">2. LÉPÉS: Amikor "NINCS" (Tagadás / </w:t>
       </w:r>
       <w:proofErr w:type="spellStart"/>
       <w:r>
         <w:rPr>
-          <w:rStyle w:val="Strong"/>
-          <w:rFonts w:ascii="Arial" w:hAnsi="Arial" w:cs="Arial"/>
-          <w:sz w:val="21"/>
-          <w:szCs w:val="21"/>
+          <w:rStyle w:val="Emphasis"/>
           <w:lang w:val="hu-HU"/>
         </w:rPr>
         <w:t>Negative</w:t>
@@ -22356,19 +21209,14 @@
       <w:proofErr w:type="spellEnd"/>
       <w:r>
         <w:rPr>
-          <w:rStyle w:val="Strong"/>
-          <w:rFonts w:ascii="Arial" w:hAnsi="Arial" w:cs="Arial"/>
-          <w:sz w:val="21"/>
-          <w:szCs w:val="21"/>
+          <w:rStyle w:val="Emphasis"/>
           <w:lang w:val="hu-HU"/>
         </w:rPr>
         <w:t>)</w:t>
       </w:r>
       <w:r>
         <w:rPr>
-          <w:rFonts w:ascii="Arial" w:hAnsi="Arial" w:cs="Arial"/>
-          <w:sz w:val="21"/>
-          <w:szCs w:val="21"/>
+          <w:rStyle w:val="Emphasis"/>
           <w:lang w:val="hu-HU"/>
         </w:rPr>
         <w:br/>
@@ -22378,9 +21226,6 @@
       <w:r>
         <w:rPr>
           <w:rStyle w:val="Emphasis"/>
-          <w:rFonts w:ascii="Arial" w:hAnsi="Arial" w:cs="Arial"/>
-          <w:sz w:val="21"/>
-          <w:szCs w:val="21"/>
           <w:lang w:val="hu-HU"/>
         </w:rPr>
         <w:t>To</w:t>
@@ -22389,29 +21234,14 @@
       <w:r>
         <w:rPr>
           <w:rStyle w:val="Emphasis"/>
-          <w:rFonts w:ascii="Arial" w:hAnsi="Arial" w:cs="Arial"/>
-          <w:sz w:val="21"/>
-          <w:szCs w:val="21"/>
-          <w:lang w:val="hu-HU"/>
-        </w:rPr>
-        <w:t xml:space="preserve"> Be</w:t>
-      </w:r>
-      <w:r>
-        <w:rPr>
-          <w:rFonts w:ascii="Arial" w:hAnsi="Arial" w:cs="Arial"/>
-          <w:sz w:val="21"/>
-          <w:szCs w:val="21"/>
-          <w:lang w:val="hu-HU"/>
-        </w:rPr>
-        <w:t xml:space="preserve">-nél csak mögé raktuk a </w:t>
-      </w:r>
-      <w:proofErr w:type="spellStart"/>
-      <w:r>
-        <w:rPr>
-          <w:rStyle w:val="Emphasis"/>
-          <w:rFonts w:ascii="Arial" w:hAnsi="Arial" w:cs="Arial"/>
-          <w:sz w:val="21"/>
-          <w:szCs w:val="21"/>
+          <w:lang w:val="hu-HU"/>
+        </w:rPr>
+        <w:t xml:space="preserve"> Be-nél csak mögé raktuk a </w:t>
+      </w:r>
+      <w:proofErr w:type="spellStart"/>
+      <w:r>
+        <w:rPr>
+          <w:rStyle w:val="Emphasis"/>
           <w:lang w:val="hu-HU"/>
         </w:rPr>
         <w:t>not</w:t>
@@ -22419,30 +21249,15 @@
       <w:proofErr w:type="spellEnd"/>
       <w:r>
         <w:rPr>
-          <w:rFonts w:ascii="Arial" w:hAnsi="Arial" w:cs="Arial"/>
-          <w:sz w:val="21"/>
-          <w:szCs w:val="21"/>
-          <w:lang w:val="hu-HU"/>
-        </w:rPr>
-        <w:t>-ot (</w:t>
-      </w:r>
-      <w:r>
-        <w:rPr>
-          <w:rStyle w:val="Emphasis"/>
-          <w:rFonts w:ascii="Arial" w:hAnsi="Arial" w:cs="Arial"/>
-          <w:sz w:val="21"/>
-          <w:szCs w:val="21"/>
-          <w:lang w:val="hu-HU"/>
-        </w:rPr>
-        <w:t xml:space="preserve">is </w:t>
-      </w:r>
-      <w:proofErr w:type="spellStart"/>
-      <w:r>
-        <w:rPr>
-          <w:rStyle w:val="Emphasis"/>
-          <w:rFonts w:ascii="Arial" w:hAnsi="Arial" w:cs="Arial"/>
-          <w:sz w:val="21"/>
-          <w:szCs w:val="21"/>
+          <w:rStyle w:val="Emphasis"/>
+          <w:lang w:val="hu-HU"/>
+        </w:rPr>
+        <w:t xml:space="preserve">-ot (is </w:t>
+      </w:r>
+      <w:proofErr w:type="spellStart"/>
+      <w:r>
+        <w:rPr>
+          <w:rStyle w:val="Emphasis"/>
           <w:lang w:val="hu-HU"/>
         </w:rPr>
         <w:t>not</w:t>
@@ -22450,9 +21265,7 @@
       <w:proofErr w:type="spellEnd"/>
       <w:r>
         <w:rPr>
-          <w:rFonts w:ascii="Arial" w:hAnsi="Arial" w:cs="Arial"/>
-          <w:sz w:val="21"/>
-          <w:szCs w:val="21"/>
+          <w:rStyle w:val="Emphasis"/>
           <w:lang w:val="hu-HU"/>
         </w:rPr>
         <w:t xml:space="preserve">). A </w:t>
@@ -22461,9 +21274,6 @@
       <w:r>
         <w:rPr>
           <w:rStyle w:val="Emphasis"/>
-          <w:rFonts w:ascii="Arial" w:hAnsi="Arial" w:cs="Arial"/>
-          <w:sz w:val="21"/>
-          <w:szCs w:val="21"/>
           <w:lang w:val="hu-HU"/>
         </w:rPr>
         <w:t>To</w:t>
@@ -22472,20 +21282,14 @@
       <w:r>
         <w:rPr>
           <w:rStyle w:val="Emphasis"/>
-          <w:rFonts w:ascii="Arial" w:hAnsi="Arial" w:cs="Arial"/>
-          <w:sz w:val="21"/>
-          <w:szCs w:val="21"/>
-          <w:lang w:val="hu-HU"/>
-        </w:rPr>
-        <w:t xml:space="preserve"> </w:t>
-      </w:r>
-      <w:proofErr w:type="spellStart"/>
-      <w:r>
-        <w:rPr>
-          <w:rStyle w:val="Emphasis"/>
-          <w:rFonts w:ascii="Arial" w:hAnsi="Arial" w:cs="Arial"/>
-          <w:sz w:val="21"/>
-          <w:szCs w:val="21"/>
+          <w:lang w:val="hu-HU"/>
+        </w:rPr>
+        <w:t xml:space="preserve"> </w:t>
+      </w:r>
+      <w:proofErr w:type="spellStart"/>
+      <w:r>
+        <w:rPr>
+          <w:rStyle w:val="Emphasis"/>
           <w:lang w:val="hu-HU"/>
         </w:rPr>
         <w:t>Have</w:t>
@@ -22493,104 +21297,23 @@
       <w:proofErr w:type="spellEnd"/>
       <w:r>
         <w:rPr>
-          <w:rFonts w:ascii="Arial" w:hAnsi="Arial" w:cs="Arial"/>
-          <w:sz w:val="21"/>
-          <w:szCs w:val="21"/>
+          <w:rStyle w:val="Emphasis"/>
           <w:lang w:val="hu-HU"/>
         </w:rPr>
         <w:t xml:space="preserve"> viszont egy "lusta" ige, egyedül nem tud tagadni. Kell mellé egy segédmunkás (segédige), aki elvégzi a piszkos munkát. Ez a segédmunkás a DON'T vagy a DOESN'T.</w:t>
       </w:r>
       <w:r>
         <w:rPr>
-          <w:rFonts w:ascii="Arial" w:hAnsi="Arial" w:cs="Arial"/>
-          <w:sz w:val="21"/>
-          <w:szCs w:val="21"/>
+          <w:rStyle w:val="Emphasis"/>
           <w:lang w:val="hu-HU"/>
         </w:rPr>
         <w:br/>
-      </w:r>
-      <w:r>
-        <w:rPr>
-          <w:rStyle w:val="Strong"/>
-          <w:rFonts w:ascii="Arial" w:hAnsi="Arial" w:cs="Arial"/>
-          <w:sz w:val="21"/>
-          <w:szCs w:val="21"/>
-          <w:lang w:val="hu-HU"/>
-        </w:rPr>
-        <w:t>Aranyszabály:</w:t>
-      </w:r>
-      <w:r>
-        <w:rPr>
-          <w:rFonts w:ascii="Arial" w:hAnsi="Arial" w:cs="Arial"/>
-          <w:sz w:val="21"/>
-          <w:szCs w:val="21"/>
-          <w:lang w:val="hu-HU"/>
-        </w:rPr>
-        <w:t xml:space="preserve"> Ha a segédmunkás megérkezik, a </w:t>
-      </w:r>
-      <w:r>
-        <w:rPr>
-          <w:rStyle w:val="Emphasis"/>
-          <w:rFonts w:ascii="Arial" w:hAnsi="Arial" w:cs="Arial"/>
-          <w:sz w:val="21"/>
-          <w:szCs w:val="21"/>
-          <w:lang w:val="hu-HU"/>
-        </w:rPr>
-        <w:t>HAS</w:t>
-      </w:r>
-      <w:r>
-        <w:rPr>
-          <w:rFonts w:ascii="Arial" w:hAnsi="Arial" w:cs="Arial"/>
-          <w:sz w:val="21"/>
-          <w:szCs w:val="21"/>
-          <w:lang w:val="hu-HU"/>
-        </w:rPr>
-        <w:t xml:space="preserve"> visszaalakul az eredeti </w:t>
-      </w:r>
-      <w:r>
-        <w:rPr>
-          <w:rStyle w:val="Emphasis"/>
-          <w:rFonts w:ascii="Arial" w:hAnsi="Arial" w:cs="Arial"/>
-          <w:sz w:val="21"/>
-          <w:szCs w:val="21"/>
-          <w:lang w:val="hu-HU"/>
-        </w:rPr>
-        <w:t>HAVE</w:t>
-      </w:r>
-      <w:r>
-        <w:rPr>
-          <w:rFonts w:ascii="Arial" w:hAnsi="Arial" w:cs="Arial"/>
-          <w:sz w:val="21"/>
-          <w:szCs w:val="21"/>
-          <w:lang w:val="hu-HU"/>
-        </w:rPr>
-        <w:t xml:space="preserve"> formájára! Tagadásban már csak </w:t>
-      </w:r>
-      <w:r>
-        <w:rPr>
-          <w:rStyle w:val="Emphasis"/>
-          <w:rFonts w:ascii="Arial" w:hAnsi="Arial" w:cs="Arial"/>
-          <w:sz w:val="21"/>
-          <w:szCs w:val="21"/>
-          <w:lang w:val="hu-HU"/>
-        </w:rPr>
-        <w:t>HAVE</w:t>
-      </w:r>
-      <w:r>
-        <w:rPr>
-          <w:rFonts w:ascii="Arial" w:hAnsi="Arial" w:cs="Arial"/>
-          <w:sz w:val="21"/>
-          <w:szCs w:val="21"/>
-          <w:lang w:val="hu-HU"/>
-        </w:rPr>
-        <w:t>-</w:t>
-      </w:r>
-      <w:proofErr w:type="spellStart"/>
-      <w:r>
-        <w:rPr>
-          <w:rFonts w:ascii="Arial" w:hAnsi="Arial" w:cs="Arial"/>
-          <w:sz w:val="21"/>
-          <w:szCs w:val="21"/>
+        <w:t>Aranyszabály: Ha a segédmunkás megérkezik, a HAS visszaalakul az eredeti HAVE formájára! Tagadásban már csak HAVE-</w:t>
+      </w:r>
+      <w:proofErr w:type="spellStart"/>
+      <w:r>
+        <w:rPr>
+          <w:rStyle w:val="Emphasis"/>
           <w:lang w:val="hu-HU"/>
         </w:rPr>
         <w:t>et</w:t>
@@ -22598,9 +21321,7 @@
       <w:proofErr w:type="spellEnd"/>
       <w:r>
         <w:rPr>
-          <w:rFonts w:ascii="Arial" w:hAnsi="Arial" w:cs="Arial"/>
-          <w:sz w:val="21"/>
-          <w:szCs w:val="21"/>
+          <w:rStyle w:val="Emphasis"/>
           <w:lang w:val="hu-HU"/>
         </w:rPr>
         <w:t xml:space="preserve"> hallunk.</w:t>
@@ -22614,17 +21335,13 @@
         </w:numPr>
         <w:spacing w:before="100" w:beforeAutospacing="1" w:after="100" w:afterAutospacing="1"/>
         <w:rPr>
-          <w:rFonts w:ascii="Arial" w:hAnsi="Arial" w:cs="Arial"/>
-          <w:sz w:val="21"/>
-          <w:szCs w:val="21"/>
-          <w:lang w:val="hu-HU"/>
-        </w:rPr>
-      </w:pPr>
-      <w:r>
-        <w:rPr>
-          <w:rFonts w:ascii="Arial" w:hAnsi="Arial" w:cs="Arial"/>
-          <w:sz w:val="21"/>
-          <w:szCs w:val="21"/>
+          <w:rStyle w:val="Emphasis"/>
+          <w:lang w:val="hu-HU"/>
+        </w:rPr>
+      </w:pPr>
+      <w:r>
+        <w:rPr>
+          <w:rStyle w:val="Emphasis"/>
           <w:lang w:val="hu-HU"/>
         </w:rPr>
         <w:t xml:space="preserve">I </w:t>
@@ -22632,10 +21349,7 @@
       <w:proofErr w:type="spellStart"/>
       <w:r>
         <w:rPr>
-          <w:rStyle w:val="Strong"/>
-          <w:rFonts w:ascii="Arial" w:hAnsi="Arial" w:cs="Arial"/>
-          <w:sz w:val="21"/>
-          <w:szCs w:val="21"/>
+          <w:rStyle w:val="Emphasis"/>
           <w:lang w:val="hu-HU"/>
         </w:rPr>
         <w:t>don't</w:t>
@@ -22643,21 +21357,15 @@
       <w:proofErr w:type="spellEnd"/>
       <w:r>
         <w:rPr>
-          <w:rStyle w:val="Strong"/>
-          <w:rFonts w:ascii="Arial" w:hAnsi="Arial" w:cs="Arial"/>
-          <w:sz w:val="21"/>
-          <w:szCs w:val="21"/>
-          <w:lang w:val="hu-HU"/>
-        </w:rPr>
-        <w:t xml:space="preserve"> </w:t>
-      </w:r>
-      <w:proofErr w:type="spellStart"/>
-      <w:r>
-        <w:rPr>
-          <w:rStyle w:val="Strong"/>
-          <w:rFonts w:ascii="Arial" w:hAnsi="Arial" w:cs="Arial"/>
-          <w:sz w:val="21"/>
-          <w:szCs w:val="21"/>
+          <w:rStyle w:val="Emphasis"/>
+          <w:lang w:val="hu-HU"/>
+        </w:rPr>
+        <w:t xml:space="preserve"> </w:t>
+      </w:r>
+      <w:proofErr w:type="spellStart"/>
+      <w:r>
+        <w:rPr>
+          <w:rStyle w:val="Emphasis"/>
           <w:lang w:val="hu-HU"/>
         </w:rPr>
         <w:t>have</w:t>
@@ -22665,51 +21373,39 @@
       <w:proofErr w:type="spellEnd"/>
       <w:r>
         <w:rPr>
-          <w:rFonts w:ascii="Arial" w:hAnsi="Arial" w:cs="Arial"/>
-          <w:sz w:val="21"/>
-          <w:szCs w:val="21"/>
-          <w:lang w:val="hu-HU"/>
-        </w:rPr>
-        <w:t xml:space="preserve"> </w:t>
-      </w:r>
-      <w:bdo w:val="ltr"/>
+          <w:rStyle w:val="Emphasis"/>
+          <w:lang w:val="hu-HU"/>
+        </w:rPr>
+        <w:t xml:space="preserve"> </w:t>
+      </w:r>
+      <w:bdo w:val="ltr">
+        <w:r>
+          <w:rPr>
+            <w:rStyle w:val="Emphasis"/>
+          </w:rPr>
+          <w:t>‬</w:t>
+        </w:r>
+      </w:bdo>
     </w:p>
     <w:p>
       <w:pPr>
         <w:ind w:left="720"/>
         <w:rPr>
-          <w:rFonts w:ascii="Arial" w:hAnsi="Arial" w:cs="Arial"/>
-          <w:sz w:val="21"/>
-          <w:szCs w:val="21"/>
-          <w:lang w:val="hu-HU"/>
-        </w:rPr>
-      </w:pPr>
-      <w:r>
-        <w:rPr>
-          <w:rFonts w:ascii="Arial" w:hAnsi="Arial" w:cs="Arial"/>
-          <w:sz w:val="21"/>
-          <w:szCs w:val="21"/>
-          <w:lang w:val="hu-HU"/>
-        </w:rPr>
-        <w:t xml:space="preserve">‬ </w:t>
-      </w:r>
-      <w:r>
-        <w:rPr>
-          <w:rStyle w:val="Emphasis"/>
-          <w:rFonts w:ascii="Arial" w:hAnsi="Arial" w:cs="Arial"/>
-          <w:sz w:val="21"/>
-          <w:szCs w:val="21"/>
-          <w:lang w:val="hu-HU"/>
-        </w:rPr>
-        <w:t xml:space="preserve">I </w:t>
-      </w:r>
-      <w:proofErr w:type="spellStart"/>
-      <w:r>
-        <w:rPr>
-          <w:rStyle w:val="Emphasis"/>
-          <w:rFonts w:ascii="Arial" w:hAnsi="Arial" w:cs="Arial"/>
-          <w:sz w:val="21"/>
-          <w:szCs w:val="21"/>
+          <w:rStyle w:val="Emphasis"/>
+          <w:lang w:val="hu-HU"/>
+        </w:rPr>
+      </w:pPr>
+      <w:r>
+        <w:rPr>
+          <w:rStyle w:val="Emphasis"/>
+          <w:lang w:val="hu-HU"/>
+        </w:rPr>
+        <w:t xml:space="preserve">‬ I </w:t>
+      </w:r>
+      <w:proofErr w:type="spellStart"/>
+      <w:r>
+        <w:rPr>
+          <w:rStyle w:val="Emphasis"/>
           <w:lang w:val="hu-HU"/>
         </w:rPr>
         <w:t>don't</w:t>
@@ -22718,20 +21414,14 @@
       <w:r>
         <w:rPr>
           <w:rStyle w:val="Emphasis"/>
-          <w:rFonts w:ascii="Arial" w:hAnsi="Arial" w:cs="Arial"/>
-          <w:sz w:val="21"/>
-          <w:szCs w:val="21"/>
-          <w:lang w:val="hu-HU"/>
-        </w:rPr>
-        <w:t xml:space="preserve"> </w:t>
-      </w:r>
-      <w:proofErr w:type="spellStart"/>
-      <w:r>
-        <w:rPr>
-          <w:rStyle w:val="Emphasis"/>
-          <w:rFonts w:ascii="Arial" w:hAnsi="Arial" w:cs="Arial"/>
-          <w:sz w:val="21"/>
-          <w:szCs w:val="21"/>
+          <w:lang w:val="hu-HU"/>
+        </w:rPr>
+        <w:t xml:space="preserve"> </w:t>
+      </w:r>
+      <w:proofErr w:type="spellStart"/>
+      <w:r>
+        <w:rPr>
+          <w:rStyle w:val="Emphasis"/>
           <w:lang w:val="hu-HU"/>
         </w:rPr>
         <w:t>have</w:t>
@@ -22740,9 +21430,6 @@
       <w:r>
         <w:rPr>
           <w:rStyle w:val="Emphasis"/>
-          <w:rFonts w:ascii="Arial" w:hAnsi="Arial" w:cs="Arial"/>
-          <w:sz w:val="21"/>
-          <w:szCs w:val="21"/>
           <w:lang w:val="hu-HU"/>
         </w:rPr>
         <w:t xml:space="preserve"> a </w:t>
@@ -22751,9 +21438,6 @@
       <w:r>
         <w:rPr>
           <w:rStyle w:val="Emphasis"/>
-          <w:rFonts w:ascii="Arial" w:hAnsi="Arial" w:cs="Arial"/>
-          <w:sz w:val="21"/>
-          <w:szCs w:val="21"/>
           <w:lang w:val="hu-HU"/>
         </w:rPr>
         <w:t>car</w:t>
@@ -22762,21 +21446,9 @@
       <w:r>
         <w:rPr>
           <w:rStyle w:val="Emphasis"/>
-          <w:rFonts w:ascii="Arial" w:hAnsi="Arial" w:cs="Arial"/>
-          <w:sz w:val="21"/>
-          <w:szCs w:val="21"/>
-          <w:lang w:val="hu-HU"/>
-        </w:rPr>
-        <w:t>.</w:t>
-      </w:r>
-      <w:r>
-        <w:rPr>
-          <w:rFonts w:ascii="Arial" w:hAnsi="Arial" w:cs="Arial"/>
-          <w:sz w:val="21"/>
-          <w:szCs w:val="21"/>
-          <w:lang w:val="hu-HU"/>
-        </w:rPr>
-        <w:t xml:space="preserve"> (Nincs autóm).</w:t>
+          <w:lang w:val="hu-HU"/>
+        </w:rPr>
+        <w:t>. (Nincs autóm).</w:t>
       </w:r>
     </w:p>
     <w:p>
@@ -22787,18 +21459,14 @@
         </w:numPr>
         <w:spacing w:before="100" w:beforeAutospacing="1" w:after="100" w:afterAutospacing="1"/>
         <w:rPr>
-          <w:rFonts w:ascii="Arial" w:hAnsi="Arial" w:cs="Arial"/>
-          <w:sz w:val="21"/>
-          <w:szCs w:val="21"/>
-          <w:lang w:val="hu-HU"/>
-        </w:rPr>
-      </w:pPr>
-      <w:proofErr w:type="spellStart"/>
-      <w:r>
-        <w:rPr>
-          <w:rFonts w:ascii="Arial" w:hAnsi="Arial" w:cs="Arial"/>
-          <w:sz w:val="21"/>
-          <w:szCs w:val="21"/>
+          <w:rStyle w:val="Emphasis"/>
+          <w:lang w:val="hu-HU"/>
+        </w:rPr>
+      </w:pPr>
+      <w:proofErr w:type="spellStart"/>
+      <w:r>
+        <w:rPr>
+          <w:rStyle w:val="Emphasis"/>
           <w:lang w:val="hu-HU"/>
         </w:rPr>
         <w:t>You</w:t>
@@ -22806,20 +21474,15 @@
       <w:proofErr w:type="spellEnd"/>
       <w:r>
         <w:rPr>
-          <w:rFonts w:ascii="Arial" w:hAnsi="Arial" w:cs="Arial"/>
-          <w:sz w:val="21"/>
-          <w:szCs w:val="21"/>
-          <w:lang w:val="hu-HU"/>
-        </w:rPr>
-        <w:t xml:space="preserve"> </w:t>
-      </w:r>
-      <w:proofErr w:type="spellStart"/>
-      <w:r>
-        <w:rPr>
-          <w:rStyle w:val="Strong"/>
-          <w:rFonts w:ascii="Arial" w:hAnsi="Arial" w:cs="Arial"/>
-          <w:sz w:val="21"/>
-          <w:szCs w:val="21"/>
+          <w:rStyle w:val="Emphasis"/>
+          <w:lang w:val="hu-HU"/>
+        </w:rPr>
+        <w:t xml:space="preserve"> </w:t>
+      </w:r>
+      <w:proofErr w:type="spellStart"/>
+      <w:r>
+        <w:rPr>
+          <w:rStyle w:val="Emphasis"/>
           <w:lang w:val="hu-HU"/>
         </w:rPr>
         <w:t>don't</w:t>
@@ -22827,21 +21490,15 @@
       <w:proofErr w:type="spellEnd"/>
       <w:r>
         <w:rPr>
-          <w:rStyle w:val="Strong"/>
-          <w:rFonts w:ascii="Arial" w:hAnsi="Arial" w:cs="Arial"/>
-          <w:sz w:val="21"/>
-          <w:szCs w:val="21"/>
-          <w:lang w:val="hu-HU"/>
-        </w:rPr>
-        <w:t xml:space="preserve"> </w:t>
-      </w:r>
-      <w:proofErr w:type="spellStart"/>
-      <w:r>
-        <w:rPr>
-          <w:rStyle w:val="Strong"/>
-          <w:rFonts w:ascii="Arial" w:hAnsi="Arial" w:cs="Arial"/>
-          <w:sz w:val="21"/>
-          <w:szCs w:val="21"/>
+          <w:rStyle w:val="Emphasis"/>
+          <w:lang w:val="hu-HU"/>
+        </w:rPr>
+        <w:t xml:space="preserve"> </w:t>
+      </w:r>
+      <w:proofErr w:type="spellStart"/>
+      <w:r>
+        <w:rPr>
+          <w:rStyle w:val="Emphasis"/>
           <w:lang w:val="hu-HU"/>
         </w:rPr>
         <w:t>have</w:t>
@@ -22849,30 +21506,31 @@
       <w:proofErr w:type="spellEnd"/>
       <w:r>
         <w:rPr>
-          <w:rFonts w:ascii="Arial" w:hAnsi="Arial" w:cs="Arial"/>
-          <w:sz w:val="21"/>
-          <w:szCs w:val="21"/>
-          <w:lang w:val="hu-HU"/>
-        </w:rPr>
-        <w:t xml:space="preserve"> </w:t>
-      </w:r>
-      <w:bdo w:val="ltr"/>
+          <w:rStyle w:val="Emphasis"/>
+          <w:lang w:val="hu-HU"/>
+        </w:rPr>
+        <w:t xml:space="preserve"> </w:t>
+      </w:r>
+      <w:bdo w:val="ltr">
+        <w:r>
+          <w:rPr>
+            <w:rStyle w:val="Emphasis"/>
+          </w:rPr>
+          <w:t>‬</w:t>
+        </w:r>
+      </w:bdo>
     </w:p>
     <w:p>
       <w:pPr>
         <w:ind w:left="720"/>
         <w:rPr>
-          <w:rFonts w:ascii="Arial" w:hAnsi="Arial" w:cs="Arial"/>
-          <w:sz w:val="21"/>
-          <w:szCs w:val="21"/>
-          <w:lang w:val="hu-HU"/>
-        </w:rPr>
-      </w:pPr>
-      <w:r>
-        <w:rPr>
-          <w:rFonts w:ascii="Arial" w:hAnsi="Arial" w:cs="Arial"/>
-          <w:sz w:val="21"/>
-          <w:szCs w:val="21"/>
+          <w:rStyle w:val="Emphasis"/>
+          <w:lang w:val="hu-HU"/>
+        </w:rPr>
+      </w:pPr>
+      <w:r>
+        <w:rPr>
+          <w:rStyle w:val="Emphasis"/>
           <w:lang w:val="hu-HU"/>
         </w:rPr>
         <w:t xml:space="preserve">‬ </w:t>
@@ -22881,9 +21539,6 @@
       <w:r>
         <w:rPr>
           <w:rStyle w:val="Emphasis"/>
-          <w:rFonts w:ascii="Arial" w:hAnsi="Arial" w:cs="Arial"/>
-          <w:sz w:val="21"/>
-          <w:szCs w:val="21"/>
           <w:lang w:val="hu-HU"/>
         </w:rPr>
         <w:t>You</w:t>
@@ -22892,20 +21547,14 @@
       <w:r>
         <w:rPr>
           <w:rStyle w:val="Emphasis"/>
-          <w:rFonts w:ascii="Arial" w:hAnsi="Arial" w:cs="Arial"/>
-          <w:sz w:val="21"/>
-          <w:szCs w:val="21"/>
-          <w:lang w:val="hu-HU"/>
-        </w:rPr>
-        <w:t xml:space="preserve"> </w:t>
-      </w:r>
-      <w:proofErr w:type="spellStart"/>
-      <w:r>
-        <w:rPr>
-          <w:rStyle w:val="Emphasis"/>
-          <w:rFonts w:ascii="Arial" w:hAnsi="Arial" w:cs="Arial"/>
-          <w:sz w:val="21"/>
-          <w:szCs w:val="21"/>
+          <w:lang w:val="hu-HU"/>
+        </w:rPr>
+        <w:t xml:space="preserve"> </w:t>
+      </w:r>
+      <w:proofErr w:type="spellStart"/>
+      <w:r>
+        <w:rPr>
+          <w:rStyle w:val="Emphasis"/>
           <w:lang w:val="hu-HU"/>
         </w:rPr>
         <w:t>don't</w:t>
@@ -22914,20 +21563,14 @@
       <w:r>
         <w:rPr>
           <w:rStyle w:val="Emphasis"/>
-          <w:rFonts w:ascii="Arial" w:hAnsi="Arial" w:cs="Arial"/>
-          <w:sz w:val="21"/>
-          <w:szCs w:val="21"/>
-          <w:lang w:val="hu-HU"/>
-        </w:rPr>
-        <w:t xml:space="preserve"> </w:t>
-      </w:r>
-      <w:proofErr w:type="spellStart"/>
-      <w:r>
-        <w:rPr>
-          <w:rStyle w:val="Emphasis"/>
-          <w:rFonts w:ascii="Arial" w:hAnsi="Arial" w:cs="Arial"/>
-          <w:sz w:val="21"/>
-          <w:szCs w:val="21"/>
+          <w:lang w:val="hu-HU"/>
+        </w:rPr>
+        <w:t xml:space="preserve"> </w:t>
+      </w:r>
+      <w:proofErr w:type="spellStart"/>
+      <w:r>
+        <w:rPr>
+          <w:rStyle w:val="Emphasis"/>
           <w:lang w:val="hu-HU"/>
         </w:rPr>
         <w:t>have</w:t>
@@ -22936,20 +21579,14 @@
       <w:r>
         <w:rPr>
           <w:rStyle w:val="Emphasis"/>
-          <w:rFonts w:ascii="Arial" w:hAnsi="Arial" w:cs="Arial"/>
-          <w:sz w:val="21"/>
-          <w:szCs w:val="21"/>
-          <w:lang w:val="hu-HU"/>
-        </w:rPr>
-        <w:t xml:space="preserve"> </w:t>
-      </w:r>
-      <w:proofErr w:type="spellStart"/>
-      <w:r>
-        <w:rPr>
-          <w:rStyle w:val="Emphasis"/>
-          <w:rFonts w:ascii="Arial" w:hAnsi="Arial" w:cs="Arial"/>
-          <w:sz w:val="21"/>
-          <w:szCs w:val="21"/>
+          <w:lang w:val="hu-HU"/>
+        </w:rPr>
+        <w:t xml:space="preserve"> </w:t>
+      </w:r>
+      <w:proofErr w:type="spellStart"/>
+      <w:r>
+        <w:rPr>
+          <w:rStyle w:val="Emphasis"/>
           <w:lang w:val="hu-HU"/>
         </w:rPr>
         <w:t>time</w:t>
@@ -22958,9 +21595,6 @@
       <w:r>
         <w:rPr>
           <w:rStyle w:val="Emphasis"/>
-          <w:rFonts w:ascii="Arial" w:hAnsi="Arial" w:cs="Arial"/>
-          <w:sz w:val="21"/>
-          <w:szCs w:val="21"/>
           <w:lang w:val="hu-HU"/>
         </w:rPr>
         <w:t>.</w:t>
@@ -22974,17 +21608,13 @@
         </w:numPr>
         <w:spacing w:before="100" w:beforeAutospacing="1" w:after="100" w:afterAutospacing="1"/>
         <w:rPr>
-          <w:rFonts w:ascii="Arial" w:hAnsi="Arial" w:cs="Arial"/>
-          <w:sz w:val="21"/>
-          <w:szCs w:val="21"/>
-          <w:lang w:val="hu-HU"/>
-        </w:rPr>
-      </w:pPr>
-      <w:r>
-        <w:rPr>
-          <w:rFonts w:ascii="Arial" w:hAnsi="Arial" w:cs="Arial"/>
-          <w:sz w:val="21"/>
-          <w:szCs w:val="21"/>
+          <w:rStyle w:val="Emphasis"/>
+          <w:lang w:val="hu-HU"/>
+        </w:rPr>
+      </w:pPr>
+      <w:r>
+        <w:rPr>
+          <w:rStyle w:val="Emphasis"/>
           <w:lang w:val="hu-HU"/>
         </w:rPr>
         <w:t xml:space="preserve">He </w:t>
@@ -22992,10 +21622,7 @@
       <w:proofErr w:type="spellStart"/>
       <w:r>
         <w:rPr>
-          <w:rStyle w:val="Strong"/>
-          <w:rFonts w:ascii="Arial" w:hAnsi="Arial" w:cs="Arial"/>
-          <w:sz w:val="21"/>
-          <w:szCs w:val="21"/>
+          <w:rStyle w:val="Emphasis"/>
           <w:lang w:val="hu-HU"/>
         </w:rPr>
         <w:t>doesn't</w:t>
@@ -23003,21 +21630,15 @@
       <w:proofErr w:type="spellEnd"/>
       <w:r>
         <w:rPr>
-          <w:rStyle w:val="Strong"/>
-          <w:rFonts w:ascii="Arial" w:hAnsi="Arial" w:cs="Arial"/>
-          <w:sz w:val="21"/>
-          <w:szCs w:val="21"/>
-          <w:lang w:val="hu-HU"/>
-        </w:rPr>
-        <w:t xml:space="preserve"> </w:t>
-      </w:r>
-      <w:proofErr w:type="spellStart"/>
-      <w:r>
-        <w:rPr>
-          <w:rStyle w:val="Strong"/>
-          <w:rFonts w:ascii="Arial" w:hAnsi="Arial" w:cs="Arial"/>
-          <w:sz w:val="21"/>
-          <w:szCs w:val="21"/>
+          <w:rStyle w:val="Emphasis"/>
+          <w:lang w:val="hu-HU"/>
+        </w:rPr>
+        <w:t xml:space="preserve"> </w:t>
+      </w:r>
+      <w:proofErr w:type="spellStart"/>
+      <w:r>
+        <w:rPr>
+          <w:rStyle w:val="Emphasis"/>
           <w:lang w:val="hu-HU"/>
         </w:rPr>
         <w:t>have</w:t>
@@ -23025,51 +21646,39 @@
       <w:proofErr w:type="spellEnd"/>
       <w:r>
         <w:rPr>
-          <w:rFonts w:ascii="Arial" w:hAnsi="Arial" w:cs="Arial"/>
-          <w:sz w:val="21"/>
-          <w:szCs w:val="21"/>
-          <w:lang w:val="hu-HU"/>
-        </w:rPr>
-        <w:t xml:space="preserve"> </w:t>
-      </w:r>
-      <w:bdo w:val="ltr"/>
+          <w:rStyle w:val="Emphasis"/>
+          <w:lang w:val="hu-HU"/>
+        </w:rPr>
+        <w:t xml:space="preserve"> </w:t>
+      </w:r>
+      <w:bdo w:val="ltr">
+        <w:r>
+          <w:rPr>
+            <w:rStyle w:val="Emphasis"/>
+          </w:rPr>
+          <w:t>‬</w:t>
+        </w:r>
+      </w:bdo>
     </w:p>
     <w:p>
       <w:pPr>
         <w:ind w:left="720"/>
         <w:rPr>
-          <w:rFonts w:ascii="Arial" w:hAnsi="Arial" w:cs="Arial"/>
-          <w:sz w:val="21"/>
-          <w:szCs w:val="21"/>
-          <w:lang w:val="hu-HU"/>
-        </w:rPr>
-      </w:pPr>
-      <w:r>
-        <w:rPr>
-          <w:rFonts w:ascii="Arial" w:hAnsi="Arial" w:cs="Arial"/>
-          <w:sz w:val="21"/>
-          <w:szCs w:val="21"/>
-          <w:lang w:val="hu-HU"/>
-        </w:rPr>
-        <w:t xml:space="preserve">‬ </w:t>
-      </w:r>
-      <w:r>
-        <w:rPr>
-          <w:rStyle w:val="Emphasis"/>
-          <w:rFonts w:ascii="Arial" w:hAnsi="Arial" w:cs="Arial"/>
-          <w:sz w:val="21"/>
-          <w:szCs w:val="21"/>
-          <w:lang w:val="hu-HU"/>
-        </w:rPr>
-        <w:t xml:space="preserve">He </w:t>
-      </w:r>
-      <w:proofErr w:type="spellStart"/>
-      <w:r>
-        <w:rPr>
-          <w:rStyle w:val="Emphasis"/>
-          <w:rFonts w:ascii="Arial" w:hAnsi="Arial" w:cs="Arial"/>
-          <w:sz w:val="21"/>
-          <w:szCs w:val="21"/>
+          <w:rStyle w:val="Emphasis"/>
+          <w:lang w:val="hu-HU"/>
+        </w:rPr>
+      </w:pPr>
+      <w:r>
+        <w:rPr>
+          <w:rStyle w:val="Emphasis"/>
+          <w:lang w:val="hu-HU"/>
+        </w:rPr>
+        <w:t xml:space="preserve">‬ He </w:t>
+      </w:r>
+      <w:proofErr w:type="spellStart"/>
+      <w:r>
+        <w:rPr>
+          <w:rStyle w:val="Emphasis"/>
           <w:lang w:val="hu-HU"/>
         </w:rPr>
         <w:t>doesn't</w:t>
@@ -23078,20 +21687,14 @@
       <w:r>
         <w:rPr>
           <w:rStyle w:val="Emphasis"/>
-          <w:rFonts w:ascii="Arial" w:hAnsi="Arial" w:cs="Arial"/>
-          <w:sz w:val="21"/>
-          <w:szCs w:val="21"/>
-          <w:lang w:val="hu-HU"/>
-        </w:rPr>
-        <w:t xml:space="preserve"> </w:t>
-      </w:r>
-      <w:proofErr w:type="spellStart"/>
-      <w:r>
-        <w:rPr>
-          <w:rStyle w:val="Emphasis"/>
-          <w:rFonts w:ascii="Arial" w:hAnsi="Arial" w:cs="Arial"/>
-          <w:sz w:val="21"/>
-          <w:szCs w:val="21"/>
+          <w:lang w:val="hu-HU"/>
+        </w:rPr>
+        <w:t xml:space="preserve"> </w:t>
+      </w:r>
+      <w:proofErr w:type="spellStart"/>
+      <w:r>
+        <w:rPr>
+          <w:rStyle w:val="Emphasis"/>
           <w:lang w:val="hu-HU"/>
         </w:rPr>
         <w:t>have</w:t>
@@ -23100,9 +21703,6 @@
       <w:r>
         <w:rPr>
           <w:rStyle w:val="Emphasis"/>
-          <w:rFonts w:ascii="Arial" w:hAnsi="Arial" w:cs="Arial"/>
-          <w:sz w:val="21"/>
-          <w:szCs w:val="21"/>
           <w:lang w:val="hu-HU"/>
         </w:rPr>
         <w:t xml:space="preserve"> a </w:t>
@@ -23111,9 +21711,6 @@
       <w:r>
         <w:rPr>
           <w:rStyle w:val="Emphasis"/>
-          <w:rFonts w:ascii="Arial" w:hAnsi="Arial" w:cs="Arial"/>
-          <w:sz w:val="21"/>
-          <w:szCs w:val="21"/>
           <w:lang w:val="hu-HU"/>
         </w:rPr>
         <w:t>job</w:t>
@@ -23122,39 +21719,14 @@
       <w:r>
         <w:rPr>
           <w:rStyle w:val="Emphasis"/>
-          <w:rFonts w:ascii="Arial" w:hAnsi="Arial" w:cs="Arial"/>
-          <w:sz w:val="21"/>
-          <w:szCs w:val="21"/>
-          <w:lang w:val="hu-HU"/>
-        </w:rPr>
-        <w:t>.</w:t>
-      </w:r>
-      <w:r>
-        <w:rPr>
-          <w:rFonts w:ascii="Arial" w:hAnsi="Arial" w:cs="Arial"/>
-          <w:sz w:val="21"/>
-          <w:szCs w:val="21"/>
-          <w:lang w:val="hu-HU"/>
-        </w:rPr>
-        <w:t xml:space="preserve"> </w:t>
-      </w:r>
-      <w:r>
-        <w:rPr>
-          <w:rStyle w:val="Emphasis"/>
-          <w:rFonts w:ascii="Arial" w:hAnsi="Arial" w:cs="Arial"/>
-          <w:sz w:val="21"/>
-          <w:szCs w:val="21"/>
-          <w:lang w:val="hu-HU"/>
-        </w:rPr>
-        <w:t xml:space="preserve">(Figyelj: </w:t>
-      </w:r>
-      <w:proofErr w:type="spellStart"/>
-      <w:r>
-        <w:rPr>
-          <w:rStyle w:val="Emphasis"/>
-          <w:rFonts w:ascii="Arial" w:hAnsi="Arial" w:cs="Arial"/>
-          <w:sz w:val="21"/>
-          <w:szCs w:val="21"/>
+          <w:lang w:val="hu-HU"/>
+        </w:rPr>
+        <w:t xml:space="preserve">. (Figyelj: </w:t>
+      </w:r>
+      <w:proofErr w:type="spellStart"/>
+      <w:r>
+        <w:rPr>
+          <w:rStyle w:val="Emphasis"/>
           <w:lang w:val="hu-HU"/>
         </w:rPr>
         <w:t>doesn't</w:t>
@@ -23163,9 +21735,6 @@
       <w:r>
         <w:rPr>
           <w:rStyle w:val="Emphasis"/>
-          <w:rFonts w:ascii="Arial" w:hAnsi="Arial" w:cs="Arial"/>
-          <w:sz w:val="21"/>
-          <w:szCs w:val="21"/>
           <w:lang w:val="hu-HU"/>
         </w:rPr>
         <w:t xml:space="preserve"> HAS nem létezik!)</w:t>
@@ -23179,18 +21748,14 @@
         </w:numPr>
         <w:spacing w:before="100" w:beforeAutospacing="1" w:after="100" w:afterAutospacing="1"/>
         <w:rPr>
-          <w:rFonts w:ascii="Arial" w:hAnsi="Arial" w:cs="Arial"/>
-          <w:sz w:val="21"/>
-          <w:szCs w:val="21"/>
-          <w:lang w:val="hu-HU"/>
-        </w:rPr>
-      </w:pPr>
-      <w:proofErr w:type="spellStart"/>
-      <w:r>
-        <w:rPr>
-          <w:rFonts w:ascii="Arial" w:hAnsi="Arial" w:cs="Arial"/>
-          <w:sz w:val="21"/>
-          <w:szCs w:val="21"/>
+          <w:rStyle w:val="Emphasis"/>
+          <w:lang w:val="hu-HU"/>
+        </w:rPr>
+      </w:pPr>
+      <w:proofErr w:type="spellStart"/>
+      <w:r>
+        <w:rPr>
+          <w:rStyle w:val="Emphasis"/>
           <w:lang w:val="hu-HU"/>
         </w:rPr>
         <w:t>She</w:t>
@@ -23198,20 +21763,15 @@
       <w:proofErr w:type="spellEnd"/>
       <w:r>
         <w:rPr>
-          <w:rFonts w:ascii="Arial" w:hAnsi="Arial" w:cs="Arial"/>
-          <w:sz w:val="21"/>
-          <w:szCs w:val="21"/>
-          <w:lang w:val="hu-HU"/>
-        </w:rPr>
-        <w:t xml:space="preserve"> </w:t>
-      </w:r>
-      <w:proofErr w:type="spellStart"/>
-      <w:r>
-        <w:rPr>
-          <w:rStyle w:val="Strong"/>
-          <w:rFonts w:ascii="Arial" w:hAnsi="Arial" w:cs="Arial"/>
-          <w:sz w:val="21"/>
-          <w:szCs w:val="21"/>
+          <w:rStyle w:val="Emphasis"/>
+          <w:lang w:val="hu-HU"/>
+        </w:rPr>
+        <w:t xml:space="preserve"> </w:t>
+      </w:r>
+      <w:proofErr w:type="spellStart"/>
+      <w:r>
+        <w:rPr>
+          <w:rStyle w:val="Emphasis"/>
           <w:lang w:val="hu-HU"/>
         </w:rPr>
         <w:t>doesn't</w:t>
@@ -23219,21 +21779,15 @@
       <w:proofErr w:type="spellEnd"/>
       <w:r>
         <w:rPr>
-          <w:rStyle w:val="Strong"/>
-          <w:rFonts w:ascii="Arial" w:hAnsi="Arial" w:cs="Arial"/>
-          <w:sz w:val="21"/>
-          <w:szCs w:val="21"/>
-          <w:lang w:val="hu-HU"/>
-        </w:rPr>
-        <w:t xml:space="preserve"> </w:t>
-      </w:r>
-      <w:proofErr w:type="spellStart"/>
-      <w:r>
-        <w:rPr>
-          <w:rStyle w:val="Strong"/>
-          <w:rFonts w:ascii="Arial" w:hAnsi="Arial" w:cs="Arial"/>
-          <w:sz w:val="21"/>
-          <w:szCs w:val="21"/>
+          <w:rStyle w:val="Emphasis"/>
+          <w:lang w:val="hu-HU"/>
+        </w:rPr>
+        <w:t xml:space="preserve"> </w:t>
+      </w:r>
+      <w:proofErr w:type="spellStart"/>
+      <w:r>
+        <w:rPr>
+          <w:rStyle w:val="Emphasis"/>
           <w:lang w:val="hu-HU"/>
         </w:rPr>
         <w:t>have</w:t>
@@ -23241,30 +21795,31 @@
       <w:proofErr w:type="spellEnd"/>
       <w:r>
         <w:rPr>
-          <w:rFonts w:ascii="Arial" w:hAnsi="Arial" w:cs="Arial"/>
-          <w:sz w:val="21"/>
-          <w:szCs w:val="21"/>
-          <w:lang w:val="hu-HU"/>
-        </w:rPr>
-        <w:t xml:space="preserve"> </w:t>
-      </w:r>
-      <w:bdo w:val="ltr"/>
+          <w:rStyle w:val="Emphasis"/>
+          <w:lang w:val="hu-HU"/>
+        </w:rPr>
+        <w:t xml:space="preserve"> </w:t>
+      </w:r>
+      <w:bdo w:val="ltr">
+        <w:r>
+          <w:rPr>
+            <w:rStyle w:val="Emphasis"/>
+          </w:rPr>
+          <w:t>‬</w:t>
+        </w:r>
+      </w:bdo>
     </w:p>
     <w:p>
       <w:pPr>
         <w:ind w:left="720"/>
         <w:rPr>
-          <w:rFonts w:ascii="Arial" w:hAnsi="Arial" w:cs="Arial"/>
-          <w:sz w:val="21"/>
-          <w:szCs w:val="21"/>
-          <w:lang w:val="hu-HU"/>
-        </w:rPr>
-      </w:pPr>
-      <w:r>
-        <w:rPr>
-          <w:rFonts w:ascii="Arial" w:hAnsi="Arial" w:cs="Arial"/>
-          <w:sz w:val="21"/>
-          <w:szCs w:val="21"/>
+          <w:rStyle w:val="Emphasis"/>
+          <w:lang w:val="hu-HU"/>
+        </w:rPr>
+      </w:pPr>
+      <w:r>
+        <w:rPr>
+          <w:rStyle w:val="Emphasis"/>
           <w:lang w:val="hu-HU"/>
         </w:rPr>
         <w:t xml:space="preserve">‬ </w:t>
@@ -23273,9 +21828,6 @@
       <w:r>
         <w:rPr>
           <w:rStyle w:val="Emphasis"/>
-          <w:rFonts w:ascii="Arial" w:hAnsi="Arial" w:cs="Arial"/>
-          <w:sz w:val="21"/>
-          <w:szCs w:val="21"/>
           <w:lang w:val="hu-HU"/>
         </w:rPr>
         <w:t>She</w:t>
@@ -23284,20 +21836,14 @@
       <w:r>
         <w:rPr>
           <w:rStyle w:val="Emphasis"/>
-          <w:rFonts w:ascii="Arial" w:hAnsi="Arial" w:cs="Arial"/>
-          <w:sz w:val="21"/>
-          <w:szCs w:val="21"/>
-          <w:lang w:val="hu-HU"/>
-        </w:rPr>
-        <w:t xml:space="preserve"> </w:t>
-      </w:r>
-      <w:proofErr w:type="spellStart"/>
-      <w:r>
-        <w:rPr>
-          <w:rStyle w:val="Emphasis"/>
-          <w:rFonts w:ascii="Arial" w:hAnsi="Arial" w:cs="Arial"/>
-          <w:sz w:val="21"/>
-          <w:szCs w:val="21"/>
+          <w:lang w:val="hu-HU"/>
+        </w:rPr>
+        <w:t xml:space="preserve"> </w:t>
+      </w:r>
+      <w:proofErr w:type="spellStart"/>
+      <w:r>
+        <w:rPr>
+          <w:rStyle w:val="Emphasis"/>
           <w:lang w:val="hu-HU"/>
         </w:rPr>
         <w:t>doesn't</w:t>
@@ -23306,20 +21852,14 @@
       <w:r>
         <w:rPr>
           <w:rStyle w:val="Emphasis"/>
-          <w:rFonts w:ascii="Arial" w:hAnsi="Arial" w:cs="Arial"/>
-          <w:sz w:val="21"/>
-          <w:szCs w:val="21"/>
-          <w:lang w:val="hu-HU"/>
-        </w:rPr>
-        <w:t xml:space="preserve"> </w:t>
-      </w:r>
-      <w:proofErr w:type="spellStart"/>
-      <w:r>
-        <w:rPr>
-          <w:rStyle w:val="Emphasis"/>
-          <w:rFonts w:ascii="Arial" w:hAnsi="Arial" w:cs="Arial"/>
-          <w:sz w:val="21"/>
-          <w:szCs w:val="21"/>
+          <w:lang w:val="hu-HU"/>
+        </w:rPr>
+        <w:t xml:space="preserve"> </w:t>
+      </w:r>
+      <w:proofErr w:type="spellStart"/>
+      <w:r>
+        <w:rPr>
+          <w:rStyle w:val="Emphasis"/>
           <w:lang w:val="hu-HU"/>
         </w:rPr>
         <w:t>have</w:t>
@@ -23328,9 +21868,6 @@
       <w:r>
         <w:rPr>
           <w:rStyle w:val="Emphasis"/>
-          <w:rFonts w:ascii="Arial" w:hAnsi="Arial" w:cs="Arial"/>
-          <w:sz w:val="21"/>
-          <w:szCs w:val="21"/>
           <w:lang w:val="hu-HU"/>
         </w:rPr>
         <w:t xml:space="preserve"> a </w:t>
@@ -23339,9 +21876,6 @@
       <w:r>
         <w:rPr>
           <w:rStyle w:val="Emphasis"/>
-          <w:rFonts w:ascii="Arial" w:hAnsi="Arial" w:cs="Arial"/>
-          <w:sz w:val="21"/>
-          <w:szCs w:val="21"/>
           <w:lang w:val="hu-HU"/>
         </w:rPr>
         <w:t>sister</w:t>
@@ -23350,9 +21884,6 @@
       <w:r>
         <w:rPr>
           <w:rStyle w:val="Emphasis"/>
-          <w:rFonts w:ascii="Arial" w:hAnsi="Arial" w:cs="Arial"/>
-          <w:sz w:val="21"/>
-          <w:szCs w:val="21"/>
           <w:lang w:val="hu-HU"/>
         </w:rPr>
         <w:t>.</w:t>
@@ -23366,18 +21897,14 @@
         </w:numPr>
         <w:spacing w:before="100" w:beforeAutospacing="1" w:after="100" w:afterAutospacing="1"/>
         <w:rPr>
-          <w:rFonts w:ascii="Arial" w:hAnsi="Arial" w:cs="Arial"/>
-          <w:sz w:val="21"/>
-          <w:szCs w:val="21"/>
-          <w:lang w:val="hu-HU"/>
-        </w:rPr>
-      </w:pPr>
-      <w:proofErr w:type="spellStart"/>
-      <w:r>
-        <w:rPr>
-          <w:rFonts w:ascii="Arial" w:hAnsi="Arial" w:cs="Arial"/>
-          <w:sz w:val="21"/>
-          <w:szCs w:val="21"/>
+          <w:rStyle w:val="Emphasis"/>
+          <w:lang w:val="hu-HU"/>
+        </w:rPr>
+      </w:pPr>
+      <w:proofErr w:type="spellStart"/>
+      <w:r>
+        <w:rPr>
+          <w:rStyle w:val="Emphasis"/>
           <w:lang w:val="hu-HU"/>
         </w:rPr>
         <w:t>It</w:t>
@@ -23385,20 +21912,15 @@
       <w:proofErr w:type="spellEnd"/>
       <w:r>
         <w:rPr>
-          <w:rFonts w:ascii="Arial" w:hAnsi="Arial" w:cs="Arial"/>
-          <w:sz w:val="21"/>
-          <w:szCs w:val="21"/>
-          <w:lang w:val="hu-HU"/>
-        </w:rPr>
-        <w:t xml:space="preserve"> </w:t>
-      </w:r>
-      <w:proofErr w:type="spellStart"/>
-      <w:r>
-        <w:rPr>
-          <w:rStyle w:val="Strong"/>
-          <w:rFonts w:ascii="Arial" w:hAnsi="Arial" w:cs="Arial"/>
-          <w:sz w:val="21"/>
-          <w:szCs w:val="21"/>
+          <w:rStyle w:val="Emphasis"/>
+          <w:lang w:val="hu-HU"/>
+        </w:rPr>
+        <w:t xml:space="preserve"> </w:t>
+      </w:r>
+      <w:proofErr w:type="spellStart"/>
+      <w:r>
+        <w:rPr>
+          <w:rStyle w:val="Emphasis"/>
           <w:lang w:val="hu-HU"/>
         </w:rPr>
         <w:t>doesn't</w:t>
@@ -23406,21 +21928,15 @@
       <w:proofErr w:type="spellEnd"/>
       <w:r>
         <w:rPr>
-          <w:rStyle w:val="Strong"/>
-          <w:rFonts w:ascii="Arial" w:hAnsi="Arial" w:cs="Arial"/>
-          <w:sz w:val="21"/>
-          <w:szCs w:val="21"/>
-          <w:lang w:val="hu-HU"/>
-        </w:rPr>
-        <w:t xml:space="preserve"> </w:t>
-      </w:r>
-      <w:proofErr w:type="spellStart"/>
-      <w:r>
-        <w:rPr>
-          <w:rStyle w:val="Strong"/>
-          <w:rFonts w:ascii="Arial" w:hAnsi="Arial" w:cs="Arial"/>
-          <w:sz w:val="21"/>
-          <w:szCs w:val="21"/>
+          <w:rStyle w:val="Emphasis"/>
+          <w:lang w:val="hu-HU"/>
+        </w:rPr>
+        <w:t xml:space="preserve"> </w:t>
+      </w:r>
+      <w:proofErr w:type="spellStart"/>
+      <w:r>
+        <w:rPr>
+          <w:rStyle w:val="Emphasis"/>
           <w:lang w:val="hu-HU"/>
         </w:rPr>
         <w:t>have</w:t>
@@ -23428,30 +21944,31 @@
       <w:proofErr w:type="spellEnd"/>
       <w:r>
         <w:rPr>
-          <w:rFonts w:ascii="Arial" w:hAnsi="Arial" w:cs="Arial"/>
-          <w:sz w:val="21"/>
-          <w:szCs w:val="21"/>
-          <w:lang w:val="hu-HU"/>
-        </w:rPr>
-        <w:t xml:space="preserve"> </w:t>
-      </w:r>
-      <w:bdo w:val="ltr"/>
+          <w:rStyle w:val="Emphasis"/>
+          <w:lang w:val="hu-HU"/>
+        </w:rPr>
+        <w:t xml:space="preserve"> </w:t>
+      </w:r>
+      <w:bdo w:val="ltr">
+        <w:r>
+          <w:rPr>
+            <w:rStyle w:val="Emphasis"/>
+          </w:rPr>
+          <w:t>‬</w:t>
+        </w:r>
+      </w:bdo>
     </w:p>
     <w:p>
       <w:pPr>
         <w:ind w:left="720"/>
         <w:rPr>
-          <w:rFonts w:ascii="Arial" w:hAnsi="Arial" w:cs="Arial"/>
-          <w:sz w:val="21"/>
-          <w:szCs w:val="21"/>
-          <w:lang w:val="hu-HU"/>
-        </w:rPr>
-      </w:pPr>
-      <w:r>
-        <w:rPr>
-          <w:rFonts w:ascii="Arial" w:hAnsi="Arial" w:cs="Arial"/>
-          <w:sz w:val="21"/>
-          <w:szCs w:val="21"/>
+          <w:rStyle w:val="Emphasis"/>
+          <w:lang w:val="hu-HU"/>
+        </w:rPr>
+      </w:pPr>
+      <w:r>
+        <w:rPr>
+          <w:rStyle w:val="Emphasis"/>
           <w:lang w:val="hu-HU"/>
         </w:rPr>
         <w:t xml:space="preserve">‬ </w:t>
@@ -23460,9 +21977,6 @@
       <w:r>
         <w:rPr>
           <w:rStyle w:val="Emphasis"/>
-          <w:rFonts w:ascii="Arial" w:hAnsi="Arial" w:cs="Arial"/>
-          <w:sz w:val="21"/>
-          <w:szCs w:val="21"/>
           <w:lang w:val="hu-HU"/>
         </w:rPr>
         <w:t>It</w:t>
@@ -23471,20 +21985,14 @@
       <w:r>
         <w:rPr>
           <w:rStyle w:val="Emphasis"/>
-          <w:rFonts w:ascii="Arial" w:hAnsi="Arial" w:cs="Arial"/>
-          <w:sz w:val="21"/>
-          <w:szCs w:val="21"/>
-          <w:lang w:val="hu-HU"/>
-        </w:rPr>
-        <w:t xml:space="preserve"> </w:t>
-      </w:r>
-      <w:proofErr w:type="spellStart"/>
-      <w:r>
-        <w:rPr>
-          <w:rStyle w:val="Emphasis"/>
-          <w:rFonts w:ascii="Arial" w:hAnsi="Arial" w:cs="Arial"/>
-          <w:sz w:val="21"/>
-          <w:szCs w:val="21"/>
+          <w:lang w:val="hu-HU"/>
+        </w:rPr>
+        <w:t xml:space="preserve"> </w:t>
+      </w:r>
+      <w:proofErr w:type="spellStart"/>
+      <w:r>
+        <w:rPr>
+          <w:rStyle w:val="Emphasis"/>
           <w:lang w:val="hu-HU"/>
         </w:rPr>
         <w:t>doesn't</w:t>
@@ -23493,20 +22001,14 @@
       <w:r>
         <w:rPr>
           <w:rStyle w:val="Emphasis"/>
-          <w:rFonts w:ascii="Arial" w:hAnsi="Arial" w:cs="Arial"/>
-          <w:sz w:val="21"/>
-          <w:szCs w:val="21"/>
-          <w:lang w:val="hu-HU"/>
-        </w:rPr>
-        <w:t xml:space="preserve"> </w:t>
-      </w:r>
-      <w:proofErr w:type="spellStart"/>
-      <w:r>
-        <w:rPr>
-          <w:rStyle w:val="Emphasis"/>
-          <w:rFonts w:ascii="Arial" w:hAnsi="Arial" w:cs="Arial"/>
-          <w:sz w:val="21"/>
-          <w:szCs w:val="21"/>
+          <w:lang w:val="hu-HU"/>
+        </w:rPr>
+        <w:t xml:space="preserve"> </w:t>
+      </w:r>
+      <w:proofErr w:type="spellStart"/>
+      <w:r>
+        <w:rPr>
+          <w:rStyle w:val="Emphasis"/>
           <w:lang w:val="hu-HU"/>
         </w:rPr>
         <w:t>have</w:t>
@@ -23515,9 +22017,6 @@
       <w:r>
         <w:rPr>
           <w:rStyle w:val="Emphasis"/>
-          <w:rFonts w:ascii="Arial" w:hAnsi="Arial" w:cs="Arial"/>
-          <w:sz w:val="21"/>
-          <w:szCs w:val="21"/>
           <w:lang w:val="hu-HU"/>
         </w:rPr>
         <w:t xml:space="preserve"> a </w:t>
@@ -23526,9 +22025,6 @@
       <w:r>
         <w:rPr>
           <w:rStyle w:val="Emphasis"/>
-          <w:rFonts w:ascii="Arial" w:hAnsi="Arial" w:cs="Arial"/>
-          <w:sz w:val="21"/>
-          <w:szCs w:val="21"/>
           <w:lang w:val="hu-HU"/>
         </w:rPr>
         <w:t>screen</w:t>
@@ -23537,9 +22033,6 @@
       <w:r>
         <w:rPr>
           <w:rStyle w:val="Emphasis"/>
-          <w:rFonts w:ascii="Arial" w:hAnsi="Arial" w:cs="Arial"/>
-          <w:sz w:val="21"/>
-          <w:szCs w:val="21"/>
           <w:lang w:val="hu-HU"/>
         </w:rPr>
         <w:t>.</w:t>
@@ -23553,18 +22046,14 @@
         </w:numPr>
         <w:spacing w:before="100" w:beforeAutospacing="1" w:after="100" w:afterAutospacing="1"/>
         <w:rPr>
-          <w:rFonts w:ascii="Arial" w:hAnsi="Arial" w:cs="Arial"/>
-          <w:sz w:val="21"/>
-          <w:szCs w:val="21"/>
-          <w:lang w:val="hu-HU"/>
-        </w:rPr>
-      </w:pPr>
-      <w:proofErr w:type="spellStart"/>
-      <w:r>
-        <w:rPr>
-          <w:rFonts w:ascii="Arial" w:hAnsi="Arial" w:cs="Arial"/>
-          <w:sz w:val="21"/>
-          <w:szCs w:val="21"/>
+          <w:rStyle w:val="Emphasis"/>
+          <w:lang w:val="hu-HU"/>
+        </w:rPr>
+      </w:pPr>
+      <w:proofErr w:type="spellStart"/>
+      <w:r>
+        <w:rPr>
+          <w:rStyle w:val="Emphasis"/>
           <w:lang w:val="hu-HU"/>
         </w:rPr>
         <w:t>We</w:t>
@@ -23572,20 +22061,15 @@
       <w:proofErr w:type="spellEnd"/>
       <w:r>
         <w:rPr>
-          <w:rFonts w:ascii="Arial" w:hAnsi="Arial" w:cs="Arial"/>
-          <w:sz w:val="21"/>
-          <w:szCs w:val="21"/>
-          <w:lang w:val="hu-HU"/>
-        </w:rPr>
-        <w:t xml:space="preserve"> </w:t>
-      </w:r>
-      <w:proofErr w:type="spellStart"/>
-      <w:r>
-        <w:rPr>
-          <w:rStyle w:val="Strong"/>
-          <w:rFonts w:ascii="Arial" w:hAnsi="Arial" w:cs="Arial"/>
-          <w:sz w:val="21"/>
-          <w:szCs w:val="21"/>
+          <w:rStyle w:val="Emphasis"/>
+          <w:lang w:val="hu-HU"/>
+        </w:rPr>
+        <w:t xml:space="preserve"> </w:t>
+      </w:r>
+      <w:proofErr w:type="spellStart"/>
+      <w:r>
+        <w:rPr>
+          <w:rStyle w:val="Emphasis"/>
           <w:lang w:val="hu-HU"/>
         </w:rPr>
         <w:t>don't</w:t>
@@ -23593,21 +22077,15 @@
       <w:proofErr w:type="spellEnd"/>
       <w:r>
         <w:rPr>
-          <w:rStyle w:val="Strong"/>
-          <w:rFonts w:ascii="Arial" w:hAnsi="Arial" w:cs="Arial"/>
-          <w:sz w:val="21"/>
-          <w:szCs w:val="21"/>
-          <w:lang w:val="hu-HU"/>
-        </w:rPr>
-        <w:t xml:space="preserve"> </w:t>
-      </w:r>
-      <w:proofErr w:type="spellStart"/>
-      <w:r>
-        <w:rPr>
-          <w:rStyle w:val="Strong"/>
-          <w:rFonts w:ascii="Arial" w:hAnsi="Arial" w:cs="Arial"/>
-          <w:sz w:val="21"/>
-          <w:szCs w:val="21"/>
+          <w:rStyle w:val="Emphasis"/>
+          <w:lang w:val="hu-HU"/>
+        </w:rPr>
+        <w:t xml:space="preserve"> </w:t>
+      </w:r>
+      <w:proofErr w:type="spellStart"/>
+      <w:r>
+        <w:rPr>
+          <w:rStyle w:val="Emphasis"/>
           <w:lang w:val="hu-HU"/>
         </w:rPr>
         <w:t>have</w:t>
@@ -23615,30 +22093,31 @@
       <w:proofErr w:type="spellEnd"/>
       <w:r>
         <w:rPr>
-          <w:rFonts w:ascii="Arial" w:hAnsi="Arial" w:cs="Arial"/>
-          <w:sz w:val="21"/>
-          <w:szCs w:val="21"/>
-          <w:lang w:val="hu-HU"/>
-        </w:rPr>
-        <w:t xml:space="preserve"> </w:t>
-      </w:r>
-      <w:bdo w:val="ltr"/>
+          <w:rStyle w:val="Emphasis"/>
+          <w:lang w:val="hu-HU"/>
+        </w:rPr>
+        <w:t xml:space="preserve"> </w:t>
+      </w:r>
+      <w:bdo w:val="ltr">
+        <w:r>
+          <w:rPr>
+            <w:rStyle w:val="Emphasis"/>
+          </w:rPr>
+          <w:t>‬</w:t>
+        </w:r>
+      </w:bdo>
     </w:p>
     <w:p>
       <w:pPr>
         <w:ind w:left="720"/>
         <w:rPr>
-          <w:rFonts w:ascii="Arial" w:hAnsi="Arial" w:cs="Arial"/>
-          <w:sz w:val="21"/>
-          <w:szCs w:val="21"/>
-          <w:lang w:val="hu-HU"/>
-        </w:rPr>
-      </w:pPr>
-      <w:r>
-        <w:rPr>
-          <w:rFonts w:ascii="Arial" w:hAnsi="Arial" w:cs="Arial"/>
-          <w:sz w:val="21"/>
-          <w:szCs w:val="21"/>
+          <w:rStyle w:val="Emphasis"/>
+          <w:lang w:val="hu-HU"/>
+        </w:rPr>
+      </w:pPr>
+      <w:r>
+        <w:rPr>
+          <w:rStyle w:val="Emphasis"/>
           <w:lang w:val="hu-HU"/>
         </w:rPr>
         <w:t xml:space="preserve">‬ </w:t>
@@ -23647,9 +22126,6 @@
       <w:r>
         <w:rPr>
           <w:rStyle w:val="Emphasis"/>
-          <w:rFonts w:ascii="Arial" w:hAnsi="Arial" w:cs="Arial"/>
-          <w:sz w:val="21"/>
-          <w:szCs w:val="21"/>
           <w:lang w:val="hu-HU"/>
         </w:rPr>
         <w:t>We</w:t>
@@ -23658,20 +22134,14 @@
       <w:r>
         <w:rPr>
           <w:rStyle w:val="Emphasis"/>
-          <w:rFonts w:ascii="Arial" w:hAnsi="Arial" w:cs="Arial"/>
-          <w:sz w:val="21"/>
-          <w:szCs w:val="21"/>
-          <w:lang w:val="hu-HU"/>
-        </w:rPr>
-        <w:t xml:space="preserve"> </w:t>
-      </w:r>
-      <w:proofErr w:type="spellStart"/>
-      <w:r>
-        <w:rPr>
-          <w:rStyle w:val="Emphasis"/>
-          <w:rFonts w:ascii="Arial" w:hAnsi="Arial" w:cs="Arial"/>
-          <w:sz w:val="21"/>
-          <w:szCs w:val="21"/>
+          <w:lang w:val="hu-HU"/>
+        </w:rPr>
+        <w:t xml:space="preserve"> </w:t>
+      </w:r>
+      <w:proofErr w:type="spellStart"/>
+      <w:r>
+        <w:rPr>
+          <w:rStyle w:val="Emphasis"/>
           <w:lang w:val="hu-HU"/>
         </w:rPr>
         <w:t>don't</w:t>
@@ -23680,20 +22150,14 @@
       <w:r>
         <w:rPr>
           <w:rStyle w:val="Emphasis"/>
-          <w:rFonts w:ascii="Arial" w:hAnsi="Arial" w:cs="Arial"/>
-          <w:sz w:val="21"/>
-          <w:szCs w:val="21"/>
-          <w:lang w:val="hu-HU"/>
-        </w:rPr>
-        <w:t xml:space="preserve"> </w:t>
-      </w:r>
-      <w:proofErr w:type="spellStart"/>
-      <w:r>
-        <w:rPr>
-          <w:rStyle w:val="Emphasis"/>
-          <w:rFonts w:ascii="Arial" w:hAnsi="Arial" w:cs="Arial"/>
-          <w:sz w:val="21"/>
-          <w:szCs w:val="21"/>
+          <w:lang w:val="hu-HU"/>
+        </w:rPr>
+        <w:t xml:space="preserve"> </w:t>
+      </w:r>
+      <w:proofErr w:type="spellStart"/>
+      <w:r>
+        <w:rPr>
+          <w:rStyle w:val="Emphasis"/>
           <w:lang w:val="hu-HU"/>
         </w:rPr>
         <w:t>have</w:t>
@@ -23702,9 +22166,6 @@
       <w:r>
         <w:rPr>
           <w:rStyle w:val="Emphasis"/>
-          <w:rFonts w:ascii="Arial" w:hAnsi="Arial" w:cs="Arial"/>
-          <w:sz w:val="21"/>
-          <w:szCs w:val="21"/>
           <w:lang w:val="hu-HU"/>
         </w:rPr>
         <w:t xml:space="preserve"> a </w:t>
@@ -23713,9 +22174,6 @@
       <w:r>
         <w:rPr>
           <w:rStyle w:val="Emphasis"/>
-          <w:rFonts w:ascii="Arial" w:hAnsi="Arial" w:cs="Arial"/>
-          <w:sz w:val="21"/>
-          <w:szCs w:val="21"/>
           <w:lang w:val="hu-HU"/>
         </w:rPr>
         <w:t>problem</w:t>
@@ -23724,9 +22182,6 @@
       <w:r>
         <w:rPr>
           <w:rStyle w:val="Emphasis"/>
-          <w:rFonts w:ascii="Arial" w:hAnsi="Arial" w:cs="Arial"/>
-          <w:sz w:val="21"/>
-          <w:szCs w:val="21"/>
           <w:lang w:val="hu-HU"/>
         </w:rPr>
         <w:t>.</w:t>
@@ -23740,18 +22195,14 @@
         </w:numPr>
         <w:spacing w:before="100" w:beforeAutospacing="1" w:after="100" w:afterAutospacing="1"/>
         <w:rPr>
-          <w:rFonts w:ascii="Arial" w:hAnsi="Arial" w:cs="Arial"/>
-          <w:sz w:val="21"/>
-          <w:szCs w:val="21"/>
-          <w:lang w:val="hu-HU"/>
-        </w:rPr>
-      </w:pPr>
-      <w:proofErr w:type="spellStart"/>
-      <w:r>
-        <w:rPr>
-          <w:rFonts w:ascii="Arial" w:hAnsi="Arial" w:cs="Arial"/>
-          <w:sz w:val="21"/>
-          <w:szCs w:val="21"/>
+          <w:rStyle w:val="Emphasis"/>
+          <w:lang w:val="hu-HU"/>
+        </w:rPr>
+      </w:pPr>
+      <w:proofErr w:type="spellStart"/>
+      <w:r>
+        <w:rPr>
+          <w:rStyle w:val="Emphasis"/>
           <w:lang w:val="hu-HU"/>
         </w:rPr>
         <w:t>They</w:t>
@@ -23759,20 +22210,15 @@
       <w:proofErr w:type="spellEnd"/>
       <w:r>
         <w:rPr>
-          <w:rFonts w:ascii="Arial" w:hAnsi="Arial" w:cs="Arial"/>
-          <w:sz w:val="21"/>
-          <w:szCs w:val="21"/>
-          <w:lang w:val="hu-HU"/>
-        </w:rPr>
-        <w:t xml:space="preserve"> </w:t>
-      </w:r>
-      <w:proofErr w:type="spellStart"/>
-      <w:r>
-        <w:rPr>
-          <w:rStyle w:val="Strong"/>
-          <w:rFonts w:ascii="Arial" w:hAnsi="Arial" w:cs="Arial"/>
-          <w:sz w:val="21"/>
-          <w:szCs w:val="21"/>
+          <w:rStyle w:val="Emphasis"/>
+          <w:lang w:val="hu-HU"/>
+        </w:rPr>
+        <w:t xml:space="preserve"> </w:t>
+      </w:r>
+      <w:proofErr w:type="spellStart"/>
+      <w:r>
+        <w:rPr>
+          <w:rStyle w:val="Emphasis"/>
           <w:lang w:val="hu-HU"/>
         </w:rPr>
         <w:t>don't</w:t>
@@ -23780,21 +22226,15 @@
       <w:proofErr w:type="spellEnd"/>
       <w:r>
         <w:rPr>
-          <w:rStyle w:val="Strong"/>
-          <w:rFonts w:ascii="Arial" w:hAnsi="Arial" w:cs="Arial"/>
-          <w:sz w:val="21"/>
-          <w:szCs w:val="21"/>
-          <w:lang w:val="hu-HU"/>
-        </w:rPr>
-        <w:t xml:space="preserve"> </w:t>
-      </w:r>
-      <w:proofErr w:type="spellStart"/>
-      <w:r>
-        <w:rPr>
-          <w:rStyle w:val="Strong"/>
-          <w:rFonts w:ascii="Arial" w:hAnsi="Arial" w:cs="Arial"/>
-          <w:sz w:val="21"/>
-          <w:szCs w:val="21"/>
+          <w:rStyle w:val="Emphasis"/>
+          <w:lang w:val="hu-HU"/>
+        </w:rPr>
+        <w:t xml:space="preserve"> </w:t>
+      </w:r>
+      <w:proofErr w:type="spellStart"/>
+      <w:r>
+        <w:rPr>
+          <w:rStyle w:val="Emphasis"/>
           <w:lang w:val="hu-HU"/>
         </w:rPr>
         <w:t>have</w:t>
@@ -23802,31 +22242,31 @@
       <w:proofErr w:type="spellEnd"/>
       <w:r>
         <w:rPr>
-          <w:rFonts w:ascii="Arial" w:hAnsi="Arial" w:cs="Arial"/>
-          <w:sz w:val="21"/>
-          <w:szCs w:val="21"/>
-          <w:lang w:val="hu-HU"/>
-        </w:rPr>
-        <w:t xml:space="preserve"> </w:t>
-      </w:r>
-      <w:bdo w:val="ltr"/>
+          <w:rStyle w:val="Emphasis"/>
+          <w:lang w:val="hu-HU"/>
+        </w:rPr>
+        <w:t xml:space="preserve"> </w:t>
+      </w:r>
+      <w:bdo w:val="ltr">
+        <w:r>
+          <w:rPr>
+            <w:rStyle w:val="Emphasis"/>
+          </w:rPr>
+          <w:t>‬</w:t>
+        </w:r>
+      </w:bdo>
     </w:p>
     <w:p>
       <w:pPr>
         <w:ind w:left="720"/>
         <w:rPr>
           <w:rStyle w:val="Emphasis"/>
-          <w:rFonts w:ascii="Arial" w:hAnsi="Arial" w:cs="Arial"/>
-          <w:sz w:val="21"/>
-          <w:szCs w:val="21"/>
-          <w:lang w:val="hu-HU"/>
-        </w:rPr>
-      </w:pPr>
-      <w:r>
-        <w:rPr>
-          <w:rFonts w:ascii="Arial" w:hAnsi="Arial" w:cs="Arial"/>
-          <w:sz w:val="21"/>
-          <w:szCs w:val="21"/>
+          <w:lang w:val="hu-HU"/>
+        </w:rPr>
+      </w:pPr>
+      <w:r>
+        <w:rPr>
+          <w:rStyle w:val="Emphasis"/>
           <w:lang w:val="hu-HU"/>
         </w:rPr>
         <w:t xml:space="preserve">‬ </w:t>
@@ -23835,9 +22275,6 @@
       <w:r>
         <w:rPr>
           <w:rStyle w:val="Emphasis"/>
-          <w:rFonts w:ascii="Arial" w:hAnsi="Arial" w:cs="Arial"/>
-          <w:sz w:val="21"/>
-          <w:szCs w:val="21"/>
           <w:lang w:val="hu-HU"/>
         </w:rPr>
         <w:t>They</w:t>
@@ -23846,20 +22283,14 @@
       <w:r>
         <w:rPr>
           <w:rStyle w:val="Emphasis"/>
-          <w:rFonts w:ascii="Arial" w:hAnsi="Arial" w:cs="Arial"/>
-          <w:sz w:val="21"/>
-          <w:szCs w:val="21"/>
-          <w:lang w:val="hu-HU"/>
-        </w:rPr>
-        <w:t xml:space="preserve"> </w:t>
-      </w:r>
-      <w:proofErr w:type="spellStart"/>
-      <w:r>
-        <w:rPr>
-          <w:rStyle w:val="Emphasis"/>
-          <w:rFonts w:ascii="Arial" w:hAnsi="Arial" w:cs="Arial"/>
-          <w:sz w:val="21"/>
-          <w:szCs w:val="21"/>
+          <w:lang w:val="hu-HU"/>
+        </w:rPr>
+        <w:t xml:space="preserve"> </w:t>
+      </w:r>
+      <w:proofErr w:type="spellStart"/>
+      <w:r>
+        <w:rPr>
+          <w:rStyle w:val="Emphasis"/>
           <w:lang w:val="hu-HU"/>
         </w:rPr>
         <w:t>don't</w:t>
@@ -23868,20 +22299,14 @@
       <w:r>
         <w:rPr>
           <w:rStyle w:val="Emphasis"/>
-          <w:rFonts w:ascii="Arial" w:hAnsi="Arial" w:cs="Arial"/>
-          <w:sz w:val="21"/>
-          <w:szCs w:val="21"/>
-          <w:lang w:val="hu-HU"/>
-        </w:rPr>
-        <w:t xml:space="preserve"> </w:t>
-      </w:r>
-      <w:proofErr w:type="spellStart"/>
-      <w:r>
-        <w:rPr>
-          <w:rStyle w:val="Emphasis"/>
-          <w:rFonts w:ascii="Arial" w:hAnsi="Arial" w:cs="Arial"/>
-          <w:sz w:val="21"/>
-          <w:szCs w:val="21"/>
+          <w:lang w:val="hu-HU"/>
+        </w:rPr>
+        <w:t xml:space="preserve"> </w:t>
+      </w:r>
+      <w:proofErr w:type="spellStart"/>
+      <w:r>
+        <w:rPr>
+          <w:rStyle w:val="Emphasis"/>
           <w:lang w:val="hu-HU"/>
         </w:rPr>
         <w:t>have</w:t>
@@ -23890,20 +22315,14 @@
       <w:r>
         <w:rPr>
           <w:rStyle w:val="Emphasis"/>
-          <w:rFonts w:ascii="Arial" w:hAnsi="Arial" w:cs="Arial"/>
-          <w:sz w:val="21"/>
-          <w:szCs w:val="21"/>
-          <w:lang w:val="hu-HU"/>
-        </w:rPr>
-        <w:t xml:space="preserve"> </w:t>
-      </w:r>
-      <w:proofErr w:type="spellStart"/>
-      <w:r>
-        <w:rPr>
-          <w:rStyle w:val="Emphasis"/>
-          <w:rFonts w:ascii="Arial" w:hAnsi="Arial" w:cs="Arial"/>
-          <w:sz w:val="21"/>
-          <w:szCs w:val="21"/>
+          <w:lang w:val="hu-HU"/>
+        </w:rPr>
+        <w:t xml:space="preserve"> </w:t>
+      </w:r>
+      <w:proofErr w:type="spellStart"/>
+      <w:r>
+        <w:rPr>
+          <w:rStyle w:val="Emphasis"/>
           <w:lang w:val="hu-HU"/>
         </w:rPr>
         <w:t>money</w:t>
@@ -23912,9 +22331,6 @@
       <w:r>
         <w:rPr>
           <w:rStyle w:val="Emphasis"/>
-          <w:rFonts w:ascii="Arial" w:hAnsi="Arial" w:cs="Arial"/>
-          <w:sz w:val="21"/>
-          <w:szCs w:val="21"/>
           <w:lang w:val="hu-HU"/>
         </w:rPr>
         <w:t>.</w:t>
@@ -23924,29 +22340,21 @@
       <w:pPr>
         <w:ind w:left="720"/>
         <w:rPr>
-          <w:rFonts w:ascii="Arial" w:hAnsi="Arial" w:cs="Arial"/>
-          <w:sz w:val="21"/>
-          <w:szCs w:val="21"/>
-          <w:lang w:val="hu-HU"/>
-        </w:rPr>
-      </w:pPr>
-    </w:p>
-    <w:p>
-      <w:pPr>
-        <w:rPr>
-          <w:rStyle w:val="Strong"/>
-          <w:rFonts w:ascii="Arial" w:hAnsi="Arial" w:cs="Arial"/>
-          <w:sz w:val="21"/>
-          <w:szCs w:val="21"/>
-          <w:lang w:val="hu-HU"/>
-        </w:rPr>
-      </w:pPr>
-      <w:r>
-        <w:rPr>
-          <w:rStyle w:val="Strong"/>
-          <w:rFonts w:ascii="Arial" w:hAnsi="Arial" w:cs="Arial"/>
-          <w:sz w:val="21"/>
-          <w:szCs w:val="21"/>
+          <w:rStyle w:val="Emphasis"/>
+          <w:lang w:val="hu-HU"/>
+        </w:rPr>
+      </w:pPr>
+    </w:p>
+    <w:p>
+      <w:pPr>
+        <w:rPr>
+          <w:rStyle w:val="Emphasis"/>
+          <w:lang w:val="hu-HU"/>
+        </w:rPr>
+      </w:pPr>
+      <w:r>
+        <w:rPr>
+          <w:rStyle w:val="Emphasis"/>
           <w:lang w:val="hu-HU"/>
         </w:rPr>
         <w:t>3. LÉPÉS: A Kérdés (</w:t>
@@ -23954,10 +22362,7 @@
       <w:proofErr w:type="spellStart"/>
       <w:r>
         <w:rPr>
-          <w:rStyle w:val="Strong"/>
-          <w:rFonts w:ascii="Arial" w:hAnsi="Arial" w:cs="Arial"/>
-          <w:sz w:val="21"/>
-          <w:szCs w:val="21"/>
+          <w:rStyle w:val="Emphasis"/>
           <w:lang w:val="hu-HU"/>
         </w:rPr>
         <w:t>Question</w:t>
@@ -23965,10 +22370,7 @@
       <w:proofErr w:type="spellEnd"/>
       <w:r>
         <w:rPr>
-          <w:rStyle w:val="Strong"/>
-          <w:rFonts w:ascii="Arial" w:hAnsi="Arial" w:cs="Arial"/>
-          <w:sz w:val="21"/>
-          <w:szCs w:val="21"/>
+          <w:rStyle w:val="Emphasis"/>
           <w:lang w:val="hu-HU"/>
         </w:rPr>
         <w:t>) – A Segédmunkás előreugrik</w:t>
@@ -23977,17 +22379,13 @@
     <w:p>
       <w:pPr>
         <w:rPr>
-          <w:rFonts w:ascii="Arial" w:hAnsi="Arial" w:cs="Arial"/>
-          <w:sz w:val="21"/>
-          <w:szCs w:val="21"/>
-          <w:lang w:val="hu-HU"/>
-        </w:rPr>
-      </w:pPr>
-      <w:r>
-        <w:rPr>
-          <w:rFonts w:ascii="Arial" w:hAnsi="Arial" w:cs="Arial"/>
-          <w:sz w:val="21"/>
-          <w:szCs w:val="21"/>
+          <w:rStyle w:val="Emphasis"/>
+          <w:lang w:val="hu-HU"/>
+        </w:rPr>
+      </w:pPr>
+      <w:r>
+        <w:rPr>
+          <w:rStyle w:val="Emphasis"/>
           <w:lang w:val="hu-HU"/>
         </w:rPr>
         <w:br/>
@@ -23997,9 +22395,6 @@
       <w:r>
         <w:rPr>
           <w:rStyle w:val="Emphasis"/>
-          <w:rFonts w:ascii="Arial" w:hAnsi="Arial" w:cs="Arial"/>
-          <w:sz w:val="21"/>
-          <w:szCs w:val="21"/>
           <w:lang w:val="hu-HU"/>
         </w:rPr>
         <w:t>To</w:t>
@@ -24008,20 +22403,14 @@
       <w:r>
         <w:rPr>
           <w:rStyle w:val="Emphasis"/>
-          <w:rFonts w:ascii="Arial" w:hAnsi="Arial" w:cs="Arial"/>
-          <w:sz w:val="21"/>
-          <w:szCs w:val="21"/>
-          <w:lang w:val="hu-HU"/>
-        </w:rPr>
-        <w:t xml:space="preserve"> </w:t>
-      </w:r>
-      <w:proofErr w:type="spellStart"/>
-      <w:r>
-        <w:rPr>
-          <w:rStyle w:val="Emphasis"/>
-          <w:rFonts w:ascii="Arial" w:hAnsi="Arial" w:cs="Arial"/>
-          <w:sz w:val="21"/>
-          <w:szCs w:val="21"/>
+          <w:lang w:val="hu-HU"/>
+        </w:rPr>
+        <w:t xml:space="preserve"> </w:t>
+      </w:r>
+      <w:proofErr w:type="spellStart"/>
+      <w:r>
+        <w:rPr>
+          <w:rStyle w:val="Emphasis"/>
           <w:lang w:val="hu-HU"/>
         </w:rPr>
         <w:t>Have</w:t>
@@ -24029,9 +22418,7 @@
       <w:proofErr w:type="spellEnd"/>
       <w:r>
         <w:rPr>
-          <w:rFonts w:ascii="Arial" w:hAnsi="Arial" w:cs="Arial"/>
-          <w:sz w:val="21"/>
-          <w:szCs w:val="21"/>
+          <w:rStyle w:val="Emphasis"/>
           <w:lang w:val="hu-HU"/>
         </w:rPr>
         <w:t xml:space="preserve"> lusta, a kérdésnél sem tud helyet cserélni, mint a </w:t>
@@ -24040,9 +22427,6 @@
       <w:r>
         <w:rPr>
           <w:rStyle w:val="Emphasis"/>
-          <w:rFonts w:ascii="Arial" w:hAnsi="Arial" w:cs="Arial"/>
-          <w:sz w:val="21"/>
-          <w:szCs w:val="21"/>
           <w:lang w:val="hu-HU"/>
         </w:rPr>
         <w:t>To</w:t>
@@ -24051,104 +22435,36 @@
       <w:r>
         <w:rPr>
           <w:rStyle w:val="Emphasis"/>
-          <w:rFonts w:ascii="Arial" w:hAnsi="Arial" w:cs="Arial"/>
-          <w:sz w:val="21"/>
-          <w:szCs w:val="21"/>
-          <w:lang w:val="hu-HU"/>
-        </w:rPr>
-        <w:t xml:space="preserve"> Be</w:t>
-      </w:r>
-      <w:r>
-        <w:rPr>
-          <w:rFonts w:ascii="Arial" w:hAnsi="Arial" w:cs="Arial"/>
-          <w:sz w:val="21"/>
-          <w:szCs w:val="21"/>
-          <w:lang w:val="hu-HU"/>
-        </w:rPr>
-        <w:t xml:space="preserve">. Ide is be kell hívni a segédmunkást (DO vagy DOES), aki beáll a mondat </w:t>
-      </w:r>
-      <w:r>
-        <w:rPr>
-          <w:rFonts w:ascii="Arial" w:hAnsi="Arial" w:cs="Arial"/>
-          <w:sz w:val="21"/>
-          <w:szCs w:val="21"/>
+          <w:lang w:val="hu-HU"/>
+        </w:rPr>
+        <w:t xml:space="preserve"> Be. Ide is be kell hívni a segédmunkást (DO vagy DOES), aki beáll a mondat </w:t>
+      </w:r>
+      <w:r>
+        <w:rPr>
+          <w:rStyle w:val="Emphasis"/>
           <w:lang w:val="hu-HU"/>
         </w:rPr>
         <w:t>legelejére</w:t>
       </w:r>
       <w:r>
         <w:rPr>
-          <w:rFonts w:ascii="Arial" w:hAnsi="Arial" w:cs="Arial"/>
-          <w:sz w:val="21"/>
-          <w:szCs w:val="21"/>
+          <w:rStyle w:val="Emphasis"/>
           <w:lang w:val="hu-HU"/>
         </w:rPr>
         <w:t>, mint egy testőr.</w:t>
       </w:r>
       <w:r>
         <w:rPr>
-          <w:rFonts w:ascii="Arial" w:hAnsi="Arial" w:cs="Arial"/>
-          <w:sz w:val="21"/>
-          <w:szCs w:val="21"/>
+          <w:rStyle w:val="Emphasis"/>
           <w:lang w:val="hu-HU"/>
         </w:rPr>
         <w:br/>
-      </w:r>
-      <w:r>
-        <w:rPr>
-          <w:rStyle w:val="Strong"/>
-          <w:rFonts w:ascii="Arial" w:hAnsi="Arial" w:cs="Arial"/>
-          <w:sz w:val="21"/>
-          <w:szCs w:val="21"/>
-          <w:lang w:val="hu-HU"/>
-        </w:rPr>
-        <w:t>A szabály itt is él:</w:t>
-      </w:r>
-      <w:r>
-        <w:rPr>
-          <w:rFonts w:ascii="Arial" w:hAnsi="Arial" w:cs="Arial"/>
-          <w:sz w:val="21"/>
-          <w:szCs w:val="21"/>
-          <w:lang w:val="hu-HU"/>
-        </w:rPr>
-        <w:t xml:space="preserve"> Ha a </w:t>
-      </w:r>
-      <w:r>
-        <w:rPr>
-          <w:rStyle w:val="Strong"/>
-          <w:rFonts w:ascii="Arial" w:hAnsi="Arial" w:cs="Arial"/>
-          <w:sz w:val="21"/>
-          <w:szCs w:val="21"/>
-          <w:lang w:val="hu-HU"/>
-        </w:rPr>
-        <w:t>DOES</w:t>
-      </w:r>
-      <w:r>
-        <w:rPr>
-          <w:rFonts w:ascii="Arial" w:hAnsi="Arial" w:cs="Arial"/>
-          <w:sz w:val="21"/>
-          <w:szCs w:val="21"/>
-          <w:lang w:val="hu-HU"/>
-        </w:rPr>
-        <w:t xml:space="preserve"> ott van a mondatban, az összeszippantja a különlegességet, így a </w:t>
-      </w:r>
-      <w:r>
-        <w:rPr>
-          <w:rStyle w:val="Emphasis"/>
-          <w:rFonts w:ascii="Arial" w:hAnsi="Arial" w:cs="Arial"/>
-          <w:sz w:val="21"/>
-          <w:szCs w:val="21"/>
-          <w:lang w:val="hu-HU"/>
-        </w:rPr>
-        <w:t>He/</w:t>
-      </w:r>
-      <w:proofErr w:type="spellStart"/>
-      <w:r>
-        <w:rPr>
-          <w:rStyle w:val="Emphasis"/>
-          <w:rFonts w:ascii="Arial" w:hAnsi="Arial" w:cs="Arial"/>
-          <w:sz w:val="21"/>
-          <w:szCs w:val="21"/>
+        <w:t>A szabály itt is él: Ha a DOES ott van a mondatban, az összeszippantja a különlegességet, így a He/</w:t>
+      </w:r>
+      <w:proofErr w:type="spellStart"/>
+      <w:r>
+        <w:rPr>
+          <w:rStyle w:val="Emphasis"/>
           <w:lang w:val="hu-HU"/>
         </w:rPr>
         <w:t>She</w:t>
@@ -24157,9 +22473,6 @@
       <w:r>
         <w:rPr>
           <w:rStyle w:val="Emphasis"/>
-          <w:rFonts w:ascii="Arial" w:hAnsi="Arial" w:cs="Arial"/>
-          <w:sz w:val="21"/>
-          <w:szCs w:val="21"/>
           <w:lang w:val="hu-HU"/>
         </w:rPr>
         <w:t>/</w:t>
@@ -24168,9 +22481,6 @@
       <w:r>
         <w:rPr>
           <w:rStyle w:val="Emphasis"/>
-          <w:rFonts w:ascii="Arial" w:hAnsi="Arial" w:cs="Arial"/>
-          <w:sz w:val="21"/>
-          <w:szCs w:val="21"/>
           <w:lang w:val="hu-HU"/>
         </w:rPr>
         <w:t>It</w:t>
@@ -24178,31 +22488,10 @@
       <w:proofErr w:type="spellEnd"/>
       <w:r>
         <w:rPr>
-          <w:rFonts w:ascii="Arial" w:hAnsi="Arial" w:cs="Arial"/>
-          <w:sz w:val="21"/>
-          <w:szCs w:val="21"/>
-          <w:lang w:val="hu-HU"/>
-        </w:rPr>
-        <w:t xml:space="preserve"> után is </w:t>
-      </w:r>
-      <w:r>
-        <w:rPr>
-          <w:rStyle w:val="Strong"/>
-          <w:rFonts w:ascii="Arial" w:hAnsi="Arial" w:cs="Arial"/>
-          <w:sz w:val="21"/>
-          <w:szCs w:val="21"/>
-          <w:lang w:val="hu-HU"/>
-        </w:rPr>
-        <w:t>HAVE</w:t>
-      </w:r>
-      <w:r>
-        <w:rPr>
-          <w:rFonts w:ascii="Arial" w:hAnsi="Arial" w:cs="Arial"/>
-          <w:sz w:val="21"/>
-          <w:szCs w:val="21"/>
-          <w:lang w:val="hu-HU"/>
-        </w:rPr>
-        <w:t xml:space="preserve"> áll a kérdésben!</w:t>
+          <w:rStyle w:val="Emphasis"/>
+          <w:lang w:val="hu-HU"/>
+        </w:rPr>
+        <w:t xml:space="preserve"> után is HAVE áll a kérdésben!</w:t>
       </w:r>
     </w:p>
     <w:p>
@@ -24213,17 +22502,13 @@
         </w:numPr>
         <w:spacing w:before="100" w:beforeAutospacing="1" w:after="100" w:afterAutospacing="1"/>
         <w:rPr>
-          <w:rFonts w:ascii="Arial" w:hAnsi="Arial" w:cs="Arial"/>
-          <w:sz w:val="21"/>
-          <w:szCs w:val="21"/>
-          <w:lang w:val="hu-HU"/>
-        </w:rPr>
-      </w:pPr>
-      <w:r>
-        <w:rPr>
-          <w:rFonts w:ascii="Arial" w:hAnsi="Arial" w:cs="Arial"/>
-          <w:sz w:val="21"/>
-          <w:szCs w:val="21"/>
+          <w:rStyle w:val="Emphasis"/>
+          <w:lang w:val="hu-HU"/>
+        </w:rPr>
+      </w:pPr>
+      <w:r>
+        <w:rPr>
+          <w:rStyle w:val="Emphasis"/>
           <w:lang w:val="hu-HU"/>
         </w:rPr>
         <w:t xml:space="preserve">Kijelentés: </w:t>
@@ -24231,10 +22516,7 @@
       <w:proofErr w:type="spellStart"/>
       <w:r>
         <w:rPr>
-          <w:rStyle w:val="Strong"/>
-          <w:rFonts w:ascii="Arial" w:hAnsi="Arial" w:cs="Arial"/>
-          <w:sz w:val="21"/>
-          <w:szCs w:val="21"/>
+          <w:rStyle w:val="Emphasis"/>
           <w:lang w:val="hu-HU"/>
         </w:rPr>
         <w:t>You</w:t>
@@ -24242,21 +22524,15 @@
       <w:proofErr w:type="spellEnd"/>
       <w:r>
         <w:rPr>
-          <w:rStyle w:val="Strong"/>
-          <w:rFonts w:ascii="Arial" w:hAnsi="Arial" w:cs="Arial"/>
-          <w:sz w:val="21"/>
-          <w:szCs w:val="21"/>
-          <w:lang w:val="hu-HU"/>
-        </w:rPr>
-        <w:t xml:space="preserve"> </w:t>
-      </w:r>
-      <w:proofErr w:type="spellStart"/>
-      <w:r>
-        <w:rPr>
-          <w:rStyle w:val="Strong"/>
-          <w:rFonts w:ascii="Arial" w:hAnsi="Arial" w:cs="Arial"/>
-          <w:sz w:val="21"/>
-          <w:szCs w:val="21"/>
+          <w:rStyle w:val="Emphasis"/>
+          <w:lang w:val="hu-HU"/>
+        </w:rPr>
+        <w:t xml:space="preserve"> </w:t>
+      </w:r>
+      <w:proofErr w:type="spellStart"/>
+      <w:r>
+        <w:rPr>
+          <w:rStyle w:val="Emphasis"/>
           <w:lang w:val="hu-HU"/>
         </w:rPr>
         <w:t>have</w:t>
@@ -24264,9 +22540,7 @@
       <w:proofErr w:type="spellEnd"/>
       <w:r>
         <w:rPr>
-          <w:rFonts w:ascii="Arial" w:hAnsi="Arial" w:cs="Arial"/>
-          <w:sz w:val="21"/>
-          <w:szCs w:val="21"/>
+          <w:rStyle w:val="Emphasis"/>
           <w:lang w:val="hu-HU"/>
         </w:rPr>
         <w:t xml:space="preserve"> a </w:t>
@@ -24274,9 +22548,7 @@
       <w:proofErr w:type="spellStart"/>
       <w:r>
         <w:rPr>
-          <w:rFonts w:ascii="Arial" w:hAnsi="Arial" w:cs="Arial"/>
-          <w:sz w:val="21"/>
-          <w:szCs w:val="21"/>
+          <w:rStyle w:val="Emphasis"/>
           <w:lang w:val="hu-HU"/>
         </w:rPr>
         <w:t>pen</w:t>
@@ -24284,9 +22556,7 @@
       <w:proofErr w:type="spellEnd"/>
       <w:r>
         <w:rPr>
-          <w:rFonts w:ascii="Arial" w:hAnsi="Arial" w:cs="Arial"/>
-          <w:sz w:val="21"/>
-          <w:szCs w:val="21"/>
+          <w:rStyle w:val="Emphasis"/>
           <w:lang w:val="hu-HU"/>
         </w:rPr>
         <w:t>.</w:t>
@@ -24300,17 +22570,13 @@
         </w:numPr>
         <w:spacing w:before="100" w:beforeAutospacing="1" w:after="100" w:afterAutospacing="1"/>
         <w:rPr>
-          <w:rFonts w:ascii="Arial" w:hAnsi="Arial" w:cs="Arial"/>
-          <w:sz w:val="21"/>
-          <w:szCs w:val="21"/>
-          <w:lang w:val="hu-HU"/>
-        </w:rPr>
-      </w:pPr>
-      <w:r>
-        <w:rPr>
-          <w:rFonts w:ascii="Arial" w:hAnsi="Arial" w:cs="Arial"/>
-          <w:sz w:val="21"/>
-          <w:szCs w:val="21"/>
+          <w:rStyle w:val="Emphasis"/>
+          <w:lang w:val="hu-HU"/>
+        </w:rPr>
+      </w:pPr>
+      <w:r>
+        <w:rPr>
+          <w:rStyle w:val="Emphasis"/>
           <w:lang w:val="hu-HU"/>
         </w:rPr>
         <w:t xml:space="preserve">Kérdés: </w:t>
@@ -24318,10 +22584,7 @@
       <w:proofErr w:type="spellStart"/>
       <w:r>
         <w:rPr>
-          <w:rStyle w:val="Strong"/>
-          <w:rFonts w:ascii="Arial" w:hAnsi="Arial" w:cs="Arial"/>
-          <w:sz w:val="21"/>
-          <w:szCs w:val="21"/>
+          <w:rStyle w:val="Emphasis"/>
           <w:lang w:val="hu-HU"/>
         </w:rPr>
         <w:t>Do</w:t>
@@ -24329,21 +22592,15 @@
       <w:proofErr w:type="spellEnd"/>
       <w:r>
         <w:rPr>
-          <w:rStyle w:val="Strong"/>
-          <w:rFonts w:ascii="Arial" w:hAnsi="Arial" w:cs="Arial"/>
-          <w:sz w:val="21"/>
-          <w:szCs w:val="21"/>
-          <w:lang w:val="hu-HU"/>
-        </w:rPr>
-        <w:t xml:space="preserve"> </w:t>
-      </w:r>
-      <w:proofErr w:type="spellStart"/>
-      <w:r>
-        <w:rPr>
-          <w:rStyle w:val="Strong"/>
-          <w:rFonts w:ascii="Arial" w:hAnsi="Arial" w:cs="Arial"/>
-          <w:sz w:val="21"/>
-          <w:szCs w:val="21"/>
+          <w:rStyle w:val="Emphasis"/>
+          <w:lang w:val="hu-HU"/>
+        </w:rPr>
+        <w:t xml:space="preserve"> </w:t>
+      </w:r>
+      <w:proofErr w:type="spellStart"/>
+      <w:r>
+        <w:rPr>
+          <w:rStyle w:val="Emphasis"/>
           <w:lang w:val="hu-HU"/>
         </w:rPr>
         <w:t>you</w:t>
@@ -24351,21 +22608,15 @@
       <w:proofErr w:type="spellEnd"/>
       <w:r>
         <w:rPr>
-          <w:rStyle w:val="Strong"/>
-          <w:rFonts w:ascii="Arial" w:hAnsi="Arial" w:cs="Arial"/>
-          <w:sz w:val="21"/>
-          <w:szCs w:val="21"/>
-          <w:lang w:val="hu-HU"/>
-        </w:rPr>
-        <w:t xml:space="preserve"> </w:t>
-      </w:r>
-      <w:proofErr w:type="spellStart"/>
-      <w:r>
-        <w:rPr>
-          <w:rStyle w:val="Strong"/>
-          <w:rFonts w:ascii="Arial" w:hAnsi="Arial" w:cs="Arial"/>
-          <w:sz w:val="21"/>
-          <w:szCs w:val="21"/>
+          <w:rStyle w:val="Emphasis"/>
+          <w:lang w:val="hu-HU"/>
+        </w:rPr>
+        <w:t xml:space="preserve"> </w:t>
+      </w:r>
+      <w:proofErr w:type="spellStart"/>
+      <w:r>
+        <w:rPr>
+          <w:rStyle w:val="Emphasis"/>
           <w:lang w:val="hu-HU"/>
         </w:rPr>
         <w:t>have</w:t>
@@ -24373,9 +22624,7 @@
       <w:proofErr w:type="spellEnd"/>
       <w:r>
         <w:rPr>
-          <w:rFonts w:ascii="Arial" w:hAnsi="Arial" w:cs="Arial"/>
-          <w:sz w:val="21"/>
-          <w:szCs w:val="21"/>
+          <w:rStyle w:val="Emphasis"/>
           <w:lang w:val="hu-HU"/>
         </w:rPr>
         <w:t xml:space="preserve"> a </w:t>
@@ -24383,9 +22632,7 @@
       <w:proofErr w:type="spellStart"/>
       <w:r>
         <w:rPr>
-          <w:rFonts w:ascii="Arial" w:hAnsi="Arial" w:cs="Arial"/>
-          <w:sz w:val="21"/>
-          <w:szCs w:val="21"/>
+          <w:rStyle w:val="Emphasis"/>
           <w:lang w:val="hu-HU"/>
         </w:rPr>
         <w:t>pen</w:t>
@@ -24393,9 +22640,7 @@
       <w:proofErr w:type="spellEnd"/>
       <w:r>
         <w:rPr>
-          <w:rFonts w:ascii="Arial" w:hAnsi="Arial" w:cs="Arial"/>
-          <w:sz w:val="21"/>
-          <w:szCs w:val="21"/>
+          <w:rStyle w:val="Emphasis"/>
           <w:lang w:val="hu-HU"/>
         </w:rPr>
         <w:t>? (Van tollad?)</w:t>
@@ -24409,29 +22654,21 @@
         </w:numPr>
         <w:spacing w:before="100" w:beforeAutospacing="1" w:after="100" w:afterAutospacing="1"/>
         <w:rPr>
-          <w:rFonts w:ascii="Arial" w:hAnsi="Arial" w:cs="Arial"/>
-          <w:sz w:val="21"/>
-          <w:szCs w:val="21"/>
-          <w:lang w:val="hu-HU"/>
-        </w:rPr>
-      </w:pPr>
-      <w:r>
-        <w:rPr>
-          <w:rFonts w:ascii="Arial" w:hAnsi="Arial" w:cs="Arial"/>
-          <w:sz w:val="21"/>
-          <w:szCs w:val="21"/>
-          <w:lang w:val="hu-HU"/>
-        </w:rPr>
-        <w:lastRenderedPageBreak/>
+          <w:rStyle w:val="Emphasis"/>
+          <w:lang w:val="hu-HU"/>
+        </w:rPr>
+      </w:pPr>
+      <w:r>
+        <w:rPr>
+          <w:rStyle w:val="Emphasis"/>
+          <w:lang w:val="hu-HU"/>
+        </w:rPr>
         <w:t xml:space="preserve">Kijelentés: </w:t>
       </w:r>
       <w:proofErr w:type="spellStart"/>
       <w:r>
         <w:rPr>
-          <w:rStyle w:val="Strong"/>
-          <w:rFonts w:ascii="Arial" w:hAnsi="Arial" w:cs="Arial"/>
-          <w:sz w:val="21"/>
-          <w:szCs w:val="21"/>
+          <w:rStyle w:val="Emphasis"/>
           <w:lang w:val="hu-HU"/>
         </w:rPr>
         <w:t>She</w:t>
@@ -24439,29 +22676,15 @@
       <w:proofErr w:type="spellEnd"/>
       <w:r>
         <w:rPr>
-          <w:rStyle w:val="Strong"/>
-          <w:rFonts w:ascii="Arial" w:hAnsi="Arial" w:cs="Arial"/>
-          <w:sz w:val="21"/>
-          <w:szCs w:val="21"/>
-          <w:lang w:val="hu-HU"/>
-        </w:rPr>
-        <w:t xml:space="preserve"> has</w:t>
-      </w:r>
-      <w:r>
-        <w:rPr>
-          <w:rFonts w:ascii="Arial" w:hAnsi="Arial" w:cs="Arial"/>
-          <w:sz w:val="21"/>
-          <w:szCs w:val="21"/>
-          <w:lang w:val="hu-HU"/>
-        </w:rPr>
-        <w:t xml:space="preserve"> a </w:t>
-      </w:r>
-      <w:proofErr w:type="spellStart"/>
-      <w:r>
-        <w:rPr>
-          <w:rFonts w:ascii="Arial" w:hAnsi="Arial" w:cs="Arial"/>
-          <w:sz w:val="21"/>
-          <w:szCs w:val="21"/>
+          <w:rStyle w:val="Emphasis"/>
+          <w:lang w:val="hu-HU"/>
+        </w:rPr>
+        <w:t xml:space="preserve"> has a </w:t>
+      </w:r>
+      <w:proofErr w:type="spellStart"/>
+      <w:r>
+        <w:rPr>
+          <w:rStyle w:val="Emphasis"/>
           <w:lang w:val="hu-HU"/>
         </w:rPr>
         <w:t>key</w:t>
@@ -24469,9 +22692,7 @@
       <w:proofErr w:type="spellEnd"/>
       <w:r>
         <w:rPr>
-          <w:rFonts w:ascii="Arial" w:hAnsi="Arial" w:cs="Arial"/>
-          <w:sz w:val="21"/>
-          <w:szCs w:val="21"/>
+          <w:rStyle w:val="Emphasis"/>
           <w:lang w:val="hu-HU"/>
         </w:rPr>
         <w:t>.</w:t>
@@ -24485,17 +22706,13 @@
         </w:numPr>
         <w:spacing w:before="100" w:beforeAutospacing="1" w:after="100" w:afterAutospacing="1"/>
         <w:rPr>
-          <w:rFonts w:ascii="Arial" w:hAnsi="Arial" w:cs="Arial"/>
-          <w:sz w:val="21"/>
-          <w:szCs w:val="21"/>
-          <w:lang w:val="hu-HU"/>
-        </w:rPr>
-      </w:pPr>
-      <w:r>
-        <w:rPr>
-          <w:rFonts w:ascii="Arial" w:hAnsi="Arial" w:cs="Arial"/>
-          <w:sz w:val="21"/>
-          <w:szCs w:val="21"/>
+          <w:rStyle w:val="Emphasis"/>
+          <w:lang w:val="hu-HU"/>
+        </w:rPr>
+      </w:pPr>
+      <w:r>
+        <w:rPr>
+          <w:rStyle w:val="Emphasis"/>
           <w:lang w:val="hu-HU"/>
         </w:rPr>
         <w:t xml:space="preserve">Kérdés: </w:t>
@@ -24503,10 +22720,7 @@
       <w:proofErr w:type="spellStart"/>
       <w:r>
         <w:rPr>
-          <w:rStyle w:val="Strong"/>
-          <w:rFonts w:ascii="Arial" w:hAnsi="Arial" w:cs="Arial"/>
-          <w:sz w:val="21"/>
-          <w:szCs w:val="21"/>
+          <w:rStyle w:val="Emphasis"/>
           <w:lang w:val="hu-HU"/>
         </w:rPr>
         <w:t>Does</w:t>
@@ -24514,21 +22728,15 @@
       <w:proofErr w:type="spellEnd"/>
       <w:r>
         <w:rPr>
-          <w:rStyle w:val="Strong"/>
-          <w:rFonts w:ascii="Arial" w:hAnsi="Arial" w:cs="Arial"/>
-          <w:sz w:val="21"/>
-          <w:szCs w:val="21"/>
-          <w:lang w:val="hu-HU"/>
-        </w:rPr>
-        <w:t xml:space="preserve"> </w:t>
-      </w:r>
-      <w:proofErr w:type="spellStart"/>
-      <w:r>
-        <w:rPr>
-          <w:rStyle w:val="Strong"/>
-          <w:rFonts w:ascii="Arial" w:hAnsi="Arial" w:cs="Arial"/>
-          <w:sz w:val="21"/>
-          <w:szCs w:val="21"/>
+          <w:rStyle w:val="Emphasis"/>
+          <w:lang w:val="hu-HU"/>
+        </w:rPr>
+        <w:t xml:space="preserve"> </w:t>
+      </w:r>
+      <w:proofErr w:type="spellStart"/>
+      <w:r>
+        <w:rPr>
+          <w:rStyle w:val="Emphasis"/>
           <w:lang w:val="hu-HU"/>
         </w:rPr>
         <w:t>she</w:t>
@@ -24536,21 +22744,15 @@
       <w:proofErr w:type="spellEnd"/>
       <w:r>
         <w:rPr>
-          <w:rStyle w:val="Strong"/>
-          <w:rFonts w:ascii="Arial" w:hAnsi="Arial" w:cs="Arial"/>
-          <w:sz w:val="21"/>
-          <w:szCs w:val="21"/>
-          <w:lang w:val="hu-HU"/>
-        </w:rPr>
-        <w:t xml:space="preserve"> </w:t>
-      </w:r>
-      <w:proofErr w:type="spellStart"/>
-      <w:r>
-        <w:rPr>
-          <w:rStyle w:val="Strong"/>
-          <w:rFonts w:ascii="Arial" w:hAnsi="Arial" w:cs="Arial"/>
-          <w:sz w:val="21"/>
-          <w:szCs w:val="21"/>
+          <w:rStyle w:val="Emphasis"/>
+          <w:lang w:val="hu-HU"/>
+        </w:rPr>
+        <w:t xml:space="preserve"> </w:t>
+      </w:r>
+      <w:proofErr w:type="spellStart"/>
+      <w:r>
+        <w:rPr>
+          <w:rStyle w:val="Emphasis"/>
           <w:lang w:val="hu-HU"/>
         </w:rPr>
         <w:t>have</w:t>
@@ -24558,9 +22760,7 @@
       <w:proofErr w:type="spellEnd"/>
       <w:r>
         <w:rPr>
-          <w:rFonts w:ascii="Arial" w:hAnsi="Arial" w:cs="Arial"/>
-          <w:sz w:val="21"/>
-          <w:szCs w:val="21"/>
+          <w:rStyle w:val="Emphasis"/>
           <w:lang w:val="hu-HU"/>
         </w:rPr>
         <w:t xml:space="preserve"> a </w:t>
@@ -24568,9 +22768,7 @@
       <w:proofErr w:type="spellStart"/>
       <w:r>
         <w:rPr>
-          <w:rFonts w:ascii="Arial" w:hAnsi="Arial" w:cs="Arial"/>
-          <w:sz w:val="21"/>
-          <w:szCs w:val="21"/>
+          <w:rStyle w:val="Emphasis"/>
           <w:lang w:val="hu-HU"/>
         </w:rPr>
         <w:t>key</w:t>
@@ -24578,30 +22776,15 @@
       <w:proofErr w:type="spellEnd"/>
       <w:r>
         <w:rPr>
-          <w:rFonts w:ascii="Arial" w:hAnsi="Arial" w:cs="Arial"/>
-          <w:sz w:val="21"/>
-          <w:szCs w:val="21"/>
-          <w:lang w:val="hu-HU"/>
-        </w:rPr>
-        <w:t xml:space="preserve">? (Van kulcsa? - </w:t>
-      </w:r>
-      <w:r>
-        <w:rPr>
-          <w:rStyle w:val="Emphasis"/>
-          <w:rFonts w:ascii="Arial" w:hAnsi="Arial" w:cs="Arial"/>
-          <w:sz w:val="21"/>
-          <w:szCs w:val="21"/>
-          <w:lang w:val="hu-HU"/>
-        </w:rPr>
-        <w:t xml:space="preserve">NEM </w:t>
-      </w:r>
-      <w:proofErr w:type="spellStart"/>
-      <w:r>
-        <w:rPr>
-          <w:rStyle w:val="Emphasis"/>
-          <w:rFonts w:ascii="Arial" w:hAnsi="Arial" w:cs="Arial"/>
-          <w:sz w:val="21"/>
-          <w:szCs w:val="21"/>
+          <w:rStyle w:val="Emphasis"/>
+          <w:lang w:val="hu-HU"/>
+        </w:rPr>
+        <w:t xml:space="preserve">? (Van kulcsa? - NEM </w:t>
+      </w:r>
+      <w:proofErr w:type="spellStart"/>
+      <w:r>
+        <w:rPr>
+          <w:rStyle w:val="Emphasis"/>
           <w:lang w:val="hu-HU"/>
         </w:rPr>
         <w:t>Does</w:t>
@@ -24610,20 +22793,14 @@
       <w:r>
         <w:rPr>
           <w:rStyle w:val="Emphasis"/>
-          <w:rFonts w:ascii="Arial" w:hAnsi="Arial" w:cs="Arial"/>
-          <w:sz w:val="21"/>
-          <w:szCs w:val="21"/>
-          <w:lang w:val="hu-HU"/>
-        </w:rPr>
-        <w:t xml:space="preserve"> </w:t>
-      </w:r>
-      <w:proofErr w:type="spellStart"/>
-      <w:r>
-        <w:rPr>
-          <w:rStyle w:val="Emphasis"/>
-          <w:rFonts w:ascii="Arial" w:hAnsi="Arial" w:cs="Arial"/>
-          <w:sz w:val="21"/>
-          <w:szCs w:val="21"/>
+          <w:lang w:val="hu-HU"/>
+        </w:rPr>
+        <w:t xml:space="preserve"> </w:t>
+      </w:r>
+      <w:proofErr w:type="spellStart"/>
+      <w:r>
+        <w:rPr>
+          <w:rStyle w:val="Emphasis"/>
           <w:lang w:val="hu-HU"/>
         </w:rPr>
         <w:t>she</w:t>
@@ -24632,21 +22809,9 @@
       <w:r>
         <w:rPr>
           <w:rStyle w:val="Emphasis"/>
-          <w:rFonts w:ascii="Arial" w:hAnsi="Arial" w:cs="Arial"/>
-          <w:sz w:val="21"/>
-          <w:szCs w:val="21"/>
-          <w:lang w:val="hu-HU"/>
-        </w:rPr>
-        <w:t xml:space="preserve"> has!</w:t>
-      </w:r>
-      <w:r>
-        <w:rPr>
-          <w:rFonts w:ascii="Arial" w:hAnsi="Arial" w:cs="Arial"/>
-          <w:sz w:val="21"/>
-          <w:szCs w:val="21"/>
-          <w:lang w:val="hu-HU"/>
-        </w:rPr>
-        <w:t>)</w:t>
+          <w:lang w:val="hu-HU"/>
+        </w:rPr>
+        <w:t xml:space="preserve"> has!)</w:t>
       </w:r>
     </w:p>
     <w:p>
@@ -24657,28 +22822,22 @@
         </w:numPr>
         <w:spacing w:before="100" w:beforeAutospacing="1" w:after="100" w:afterAutospacing="1"/>
         <w:rPr>
-          <w:rFonts w:ascii="Arial" w:hAnsi="Arial" w:cs="Arial"/>
-          <w:sz w:val="21"/>
-          <w:szCs w:val="21"/>
-          <w:lang w:val="hu-HU"/>
-        </w:rPr>
-      </w:pPr>
-      <w:r>
-        <w:rPr>
-          <w:rFonts w:ascii="Arial" w:hAnsi="Arial" w:cs="Arial"/>
-          <w:sz w:val="21"/>
-          <w:szCs w:val="21"/>
-          <w:lang w:val="hu-HU"/>
-        </w:rPr>
+          <w:rStyle w:val="Emphasis"/>
+          <w:lang w:val="hu-HU"/>
+        </w:rPr>
+      </w:pPr>
+      <w:r>
+        <w:rPr>
+          <w:rStyle w:val="Emphasis"/>
+          <w:lang w:val="hu-HU"/>
+        </w:rPr>
+        <w:lastRenderedPageBreak/>
         <w:t xml:space="preserve">Kijelentés: </w:t>
       </w:r>
       <w:proofErr w:type="spellStart"/>
       <w:r>
         <w:rPr>
-          <w:rStyle w:val="Strong"/>
-          <w:rFonts w:ascii="Arial" w:hAnsi="Arial" w:cs="Arial"/>
-          <w:sz w:val="21"/>
-          <w:szCs w:val="21"/>
+          <w:rStyle w:val="Emphasis"/>
           <w:lang w:val="hu-HU"/>
         </w:rPr>
         <w:t>They</w:t>
@@ -24686,21 +22845,15 @@
       <w:proofErr w:type="spellEnd"/>
       <w:r>
         <w:rPr>
-          <w:rStyle w:val="Strong"/>
-          <w:rFonts w:ascii="Arial" w:hAnsi="Arial" w:cs="Arial"/>
-          <w:sz w:val="21"/>
-          <w:szCs w:val="21"/>
-          <w:lang w:val="hu-HU"/>
-        </w:rPr>
-        <w:t xml:space="preserve"> </w:t>
-      </w:r>
-      <w:proofErr w:type="spellStart"/>
-      <w:r>
-        <w:rPr>
-          <w:rStyle w:val="Strong"/>
-          <w:rFonts w:ascii="Arial" w:hAnsi="Arial" w:cs="Arial"/>
-          <w:sz w:val="21"/>
-          <w:szCs w:val="21"/>
+          <w:rStyle w:val="Emphasis"/>
+          <w:lang w:val="hu-HU"/>
+        </w:rPr>
+        <w:t xml:space="preserve"> </w:t>
+      </w:r>
+      <w:proofErr w:type="spellStart"/>
+      <w:r>
+        <w:rPr>
+          <w:rStyle w:val="Emphasis"/>
           <w:lang w:val="hu-HU"/>
         </w:rPr>
         <w:t>have</w:t>
@@ -24708,9 +22861,7 @@
       <w:proofErr w:type="spellEnd"/>
       <w:r>
         <w:rPr>
-          <w:rFonts w:ascii="Arial" w:hAnsi="Arial" w:cs="Arial"/>
-          <w:sz w:val="21"/>
-          <w:szCs w:val="21"/>
+          <w:rStyle w:val="Emphasis"/>
           <w:lang w:val="hu-HU"/>
         </w:rPr>
         <w:t xml:space="preserve"> a meeting.</w:t>
@@ -24724,17 +22875,13 @@
         </w:numPr>
         <w:spacing w:before="100" w:beforeAutospacing="1" w:after="100" w:afterAutospacing="1"/>
         <w:rPr>
-          <w:rFonts w:ascii="Arial" w:hAnsi="Arial" w:cs="Arial"/>
-          <w:sz w:val="21"/>
-          <w:szCs w:val="21"/>
-          <w:lang w:val="hu-HU"/>
-        </w:rPr>
-      </w:pPr>
-      <w:r>
-        <w:rPr>
-          <w:rFonts w:ascii="Arial" w:hAnsi="Arial" w:cs="Arial"/>
-          <w:sz w:val="21"/>
-          <w:szCs w:val="21"/>
+          <w:rStyle w:val="Emphasis"/>
+          <w:lang w:val="hu-HU"/>
+        </w:rPr>
+      </w:pPr>
+      <w:r>
+        <w:rPr>
+          <w:rStyle w:val="Emphasis"/>
           <w:lang w:val="hu-HU"/>
         </w:rPr>
         <w:t xml:space="preserve">Kérdés: </w:t>
@@ -24742,10 +22889,7 @@
       <w:proofErr w:type="spellStart"/>
       <w:r>
         <w:rPr>
-          <w:rStyle w:val="Strong"/>
-          <w:rFonts w:ascii="Arial" w:hAnsi="Arial" w:cs="Arial"/>
-          <w:sz w:val="21"/>
-          <w:szCs w:val="21"/>
+          <w:rStyle w:val="Emphasis"/>
           <w:lang w:val="hu-HU"/>
         </w:rPr>
         <w:t>Do</w:t>
@@ -24753,21 +22897,15 @@
       <w:proofErr w:type="spellEnd"/>
       <w:r>
         <w:rPr>
-          <w:rStyle w:val="Strong"/>
-          <w:rFonts w:ascii="Arial" w:hAnsi="Arial" w:cs="Arial"/>
-          <w:sz w:val="21"/>
-          <w:szCs w:val="21"/>
-          <w:lang w:val="hu-HU"/>
-        </w:rPr>
-        <w:t xml:space="preserve"> </w:t>
-      </w:r>
-      <w:proofErr w:type="spellStart"/>
-      <w:r>
-        <w:rPr>
-          <w:rStyle w:val="Strong"/>
-          <w:rFonts w:ascii="Arial" w:hAnsi="Arial" w:cs="Arial"/>
-          <w:sz w:val="21"/>
-          <w:szCs w:val="21"/>
+          <w:rStyle w:val="Emphasis"/>
+          <w:lang w:val="hu-HU"/>
+        </w:rPr>
+        <w:t xml:space="preserve"> </w:t>
+      </w:r>
+      <w:proofErr w:type="spellStart"/>
+      <w:r>
+        <w:rPr>
+          <w:rStyle w:val="Emphasis"/>
           <w:lang w:val="hu-HU"/>
         </w:rPr>
         <w:t>they</w:t>
@@ -24775,21 +22913,15 @@
       <w:proofErr w:type="spellEnd"/>
       <w:r>
         <w:rPr>
-          <w:rStyle w:val="Strong"/>
-          <w:rFonts w:ascii="Arial" w:hAnsi="Arial" w:cs="Arial"/>
-          <w:sz w:val="21"/>
-          <w:szCs w:val="21"/>
-          <w:lang w:val="hu-HU"/>
-        </w:rPr>
-        <w:t xml:space="preserve"> </w:t>
-      </w:r>
-      <w:proofErr w:type="spellStart"/>
-      <w:r>
-        <w:rPr>
-          <w:rStyle w:val="Strong"/>
-          <w:rFonts w:ascii="Arial" w:hAnsi="Arial" w:cs="Arial"/>
-          <w:sz w:val="21"/>
-          <w:szCs w:val="21"/>
+          <w:rStyle w:val="Emphasis"/>
+          <w:lang w:val="hu-HU"/>
+        </w:rPr>
+        <w:t xml:space="preserve"> </w:t>
+      </w:r>
+      <w:proofErr w:type="spellStart"/>
+      <w:r>
+        <w:rPr>
+          <w:rStyle w:val="Emphasis"/>
           <w:lang w:val="hu-HU"/>
         </w:rPr>
         <w:t>have</w:t>
@@ -24797,9 +22929,7 @@
       <w:proofErr w:type="spellEnd"/>
       <w:r>
         <w:rPr>
-          <w:rFonts w:ascii="Arial" w:hAnsi="Arial" w:cs="Arial"/>
-          <w:sz w:val="21"/>
-          <w:szCs w:val="21"/>
+          <w:rStyle w:val="Emphasis"/>
           <w:lang w:val="hu-HU"/>
         </w:rPr>
         <w:t xml:space="preserve"> a meeting? (Van megbeszélésük?)</w:t>
@@ -27824,7 +25954,6 @@
           <w:szCs w:val="21"/>
           <w:lang w:val="hu-HU"/>
         </w:rPr>
-        <w:lastRenderedPageBreak/>
         <w:t>[BECSAPÓS]</w:t>
       </w:r>
       <w:r>
@@ -28057,6 +26186,7 @@
           <w:szCs w:val="21"/>
           <w:lang w:val="hu-HU"/>
         </w:rPr>
+        <w:lastRenderedPageBreak/>
         <w:t>[BECSAPÓS]</w:t>
       </w:r>
       <w:r>
@@ -31796,29 +29926,7 @@
           <w:szCs w:val="21"/>
           <w:lang w:val="hu-HU"/>
         </w:rPr>
-        <w:t xml:space="preserve"> </w:t>
-      </w:r>
-      <w:proofErr w:type="spellStart"/>
-      <w:r>
-        <w:rPr>
-          <w:rStyle w:val="Strong"/>
-          <w:rFonts w:ascii="Arial" w:hAnsi="Arial" w:cs="Arial"/>
-          <w:sz w:val="21"/>
-          <w:szCs w:val="21"/>
-          <w:lang w:val="hu-HU"/>
-        </w:rPr>
-        <w:t>or</w:t>
-      </w:r>
-      <w:proofErr w:type="spellEnd"/>
-      <w:r>
-        <w:rPr>
-          <w:rStyle w:val="Strong"/>
-          <w:rFonts w:ascii="Arial" w:hAnsi="Arial" w:cs="Arial"/>
-          <w:sz w:val="21"/>
-          <w:szCs w:val="21"/>
-          <w:lang w:val="hu-HU"/>
-        </w:rPr>
-        <w:t xml:space="preserve"> </w:t>
+        <w:t xml:space="preserve"> or </w:t>
       </w:r>
       <w:proofErr w:type="spellStart"/>
       <w:r>
@@ -32595,7 +30703,6 @@
           <w:szCs w:val="21"/>
           <w:lang w:val="hu-HU"/>
         </w:rPr>
-        <w:lastRenderedPageBreak/>
         <w:t xml:space="preserve">He has 30 </w:t>
       </w:r>
       <w:proofErr w:type="spellStart"/>
@@ -32844,6 +30951,7 @@
           <w:szCs w:val="21"/>
           <w:lang w:val="hu-HU"/>
         </w:rPr>
+        <w:lastRenderedPageBreak/>
         <w:t>My</w:t>
       </w:r>
       <w:proofErr w:type="spellEnd"/>
